--- a/modul_praktikum/Pertemuan_09_Checkout_Atomik_Order_Induk_Snapshot_dan_Pre-Order.docx
+++ b/modul_praktikum/Pertemuan_09_Checkout_Atomik_Order_Induk_Snapshot_dan_Pre-Order.docx
@@ -87,7 +87,7 @@
           <w:color w:val="0B2545"/>
           <w:sz w:val="21"/>
         </w:rPr>
-        <w:t>14 pertemuan × 6 jam = 84 jam untuk menghasilkan MVP yang dapat didemokan, diuji, dan disiapkan menuju deployment.</w:t>
+        <w:t>14 pertemuan × 3,5 jam efektif di kelas = 49 jam (ditambah tugas mandiri di luar kelas) untuk menghasilkan MVP yang dapat didemokan, diuji, dan disiapkan menuju deployment.</w:t>
       </w:r>
     </w:p>
     <w:tbl>
@@ -554,7 +554,7 @@
                 <w:color w:val="1F2937"/>
                 <w:sz w:val="16"/>
               </w:rPr>
-              <w:t>360 menit (6 jam)</w:t>
+              <w:t>210 menit efektif di kelas (3 jam 30 menit); tugas mandiri di luar kelas hingga 120 menit (2 jam)</w:t>
             </w:r>
           </w:p>
         </w:tc>
@@ -818,7 +818,7 @@
         <w:pStyle w:val="Heading3"/>
       </w:pPr>
       <w:r>
-        <w:t>Pengetahuan Teknis Laravel 13 yang Wajib Dikuasai</w:t>
+        <w:t>Pengetahuan Teknis dan Penjelasan Mandiri (Laravel 13)</w:t>
       </w:r>
     </w:p>
     <w:p>
@@ -927,14 +927,6 @@
       </w:r>
       <w:r>
         <w:t>Validasi pre-order dalam timezone bisnis lalu simpan UTC. Event/job untuk payment, broadcast, atau notifikasi harus dijalankan setelah commit via `ShouldDispatchAfterCommit`, konfigurasi `after_commit`, atau `afterCommit()` [L13-EVENT] [L13-QUEUE].</w:t>
-      </w:r>
-    </w:p>
-    <w:p>
-      <w:pPr>
-        <w:pStyle w:val="Heading3"/>
-      </w:pPr>
-      <w:r>
-        <w:t>Penjelasan Mandiri: Konsep, Cara Kerja, dan Aturan Implementasi</w:t>
       </w:r>
     </w:p>
     <w:p>
@@ -2577,7 +2569,7 @@
           <w:rFonts w:ascii="Aptos Display" w:hAnsi="Aptos Display"/>
           <w:color w:val="1F2937"/>
         </w:rPr>
-        <w:t>Rencana Waktu 6 Jam</w:t>
+        <w:t>Rencana Waktu — 3 Jam 30 Menit Efektif di Kelas</w:t>
       </w:r>
     </w:p>
     <w:tbl>
@@ -2880,7 +2872,7 @@
                 <w:color w:val="1F2937"/>
                 <w:sz w:val="16"/>
               </w:rPr>
-              <w:t>45</w:t>
+              <w:t>30</w:t>
             </w:r>
           </w:p>
         </w:tc>
@@ -2990,7 +2982,7 @@
                 <w:color w:val="1F2937"/>
                 <w:sz w:val="16"/>
               </w:rPr>
-              <w:t>60</w:t>
+              <w:t>30</w:t>
             </w:r>
           </w:p>
         </w:tc>
@@ -3100,7 +3092,7 @@
                 <w:color w:val="1F2937"/>
                 <w:sz w:val="16"/>
               </w:rPr>
-              <w:t>75</w:t>
+              <w:t>30</w:t>
             </w:r>
           </w:p>
         </w:tc>
@@ -3210,7 +3202,7 @@
                 <w:color w:val="1F2937"/>
                 <w:sz w:val="16"/>
               </w:rPr>
-              <w:t>60</w:t>
+              <w:t>30</w:t>
             </w:r>
           </w:p>
         </w:tc>
@@ -3320,7 +3312,7 @@
                 <w:color w:val="1F2937"/>
                 <w:sz w:val="16"/>
               </w:rPr>
-              <w:t>45</w:t>
+              <w:t>30</w:t>
             </w:r>
           </w:p>
         </w:tc>
@@ -3430,7 +3422,7 @@
                 <w:color w:val="1F2937"/>
                 <w:sz w:val="16"/>
               </w:rPr>
-              <w:t>45</w:t>
+              <w:t>30</w:t>
             </w:r>
           </w:p>
         </w:tc>
@@ -3498,7 +3490,7 @@
         <w:rPr>
           <w:rFonts w:ascii="Aptos" w:hAnsi="Aptos"/>
         </w:rPr>
-        <w:t>Total alokasi: 360 menit.</w:t>
+        <w:t>Total efektif di kelas: 210 menit (7 tahap × 30 menit). Tugas mandiri di luar kelas: hingga 120 menit (2 jam) untuk pekerjaan sejenis yang bersifat mengulang — misalnya bila di kelas membuat CRUD untuk 2 tabel, di luar kelas kerjakan CRUD untuk 3 tabel lainnya.</w:t>
       </w:r>
     </w:p>
     <w:p>
@@ -3711,7 +3703,7 @@
           <w:rFonts w:ascii="Aptos Display" w:hAnsi="Aptos Display"/>
           <w:color w:val="FF2D20"/>
         </w:rPr>
-        <w:t>Tahap 2 — Buat idempotent transaction boundary (45 menit)</w:t>
+        <w:t>Tahap 2 — Buat idempotent transaction boundary (30 menit)</w:t>
       </w:r>
     </w:p>
     <w:p>
@@ -3944,7 +3936,7 @@
           <w:rFonts w:ascii="Aptos Display" w:hAnsi="Aptos Display"/>
           <w:color w:val="FF2D20"/>
         </w:rPr>
-        <w:t>Tahap 3 — Lock dan revalidasi inventory (60 menit)</w:t>
+        <w:t>Tahap 3 — Lock dan revalidasi inventory (30 menit)</w:t>
       </w:r>
     </w:p>
     <w:p>
@@ -4133,7 +4125,7 @@
           <w:rFonts w:ascii="Aptos Display" w:hAnsi="Aptos Display"/>
           <w:color w:val="FF2D20"/>
         </w:rPr>
-        <w:t>Tahap 4 — Buat order dan tenant_orders (75 menit)</w:t>
+        <w:t>Tahap 4 — Buat order dan tenant_orders (30 menit)</w:t>
       </w:r>
     </w:p>
     <w:p>
@@ -4322,7 +4314,7 @@
           <w:rFonts w:ascii="Aptos Display" w:hAnsi="Aptos Display"/>
           <w:color w:val="FF2D20"/>
         </w:rPr>
-        <w:t>Tahap 5 — Simpan item/modifier snapshots (60 menit)</w:t>
+        <w:t>Tahap 5 — Simpan item/modifier snapshots (30 menit)</w:t>
       </w:r>
     </w:p>
     <w:p>
@@ -4511,7 +4503,7 @@
           <w:rFonts w:ascii="Aptos Display" w:hAnsi="Aptos Display"/>
           <w:color w:val="FF2D20"/>
         </w:rPr>
-        <w:t>Tahap 6 — Pre-order dan tracking handoff (45 menit)</w:t>
+        <w:t>Tahap 6 — Pre-order dan tracking handoff (30 menit)</w:t>
       </w:r>
     </w:p>
     <w:p>
@@ -4700,7 +4692,7 @@
           <w:rFonts w:ascii="Aptos Display" w:hAnsi="Aptos Display"/>
           <w:color w:val="FF2D20"/>
         </w:rPr>
-        <w:t>Tahap 7 — Concurrency tests dan commit (45 menit)</w:t>
+        <w:t>Tahap 7 — Concurrency tests dan commit (30 menit)</w:t>
       </w:r>
     </w:p>
     <w:p>

--- a/modul_praktikum/Pertemuan_09_Checkout_Atomik_Order_Induk_Snapshot_dan_Pre-Order.docx
+++ b/modul_praktikum/Pertemuan_09_Checkout_Atomik_Order_Induk_Snapshot_dan_Pre-Order.docx
@@ -1001,7 +1001,7 @@
         </w:pBdr>
       </w:pPr>
       <w:r>
-        <w:t>LANDASAN TEKNIS — app/Services/CheckoutService.php   •   PHP</w:t>
+        <w:t>LANDASAN TEKNIS — app/Modules/Ordering/Services/CheckoutService.php   •   PHP</w:t>
       </w:r>
     </w:p>
     <w:p>
@@ -3642,6 +3642,167 @@
     </w:p>
     <w:p>
       <w:pPr>
+        <w:pStyle w:val="ListBody"/>
+      </w:pPr>
+      <w:r>
+        <w:rPr>
+          <w:rFonts w:ascii="Aptos" w:hAnsi="Aptos"/>
+          <w:color w:val="1F2937"/>
+          <w:sz w:val="19"/>
+        </w:rPr>
+        <w:t xml:space="preserve">Perintah pembuatan berkas tahap ini (diverifikasi pada Laravel 13.25; baris # INFO adalah output nyata). Jalankan dari root repository, lalu isi berkas sesuai langkah di atas.</w:t>
+      </w:r>
+    </w:p>
+    <w:p>
+      <w:pPr>
+        <w:pStyle w:val="CodeHeader"/>
+        <w:shd w:fill="2D2D30"/>
+        <w:pBdr>
+          <w:left w:val="single" w:sz="4" w:space="8" w:color="2D2D30"/>
+        </w:pBdr>
+      </w:pPr>
+      <w:r>
+        <w:rPr>
+          <w:rFonts w:ascii="Consolas" w:hAnsi="Consolas"/>
+          <w:b/>
+          <w:color w:val="FFFFFF"/>
+          <w:sz w:val="16"/>
+        </w:rPr>
+        <w:t xml:space="preserve">BUAT FILE — MODUL 9 TAHAP 1   •   terminal pada root repository   •   BASH</w:t>
+      </w:r>
+    </w:p>
+    <w:p>
+      <w:pPr>
+        <w:pStyle w:val="CodeBlock"/>
+        <w:shd w:fill="1E1E1E"/>
+        <w:pBdr>
+          <w:left w:val="single" w:sz="4" w:space="8" w:color="1E1E1E"/>
+        </w:pBdr>
+      </w:pPr>
+      <w:r>
+        <w:rPr>
+          <w:rFonts w:ascii="Consolas" w:hAnsi="Consolas"/>
+          <w:color w:val="D4D4D4"/>
+          <w:sz w:val="16"/>
+        </w:rPr>
+        <w:t xml:space="preserve">php artisan make:class Modules/Ordering/Data/CheckoutResult</w:t>
+        <w:br/>
+      </w:r>
+      <w:r>
+        <w:rPr>
+          <w:rFonts w:ascii="Consolas" w:hAnsi="Consolas"/>
+          <w:color w:val="6A9955"/>
+          <w:sz w:val="16"/>
+        </w:rPr>
+        <w:t xml:space="preserve">#   INFO Class [app/Modules/Ordering/Data/CheckoutResult.php] created successfully.</w:t>
+        <w:br/>
+      </w:r>
+      <w:r>
+        <w:rPr>
+          <w:rFonts w:ascii="Consolas" w:hAnsi="Consolas"/>
+          <w:color w:val="D4D4D4"/>
+          <w:sz w:val="16"/>
+        </w:rPr>
+        <w:t xml:space="preserve">php artisan make:exception 'App\Modules\Ordering\Exceptions\CheckoutException'</w:t>
+        <w:br/>
+      </w:r>
+      <w:r>
+        <w:rPr>
+          <w:rFonts w:ascii="Consolas" w:hAnsi="Consolas"/>
+          <w:color w:val="6A9955"/>
+          <w:sz w:val="16"/>
+        </w:rPr>
+        <w:t xml:space="preserve">#   INFO Exception [app/Modules/Ordering/Exceptions/CheckoutException.php] created successfully.</w:t>
+      </w:r>
+    </w:p>
+    <w:p>
+      <w:pPr>
+        <w:pStyle w:val="ListBody"/>
+        <w:numPr>
+          <w:ilvl w:val="0"/>
+          <w:numId w:val="10"/>
+        </w:numPr>
+      </w:pPr>
+      <w:r>
+        <w:rPr>
+          <w:rFonts w:ascii="Consolas" w:hAnsi="Consolas"/>
+          <w:color w:val="C11B12"/>
+          <w:sz w:val="17"/>
+          <w:shd w:fill="ECEFF3"/>
+        </w:rPr>
+        <w:t xml:space="preserve">php artisan make:class Modules/Ordering/Data/CheckoutResult</w:t>
+      </w:r>
+      <w:r>
+        <w:rPr>
+          <w:rFonts w:ascii="Aptos" w:hAnsi="Aptos"/>
+          <w:color w:val="1F2937"/>
+          <w:sz w:val="19"/>
+        </w:rPr>
+        <w:t xml:space="preserve"> — make:class membuat kelas polos; dipakai sebagai DTO read-only (final readonly class) milik modul Ordering, bukan model Eloquent — keranjang tidak disimpan di MariaDB. Hasil: </w:t>
+      </w:r>
+      <w:r>
+        <w:rPr>
+          <w:rFonts w:ascii="Consolas" w:hAnsi="Consolas"/>
+          <w:color w:val="C11B12"/>
+          <w:sz w:val="17"/>
+          <w:shd w:fill="ECEFF3"/>
+        </w:rPr>
+        <w:t xml:space="preserve">app/Modules/Ordering/Data/CheckoutResult.php</w:t>
+      </w:r>
+      <w:r>
+        <w:rPr>
+          <w:rFonts w:ascii="Aptos" w:hAnsi="Aptos"/>
+          <w:color w:val="1F2937"/>
+          <w:sz w:val="19"/>
+        </w:rPr>
+        <w:t xml:space="preserve">.</w:t>
+      </w:r>
+    </w:p>
+    <w:p>
+      <w:pPr>
+        <w:pStyle w:val="ListBody"/>
+        <w:numPr>
+          <w:ilvl w:val="0"/>
+          <w:numId w:val="10"/>
+        </w:numPr>
+      </w:pPr>
+      <w:r>
+        <w:rPr>
+          <w:rFonts w:ascii="Consolas" w:hAnsi="Consolas"/>
+          <w:color w:val="C11B12"/>
+          <w:sz w:val="17"/>
+          <w:shd w:fill="ECEFF3"/>
+        </w:rPr>
+        <w:t xml:space="preserve">php artisan make:exception 'App\Modules\Ordering\Exceptions\CheckoutException'</w:t>
+      </w:r>
+      <w:r>
+        <w:rPr>
+          <w:rFonts w:ascii="Aptos" w:hAnsi="Aptos"/>
+          <w:color w:val="1F2937"/>
+          <w:sz w:val="19"/>
+        </w:rPr>
+        <w:t xml:space="preserve"> — Exception domain checkout (keranjang kosong/bermasalah, stok kalah balapan, komisi belum dikonfigurasi); nama kelas lengkap → folder modul Ordering. Hasil: </w:t>
+      </w:r>
+      <w:r>
+        <w:rPr>
+          <w:rFonts w:ascii="Consolas" w:hAnsi="Consolas"/>
+          <w:color w:val="C11B12"/>
+          <w:sz w:val="17"/>
+          <w:shd w:fill="ECEFF3"/>
+        </w:rPr>
+        <w:t xml:space="preserve">app/Modules/Ordering/Exceptions/CheckoutException.php</w:t>
+      </w:r>
+      <w:r>
+        <w:rPr>
+          <w:rFonts w:ascii="Aptos" w:hAnsi="Aptos"/>
+          <w:color w:val="1F2937"/>
+          <w:sz w:val="19"/>
+        </w:rPr>
+        <w:t xml:space="preserve">.</w:t>
+      </w:r>
+    </w:p>
+    <w:p>
+      <w:pPr>
         <w:pStyle w:val="TutorialObserve"/>
         <w:shd w:fill="FFF4D6" w:val="clear"/>
         <w:pBdr>
@@ -3848,6 +4009,106 @@
     </w:p>
     <w:p>
       <w:pPr>
+        <w:pStyle w:val="ListBody"/>
+      </w:pPr>
+      <w:r>
+        <w:rPr>
+          <w:rFonts w:ascii="Aptos" w:hAnsi="Aptos"/>
+          <w:color w:val="1F2937"/>
+          <w:sz w:val="19"/>
+        </w:rPr>
+        <w:t xml:space="preserve">Perintah pembuatan berkas tahap ini (diverifikasi pada Laravel 13.25; baris # INFO adalah output nyata). Jalankan dari root repository, lalu isi berkas sesuai langkah di atas.</w:t>
+      </w:r>
+    </w:p>
+    <w:p>
+      <w:pPr>
+        <w:pStyle w:val="CodeHeader"/>
+        <w:shd w:fill="2D2D30"/>
+        <w:pBdr>
+          <w:left w:val="single" w:sz="4" w:space="8" w:color="2D2D30"/>
+        </w:pBdr>
+      </w:pPr>
+      <w:r>
+        <w:rPr>
+          <w:rFonts w:ascii="Consolas" w:hAnsi="Consolas"/>
+          <w:b/>
+          <w:color w:val="FFFFFF"/>
+          <w:sz w:val="16"/>
+        </w:rPr>
+        <w:t xml:space="preserve">BUAT FILE — MODUL 9 TAHAP 2   •   terminal pada root repository   •   BASH</w:t>
+      </w:r>
+    </w:p>
+    <w:p>
+      <w:pPr>
+        <w:pStyle w:val="CodeBlock"/>
+        <w:shd w:fill="1E1E1E"/>
+        <w:pBdr>
+          <w:left w:val="single" w:sz="4" w:space="8" w:color="1E1E1E"/>
+        </w:pBdr>
+      </w:pPr>
+      <w:r>
+        <w:rPr>
+          <w:rFonts w:ascii="Consolas" w:hAnsi="Consolas"/>
+          <w:color w:val="D4D4D4"/>
+          <w:sz w:val="16"/>
+        </w:rPr>
+        <w:t xml:space="preserve">php artisan make:class Modules/Ordering/Services/CheckoutService</w:t>
+        <w:br/>
+      </w:r>
+      <w:r>
+        <w:rPr>
+          <w:rFonts w:ascii="Consolas" w:hAnsi="Consolas"/>
+          <w:color w:val="6A9955"/>
+          <w:sz w:val="16"/>
+        </w:rPr>
+        <w:t xml:space="preserve">#   INFO Class [app/Modules/Ordering/Services/CheckoutService.php] created successfully.</w:t>
+      </w:r>
+    </w:p>
+    <w:p>
+      <w:pPr>
+        <w:pStyle w:val="ListBody"/>
+        <w:numPr>
+          <w:ilvl w:val="0"/>
+          <w:numId w:val="10"/>
+        </w:numPr>
+      </w:pPr>
+      <w:r>
+        <w:rPr>
+          <w:rFonts w:ascii="Consolas" w:hAnsi="Consolas"/>
+          <w:color w:val="C11B12"/>
+          <w:sz w:val="17"/>
+          <w:shd w:fill="ECEFF3"/>
+        </w:rPr>
+        <w:t xml:space="preserve">php artisan make:class Modules/Ordering/Services/CheckoutService</w:t>
+      </w:r>
+      <w:r>
+        <w:rPr>
+          <w:rFonts w:ascii="Aptos" w:hAnsi="Aptos"/>
+          <w:color w:val="1F2937"/>
+          <w:sz w:val="19"/>
+        </w:rPr>
+        <w:t xml:space="preserve"> — Service checkout: satu transaksi DB, idempoten (checkout_key UNIQUE + replay), komisi via scope CommissionScheme::effectiveAt(now()), stok berpenjaga, snapshot harga/komisi. Hasil: </w:t>
+      </w:r>
+      <w:r>
+        <w:rPr>
+          <w:rFonts w:ascii="Consolas" w:hAnsi="Consolas"/>
+          <w:color w:val="C11B12"/>
+          <w:sz w:val="17"/>
+          <w:shd w:fill="ECEFF3"/>
+        </w:rPr>
+        <w:t xml:space="preserve">app/Modules/Ordering/Services/CheckoutService.php</w:t>
+      </w:r>
+      <w:r>
+        <w:rPr>
+          <w:rFonts w:ascii="Aptos" w:hAnsi="Aptos"/>
+          <w:color w:val="1F2937"/>
+          <w:sz w:val="19"/>
+        </w:rPr>
+        <w:t xml:space="preserve">.</w:t>
+      </w:r>
+    </w:p>
+    <w:p>
+      <w:pPr>
         <w:pStyle w:val="TutorialObserve"/>
         <w:shd w:fill="FFF4D6" w:val="clear"/>
         <w:pBdr>
@@ -4442,6 +4703,106 @@
     </w:p>
     <w:p>
       <w:pPr>
+        <w:pStyle w:val="ListBody"/>
+      </w:pPr>
+      <w:r>
+        <w:rPr>
+          <w:rFonts w:ascii="Aptos" w:hAnsi="Aptos"/>
+          <w:color w:val="1F2937"/>
+          <w:sz w:val="19"/>
+        </w:rPr>
+        <w:t xml:space="preserve">Perintah pembuatan berkas tahap ini (diverifikasi pada Laravel 13.25; baris # INFO adalah output nyata). Jalankan dari root repository, lalu isi berkas sesuai langkah di atas.</w:t>
+      </w:r>
+    </w:p>
+    <w:p>
+      <w:pPr>
+        <w:pStyle w:val="CodeHeader"/>
+        <w:shd w:fill="2D2D30"/>
+        <w:pBdr>
+          <w:left w:val="single" w:sz="4" w:space="8" w:color="2D2D30"/>
+        </w:pBdr>
+      </w:pPr>
+      <w:r>
+        <w:rPr>
+          <w:rFonts w:ascii="Consolas" w:hAnsi="Consolas"/>
+          <w:b/>
+          <w:color w:val="FFFFFF"/>
+          <w:sz w:val="16"/>
+        </w:rPr>
+        <w:t xml:space="preserve">BUAT FILE — MODUL 9 TAHAP 5   •   terminal pada root repository   •   BASH</w:t>
+      </w:r>
+    </w:p>
+    <w:p>
+      <w:pPr>
+        <w:pStyle w:val="CodeBlock"/>
+        <w:shd w:fill="1E1E1E"/>
+        <w:pBdr>
+          <w:left w:val="single" w:sz="4" w:space="8" w:color="1E1E1E"/>
+        </w:pBdr>
+      </w:pPr>
+      <w:r>
+        <w:rPr>
+          <w:rFonts w:ascii="Consolas" w:hAnsi="Consolas"/>
+          <w:color w:val="D4D4D4"/>
+          <w:sz w:val="16"/>
+        </w:rPr>
+        <w:t xml:space="preserve">php artisan make:model OrderItemModifier</w:t>
+        <w:br/>
+      </w:r>
+      <w:r>
+        <w:rPr>
+          <w:rFonts w:ascii="Consolas" w:hAnsi="Consolas"/>
+          <w:color w:val="6A9955"/>
+          <w:sz w:val="16"/>
+        </w:rPr>
+        <w:t xml:space="preserve">#   INFO Model [app/Models/OrderItemModifier.php] created successfully.</w:t>
+      </w:r>
+    </w:p>
+    <w:p>
+      <w:pPr>
+        <w:pStyle w:val="ListBody"/>
+        <w:numPr>
+          <w:ilvl w:val="0"/>
+          <w:numId w:val="10"/>
+        </w:numPr>
+      </w:pPr>
+      <w:r>
+        <w:rPr>
+          <w:rFonts w:ascii="Consolas" w:hAnsi="Consolas"/>
+          <w:color w:val="C11B12"/>
+          <w:sz w:val="17"/>
+          <w:shd w:fill="ECEFF3"/>
+        </w:rPr>
+        <w:t xml:space="preserve">php artisan make:model OrderItemModifier</w:t>
+      </w:r>
+      <w:r>
+        <w:rPr>
+          <w:rFonts w:ascii="Aptos" w:hAnsi="Aptos"/>
+          <w:color w:val="1F2937"/>
+          <w:sz w:val="19"/>
+        </w:rPr>
+        <w:t xml:space="preserve"> — Model snapshot modifier per item pesanan (nama grup/opsi + selisih harga saat checkout; shared kernel app/Models). Hasil: </w:t>
+      </w:r>
+      <w:r>
+        <w:rPr>
+          <w:rFonts w:ascii="Consolas" w:hAnsi="Consolas"/>
+          <w:color w:val="C11B12"/>
+          <w:sz w:val="17"/>
+          <w:shd w:fill="ECEFF3"/>
+        </w:rPr>
+        <w:t xml:space="preserve">app/Models/OrderItemModifier.php</w:t>
+      </w:r>
+      <w:r>
+        <w:rPr>
+          <w:rFonts w:ascii="Aptos" w:hAnsi="Aptos"/>
+          <w:color w:val="1F2937"/>
+          <w:sz w:val="19"/>
+        </w:rPr>
+        <w:t xml:space="preserve">.</w:t>
+      </w:r>
+    </w:p>
+    <w:p>
+      <w:pPr>
         <w:pStyle w:val="TutorialObserve"/>
         <w:shd w:fill="FFF4D6" w:val="clear"/>
         <w:pBdr>
@@ -4631,6 +4992,192 @@
     </w:p>
     <w:p>
       <w:pPr>
+        <w:pStyle w:val="ListBody"/>
+      </w:pPr>
+      <w:r>
+        <w:rPr>
+          <w:rFonts w:ascii="Aptos" w:hAnsi="Aptos"/>
+          <w:color w:val="1F2937"/>
+          <w:sz w:val="19"/>
+        </w:rPr>
+        <w:t xml:space="preserve">Perintah pembuatan berkas tahap ini (diverifikasi pada Laravel 13.25; baris # INFO adalah output nyata). Jalankan dari root repository, lalu isi berkas sesuai langkah di atas.</w:t>
+      </w:r>
+    </w:p>
+    <w:p>
+      <w:pPr>
+        <w:pStyle w:val="CodeHeader"/>
+        <w:shd w:fill="2D2D30"/>
+        <w:pBdr>
+          <w:left w:val="single" w:sz="4" w:space="8" w:color="2D2D30"/>
+        </w:pBdr>
+      </w:pPr>
+      <w:r>
+        <w:rPr>
+          <w:rFonts w:ascii="Consolas" w:hAnsi="Consolas"/>
+          <w:b/>
+          <w:color w:val="FFFFFF"/>
+          <w:sz w:val="16"/>
+        </w:rPr>
+        <w:t xml:space="preserve">BUAT FILE — MODUL 9 TAHAP 6   •   terminal pada root repository   •   BASH</w:t>
+      </w:r>
+    </w:p>
+    <w:p>
+      <w:pPr>
+        <w:pStyle w:val="CodeBlock"/>
+        <w:shd w:fill="1E1E1E"/>
+        <w:pBdr>
+          <w:left w:val="single" w:sz="4" w:space="8" w:color="1E1E1E"/>
+        </w:pBdr>
+      </w:pPr>
+      <w:r>
+        <w:rPr>
+          <w:rFonts w:ascii="Consolas" w:hAnsi="Consolas"/>
+          <w:color w:val="D4D4D4"/>
+          <w:sz w:val="16"/>
+        </w:rPr>
+        <w:t xml:space="preserve">php artisan make:controller 'App\Modules\Ordering\Http\Controllers\OrderStatusController' --invokable</w:t>
+        <w:br/>
+      </w:r>
+      <w:r>
+        <w:rPr>
+          <w:rFonts w:ascii="Consolas" w:hAnsi="Consolas"/>
+          <w:color w:val="6A9955"/>
+          <w:sz w:val="16"/>
+        </w:rPr>
+        <w:t xml:space="preserve">#   INFO Controller [app/Modules/Ordering/Http/Controllers/OrderStatusController.php] created successfully.</w:t>
+        <w:br/>
+      </w:r>
+      <w:r>
+        <w:rPr>
+          <w:rFonts w:ascii="Consolas" w:hAnsi="Consolas"/>
+          <w:color w:val="6A9955"/>
+          <w:sz w:val="16"/>
+        </w:rPr>
+        <w:t xml:space="preserve"># manual (shell)</w:t>
+        <w:br/>
+      </w:r>
+      <w:r>
+        <w:rPr>
+          <w:rFonts w:ascii="Consolas" w:hAnsi="Consolas"/>
+          <w:color w:val="D4D4D4"/>
+          <w:sz w:val="16"/>
+        </w:rPr>
+        <w:t xml:space="preserve">touch app/Modules/Ordering/resources/views/order.blade.php app/Modules/Ordering/routes/customer.php</w:t>
+      </w:r>
+    </w:p>
+    <w:p>
+      <w:pPr>
+        <w:pStyle w:val="ListBody"/>
+        <w:numPr>
+          <w:ilvl w:val="0"/>
+          <w:numId w:val="10"/>
+        </w:numPr>
+      </w:pPr>
+      <w:r>
+        <w:rPr>
+          <w:rFonts w:ascii="Consolas" w:hAnsi="Consolas"/>
+          <w:color w:val="C11B12"/>
+          <w:sz w:val="17"/>
+          <w:shd w:fill="ECEFF3"/>
+        </w:rPr>
+        <w:t xml:space="preserve">php artisan make:controller 'App\Modules\Ordering\Http\Controllers\OrderStatusController' --invokable</w:t>
+      </w:r>
+      <w:r>
+        <w:rPr>
+          <w:rFonts w:ascii="Aptos" w:hAnsi="Aptos"/>
+          <w:color w:val="1F2937"/>
+          <w:sz w:val="19"/>
+        </w:rPr>
+        <w:t xml:space="preserve"> — Controller satu aksi halaman status pesanan (dikenali lewat cookie order_tracking), ditulis ke folder modul Ordering. Hasil: </w:t>
+      </w:r>
+      <w:r>
+        <w:rPr>
+          <w:rFonts w:ascii="Consolas" w:hAnsi="Consolas"/>
+          <w:color w:val="C11B12"/>
+          <w:sz w:val="17"/>
+          <w:shd w:fill="ECEFF3"/>
+        </w:rPr>
+        <w:t xml:space="preserve">app/Modules/Ordering/Http/Controllers/OrderStatusController.php</w:t>
+      </w:r>
+      <w:r>
+        <w:rPr>
+          <w:rFonts w:ascii="Aptos" w:hAnsi="Aptos"/>
+          <w:color w:val="1F2937"/>
+          <w:sz w:val="19"/>
+        </w:rPr>
+        <w:t xml:space="preserve">.</w:t>
+      </w:r>
+    </w:p>
+    <w:p>
+      <w:pPr>
+        <w:pStyle w:val="ListBody"/>
+        <w:numPr>
+          <w:ilvl w:val="0"/>
+          <w:numId w:val="10"/>
+        </w:numPr>
+      </w:pPr>
+      <w:r>
+        <w:rPr>
+          <w:rFonts w:ascii="Aptos" w:hAnsi="Aptos"/>
+          <w:color w:val="1F2937"/>
+          <w:sz w:val="19"/>
+        </w:rPr>
+        <w:t xml:space="preserve">Manual: </w:t>
+      </w:r>
+      <w:r>
+        <w:rPr>
+          <w:rFonts w:ascii="Consolas" w:hAnsi="Consolas"/>
+          <w:color w:val="C11B12"/>
+          <w:sz w:val="17"/>
+          <w:shd w:fill="ECEFF3"/>
+        </w:rPr>
+        <w:t xml:space="preserve">touch app/Modules/Ordering/resources/views/order.blade.php app/Modules/Ordering/routes/customer.php</w:t>
+      </w:r>
+      <w:r>
+        <w:rPr>
+          <w:rFonts w:ascii="Aptos" w:hAnsi="Aptos"/>
+          <w:color w:val="1F2937"/>
+          <w:sz w:val="19"/>
+        </w:rPr>
+        <w:t xml:space="preserve"> — View status pesanan (view('ordering::order')) dan file route portal pelanggan milik modul (PortalRoutes::customer) dibuat manual; pengecualian enkripsi cookie order_tracking didaftarkan di OrderingServiceProvider::boot(). Hasil: </w:t>
+      </w:r>
+      <w:r>
+        <w:rPr>
+          <w:rFonts w:ascii="Consolas" w:hAnsi="Consolas"/>
+          <w:color w:val="C11B12"/>
+          <w:sz w:val="17"/>
+          <w:shd w:fill="ECEFF3"/>
+        </w:rPr>
+        <w:t xml:space="preserve">app/Modules/Ordering/resources/views/order.blade.php</w:t>
+      </w:r>
+      <w:r>
+        <w:rPr>
+          <w:rFonts w:ascii="Aptos" w:hAnsi="Aptos"/>
+          <w:color w:val="1F2937"/>
+          <w:sz w:val="19"/>
+        </w:rPr>
+        <w:t xml:space="preserve">, </w:t>
+      </w:r>
+      <w:r>
+        <w:rPr>
+          <w:rFonts w:ascii="Consolas" w:hAnsi="Consolas"/>
+          <w:color w:val="C11B12"/>
+          <w:sz w:val="17"/>
+          <w:shd w:fill="ECEFF3"/>
+        </w:rPr>
+        <w:t xml:space="preserve">app/Modules/Ordering/routes/customer.php</w:t>
+      </w:r>
+      <w:r>
+        <w:rPr>
+          <w:rFonts w:ascii="Aptos" w:hAnsi="Aptos"/>
+          <w:color w:val="1F2937"/>
+          <w:sz w:val="19"/>
+        </w:rPr>
+        <w:t xml:space="preserve">.</w:t>
+      </w:r>
+    </w:p>
+    <w:p>
+      <w:pPr>
         <w:pStyle w:val="TutorialObserve"/>
         <w:shd w:fill="FFF4D6" w:val="clear"/>
         <w:pBdr>
@@ -4837,6 +5384,322 @@
     </w:p>
     <w:p>
       <w:pPr>
+        <w:pStyle w:val="ListBody"/>
+      </w:pPr>
+      <w:r>
+        <w:rPr>
+          <w:rFonts w:ascii="Aptos" w:hAnsi="Aptos"/>
+          <w:color w:val="1F2937"/>
+          <w:sz w:val="19"/>
+        </w:rPr>
+        <w:t xml:space="preserve">Perintah pembuatan berkas tahap ini (diverifikasi pada Laravel 13.25; baris # INFO adalah output nyata). Jalankan dari root repository, lalu isi berkas sesuai langkah di atas.</w:t>
+      </w:r>
+    </w:p>
+    <w:p>
+      <w:pPr>
+        <w:pStyle w:val="CodeHeader"/>
+        <w:shd w:fill="2D2D30"/>
+        <w:pBdr>
+          <w:left w:val="single" w:sz="4" w:space="8" w:color="2D2D30"/>
+        </w:pBdr>
+      </w:pPr>
+      <w:r>
+        <w:rPr>
+          <w:rFonts w:ascii="Consolas" w:hAnsi="Consolas"/>
+          <w:b/>
+          <w:color w:val="FFFFFF"/>
+          <w:sz w:val="16"/>
+        </w:rPr>
+        <w:t xml:space="preserve">BUAT FILE — MODUL 9 TAHAP 7   •   terminal pada root repository   •   BASH</w:t>
+      </w:r>
+    </w:p>
+    <w:p>
+      <w:pPr>
+        <w:pStyle w:val="CodeBlock"/>
+        <w:shd w:fill="1E1E1E"/>
+        <w:pBdr>
+          <w:left w:val="single" w:sz="4" w:space="8" w:color="1E1E1E"/>
+        </w:pBdr>
+      </w:pPr>
+      <w:r>
+        <w:rPr>
+          <w:rFonts w:ascii="Consolas" w:hAnsi="Consolas"/>
+          <w:color w:val="D4D4D4"/>
+          <w:sz w:val="16"/>
+        </w:rPr>
+        <w:t xml:space="preserve">php artisan make:test CheckoutServiceTest --phpunit</w:t>
+        <w:br/>
+      </w:r>
+      <w:r>
+        <w:rPr>
+          <w:rFonts w:ascii="Consolas" w:hAnsi="Consolas"/>
+          <w:color w:val="6A9955"/>
+          <w:sz w:val="16"/>
+        </w:rPr>
+        <w:t xml:space="preserve">#   INFO Test [tests/Feature/CheckoutServiceTest.php] created successfully.</w:t>
+        <w:br/>
+      </w:r>
+      <w:r>
+        <w:rPr>
+          <w:rFonts w:ascii="Consolas" w:hAnsi="Consolas"/>
+          <w:color w:val="D4D4D4"/>
+          <w:sz w:val="16"/>
+        </w:rPr>
+        <w:t xml:space="preserve">php artisan make:test OrderCheckoutFlowTest --phpunit</w:t>
+        <w:br/>
+      </w:r>
+      <w:r>
+        <w:rPr>
+          <w:rFonts w:ascii="Consolas" w:hAnsi="Consolas"/>
+          <w:color w:val="6A9955"/>
+          <w:sz w:val="16"/>
+        </w:rPr>
+        <w:t xml:space="preserve">#   INFO Test [tests/Feature/OrderCheckoutFlowTest.php] created successfully.</w:t>
+        <w:br/>
+      </w:r>
+      <w:r>
+        <w:rPr>
+          <w:rFonts w:ascii="Consolas" w:hAnsi="Consolas"/>
+          <w:color w:val="6A9955"/>
+          <w:sz w:val="16"/>
+        </w:rPr>
+        <w:t xml:space="preserve"># manual (shell)</w:t>
+        <w:br/>
+      </w:r>
+      <w:r>
+        <w:rPr>
+          <w:rFonts w:ascii="Consolas" w:hAnsi="Consolas"/>
+          <w:color w:val="D4D4D4"/>
+          <w:sz w:val="16"/>
+        </w:rPr>
+        <w:t xml:space="preserve">mkdir -p evidence/pertemuan-09/screenshots</w:t>
+        <w:br/>
+      </w:r>
+      <w:r>
+        <w:rPr>
+          <w:rFonts w:ascii="Consolas" w:hAnsi="Consolas"/>
+          <w:color w:val="D4D4D4"/>
+          <w:sz w:val="16"/>
+        </w:rPr>
+        <w:t xml:space="preserve">touch evidence/pertemuan-09/{RINGKASAN.md,checkout-proof.txt}</w:t>
+        <w:br/>
+      </w:r>
+      <w:r>
+        <w:rPr>
+          <w:rFonts w:ascii="Consolas" w:hAnsi="Consolas"/>
+          <w:color w:val="D4D4D4"/>
+          <w:sz w:val="16"/>
+        </w:rPr>
+        <w:t xml:space="preserve">php artisan test --compact --filter="CheckoutServiceTest|OrderCheckoutFlowTest" &gt; evidence/pertemuan-09/test-checkout.txt</w:t>
+      </w:r>
+    </w:p>
+    <w:p>
+      <w:pPr>
+        <w:pStyle w:val="ListBody"/>
+        <w:numPr>
+          <w:ilvl w:val="0"/>
+          <w:numId w:val="10"/>
+        </w:numPr>
+      </w:pPr>
+      <w:r>
+        <w:rPr>
+          <w:rFonts w:ascii="Consolas" w:hAnsi="Consolas"/>
+          <w:color w:val="C11B12"/>
+          <w:sz w:val="17"/>
+          <w:shd w:fill="ECEFF3"/>
+        </w:rPr>
+        <w:t xml:space="preserve">php artisan make:test CheckoutServiceTest --phpunit</w:t>
+      </w:r>
+      <w:r>
+        <w:rPr>
+          <w:rFonts w:ascii="Aptos" w:hAnsi="Aptos"/>
+          <w:color w:val="1F2937"/>
+          <w:sz w:val="19"/>
+        </w:rPr>
+        <w:t xml:space="preserve"> — Feature test checkout: snapshot/total, split tenant, idempoten, rollback atomik, komisi aktif &amp; batas pergantian, pre-order. Hasil: </w:t>
+      </w:r>
+      <w:r>
+        <w:rPr>
+          <w:rFonts w:ascii="Consolas" w:hAnsi="Consolas"/>
+          <w:color w:val="C11B12"/>
+          <w:sz w:val="17"/>
+          <w:shd w:fill="ECEFF3"/>
+        </w:rPr>
+        <w:t xml:space="preserve">tests/Feature/CheckoutServiceTest.php</w:t>
+      </w:r>
+      <w:r>
+        <w:rPr>
+          <w:rFonts w:ascii="Aptos" w:hAnsi="Aptos"/>
+          <w:color w:val="1F2937"/>
+          <w:sz w:val="19"/>
+        </w:rPr>
+        <w:t xml:space="preserve">.</w:t>
+      </w:r>
+    </w:p>
+    <w:p>
+      <w:pPr>
+        <w:pStyle w:val="ListBody"/>
+        <w:numPr>
+          <w:ilvl w:val="0"/>
+          <w:numId w:val="10"/>
+        </w:numPr>
+      </w:pPr>
+      <w:r>
+        <w:rPr>
+          <w:rFonts w:ascii="Consolas" w:hAnsi="Consolas"/>
+          <w:color w:val="C11B12"/>
+          <w:sz w:val="17"/>
+          <w:shd w:fill="ECEFF3"/>
+        </w:rPr>
+        <w:t xml:space="preserve">php artisan make:test OrderCheckoutFlowTest --phpunit</w:t>
+      </w:r>
+      <w:r>
+        <w:rPr>
+          <w:rFonts w:ascii="Aptos" w:hAnsi="Aptos"/>
+          <w:color w:val="1F2937"/>
+          <w:sz w:val="19"/>
+        </w:rPr>
+        <w:t xml:space="preserve"> — Feature test alur Livewire checkout → redirect status pesanan + cookie pelacakan; tanpa cookie → 404. Hasil: </w:t>
+      </w:r>
+      <w:r>
+        <w:rPr>
+          <w:rFonts w:ascii="Consolas" w:hAnsi="Consolas"/>
+          <w:color w:val="C11B12"/>
+          <w:sz w:val="17"/>
+          <w:shd w:fill="ECEFF3"/>
+        </w:rPr>
+        <w:t xml:space="preserve">tests/Feature/OrderCheckoutFlowTest.php</w:t>
+      </w:r>
+      <w:r>
+        <w:rPr>
+          <w:rFonts w:ascii="Aptos" w:hAnsi="Aptos"/>
+          <w:color w:val="1F2937"/>
+          <w:sz w:val="19"/>
+        </w:rPr>
+        <w:t xml:space="preserve">.</w:t>
+      </w:r>
+    </w:p>
+    <w:p>
+      <w:pPr>
+        <w:pStyle w:val="ListBody"/>
+        <w:numPr>
+          <w:ilvl w:val="0"/>
+          <w:numId w:val="10"/>
+        </w:numPr>
+      </w:pPr>
+      <w:r>
+        <w:rPr>
+          <w:rFonts w:ascii="Aptos" w:hAnsi="Aptos"/>
+          <w:color w:val="1F2937"/>
+          <w:sz w:val="19"/>
+        </w:rPr>
+        <w:t xml:space="preserve">Manual: </w:t>
+      </w:r>
+      <w:r>
+        <w:rPr>
+          <w:rFonts w:ascii="Consolas" w:hAnsi="Consolas"/>
+          <w:color w:val="C11B12"/>
+          <w:sz w:val="17"/>
+          <w:shd w:fill="ECEFF3"/>
+        </w:rPr>
+        <w:t xml:space="preserve">mkdir -p evidence/pertemuan-09/screenshots</w:t>
+      </w:r>
+      <w:r>
+        <w:rPr>
+          <w:rFonts w:ascii="Aptos" w:hAnsi="Aptos"/>
+          <w:color w:val="1F2937"/>
+          <w:sz w:val="19"/>
+        </w:rPr>
+        <w:t xml:space="preserve"> — Ringkasan evidence, bukti checkout, hasil test, dan screenshot di evidence/pertemuan-09/screenshots/. Hasil: </w:t>
+      </w:r>
+      <w:r>
+        <w:rPr>
+          <w:rFonts w:ascii="Consolas" w:hAnsi="Consolas"/>
+          <w:color w:val="C11B12"/>
+          <w:sz w:val="17"/>
+          <w:shd w:fill="ECEFF3"/>
+        </w:rPr>
+        <w:t xml:space="preserve">evidence/pertemuan-09/RINGKASAN.md</w:t>
+      </w:r>
+      <w:r>
+        <w:rPr>
+          <w:rFonts w:ascii="Aptos" w:hAnsi="Aptos"/>
+          <w:color w:val="1F2937"/>
+          <w:sz w:val="19"/>
+        </w:rPr>
+        <w:t xml:space="preserve">, </w:t>
+      </w:r>
+      <w:r>
+        <w:rPr>
+          <w:rFonts w:ascii="Consolas" w:hAnsi="Consolas"/>
+          <w:color w:val="C11B12"/>
+          <w:sz w:val="17"/>
+          <w:shd w:fill="ECEFF3"/>
+        </w:rPr>
+        <w:t xml:space="preserve">evidence/pertemuan-09/checkout-proof.txt</w:t>
+      </w:r>
+      <w:r>
+        <w:rPr>
+          <w:rFonts w:ascii="Aptos" w:hAnsi="Aptos"/>
+          <w:color w:val="1F2937"/>
+          <w:sz w:val="19"/>
+        </w:rPr>
+        <w:t xml:space="preserve">, </w:t>
+      </w:r>
+      <w:r>
+        <w:rPr>
+          <w:rFonts w:ascii="Consolas" w:hAnsi="Consolas"/>
+          <w:color w:val="C11B12"/>
+          <w:sz w:val="17"/>
+          <w:shd w:fill="ECEFF3"/>
+        </w:rPr>
+        <w:t xml:space="preserve">evidence/pertemuan-09/test-checkout.txt</w:t>
+      </w:r>
+      <w:r>
+        <w:rPr>
+          <w:rFonts w:ascii="Aptos" w:hAnsi="Aptos"/>
+          <w:color w:val="1F2937"/>
+          <w:sz w:val="19"/>
+        </w:rPr>
+        <w:t xml:space="preserve">, </w:t>
+      </w:r>
+      <w:r>
+        <w:rPr>
+          <w:rFonts w:ascii="Consolas" w:hAnsi="Consolas"/>
+          <w:color w:val="C11B12"/>
+          <w:sz w:val="17"/>
+          <w:shd w:fill="ECEFF3"/>
+        </w:rPr>
+        <w:t xml:space="preserve">evidence/pertemuan-09/screenshots/m9-order.png</w:t>
+      </w:r>
+      <w:r>
+        <w:rPr>
+          <w:rFonts w:ascii="Aptos" w:hAnsi="Aptos"/>
+          <w:color w:val="1F2937"/>
+          <w:sz w:val="19"/>
+        </w:rPr>
+        <w:t xml:space="preserve">, </w:t>
+      </w:r>
+      <w:r>
+        <w:rPr>
+          <w:rFonts w:ascii="Consolas" w:hAnsi="Consolas"/>
+          <w:color w:val="C11B12"/>
+          <w:sz w:val="17"/>
+          <w:shd w:fill="ECEFF3"/>
+        </w:rPr>
+        <w:t xml:space="preserve">evidence/pertemuan-09/screenshots/m9-checkout-module.png</w:t>
+      </w:r>
+      <w:r>
+        <w:rPr>
+          <w:rFonts w:ascii="Aptos" w:hAnsi="Aptos"/>
+          <w:color w:val="1F2937"/>
+          <w:sz w:val="19"/>
+        </w:rPr>
+        <w:t xml:space="preserve">.</w:t>
+      </w:r>
+    </w:p>
+    <w:p>
+      <w:pPr>
         <w:pStyle w:val="TutorialObserve"/>
         <w:shd w:fill="FFF4D6" w:val="clear"/>
         <w:pBdr>
@@ -4976,6 +5839,228 @@
           <w:sz w:val="16"/>
         </w:rPr>
         <w:t xml:space="preserve"> run build</w:t>
+      </w:r>
+    </w:p>
+    <w:p>
+      <w:pPr>
+        <w:pStyle w:val="Heading3"/>
+      </w:pPr>
+      <w:r>
+        <w:t xml:space="preserve">Output Nyata Terverifikasi</w:t>
+      </w:r>
+    </w:p>
+    <w:p>
+      <w:pPr>
+        <w:pStyle w:val="ListBody"/>
+      </w:pPr>
+      <w:r>
+        <w:t xml:space="preserve">Checkout atomik menghasilkan order induk + split per-tenant dengan snapshot — diverifikasi live: status pesanan ORD-… (awaiting payment), 2 tenant (Ayam Geprek + Kopi Kita), Subtotal Rp 47.000 + Pajak Rp 4.700 + Biaya Rp 940 = Total Rp 52.640.</w:t>
+      </w:r>
+    </w:p>
+    <w:p>
+      <w:pPr>
+        <w:jc w:val="center"/>
+        <w:spacing w:before="80" w:after="40"/>
+      </w:pPr>
+      <w:r>
+        <w:drawing>
+          <wp:inline distT="0" distB="0" distL="0" distR="0">
+            <wp:extent cx="4572000" cy="3873600"/>
+            <wp:effectExtent l="0" t="0" r="0" b="0"/>
+            <wp:docPr id="9091" name="M9 order"/>
+            <wp:cNvGraphicFramePr>
+              <a:graphicFrameLocks xmlns:a="http://schemas.openxmlformats.org/drawingml/2006/main" noChangeAspect="1"/>
+            </wp:cNvGraphicFramePr>
+            <a:graphic xmlns:a="http://schemas.openxmlformats.org/drawingml/2006/main">
+              <a:graphicData uri="http://schemas.openxmlformats.org/drawingml/2006/picture">
+                <pic:pic xmlns:pic="http://schemas.openxmlformats.org/drawingml/2006/picture">
+                  <pic:nvPicPr>
+                    <pic:cNvPr id="9091" name="M9 order"/>
+                    <pic:cNvPicPr/>
+                  </pic:nvPicPr>
+                  <pic:blipFill>
+                    <a:blip r:embed="rId909"/>
+                    <a:stretch>
+                      <a:fillRect/>
+                    </a:stretch>
+                  </pic:blipFill>
+                  <pic:spPr>
+                    <a:xfrm>
+                      <a:off x="0" y="0"/>
+                      <a:ext cx="4572000" cy="3873600"/>
+                    </a:xfrm>
+                    <a:prstGeom prst="rect">
+                      <a:avLst/>
+                    </a:prstGeom>
+                  </pic:spPr>
+                </pic:pic>
+              </a:graphicData>
+            </a:graphic>
+          </wp:inline>
+        </w:drawing>
+      </w:r>
+    </w:p>
+    <w:p>
+      <w:pPr>
+        <w:pStyle w:val="Heading3"/>
+      </w:pPr>
+      <w:r>
+        <w:t xml:space="preserve">Output Nyata Terverifikasi — Checkout dan Status Pesanan di Modul Ordering</w:t>
+      </w:r>
+    </w:p>
+    <w:p>
+      <w:pPr>
+        <w:pStyle w:val="ListBody"/>
+      </w:pPr>
+      <w:r>
+        <w:rPr>
+          <w:rFonts w:ascii="Aptos" w:hAnsi="Aptos"/>
+          <w:color w:val="1F2937"/>
+          <w:sz w:val="19"/>
+        </w:rPr>
+        <w:t xml:space="preserve">Bukti eksekusi nyata pada branch </w:t>
+      </w:r>
+      <w:r>
+        <w:rPr>
+          <w:rFonts w:ascii="Consolas" w:hAnsi="Consolas"/>
+          <w:color w:val="C11B12"/>
+          <w:sz w:val="17"/>
+          <w:shd w:fill="ECEFF3"/>
+        </w:rPr>
+        <w:t xml:space="preserve">feat/pertemuan-09-checkout-v2</w:t>
+      </w:r>
+      <w:r>
+        <w:rPr>
+          <w:rFonts w:ascii="Aptos" w:hAnsi="Aptos"/>
+          <w:color w:val="1F2937"/>
+          <w:sz w:val="19"/>
+        </w:rPr>
+        <w:t xml:space="preserve">: route portal pelanggan </w:t>
+      </w:r>
+      <w:r>
+        <w:rPr>
+          <w:rFonts w:ascii="Consolas" w:hAnsi="Consolas"/>
+          <w:color w:val="C11B12"/>
+          <w:sz w:val="17"/>
+          <w:shd w:fill="ECEFF3"/>
+        </w:rPr>
+        <w:t xml:space="preserve">customer.order.show</w:t>
+      </w:r>
+      <w:r>
+        <w:rPr>
+          <w:rFonts w:ascii="Aptos" w:hAnsi="Aptos"/>
+          <w:color w:val="1F2937"/>
+          <w:sz w:val="19"/>
+        </w:rPr>
+        <w:t xml:space="preserve"> dilayani </w:t>
+      </w:r>
+      <w:r>
+        <w:rPr>
+          <w:rFonts w:ascii="Consolas" w:hAnsi="Consolas"/>
+          <w:color w:val="C11B12"/>
+          <w:sz w:val="17"/>
+          <w:shd w:fill="ECEFF3"/>
+        </w:rPr>
+        <w:t xml:space="preserve">OrderStatusController</w:t>
+      </w:r>
+      <w:r>
+        <w:rPr>
+          <w:rFonts w:ascii="Aptos" w:hAnsi="Aptos"/>
+          <w:color w:val="1F2937"/>
+          <w:sz w:val="19"/>
+        </w:rPr>
+        <w:t xml:space="preserve"> modul Ordering; </w:t>
+      </w:r>
+      <w:r>
+        <w:rPr>
+          <w:rFonts w:ascii="Consolas" w:hAnsi="Consolas"/>
+          <w:color w:val="C11B12"/>
+          <w:sz w:val="17"/>
+          <w:shd w:fill="ECEFF3"/>
+        </w:rPr>
+        <w:t xml:space="preserve">CheckoutService</w:t>
+      </w:r>
+      <w:r>
+        <w:rPr>
+          <w:rFonts w:ascii="Aptos" w:hAnsi="Aptos"/>
+          <w:color w:val="1F2937"/>
+          <w:sz w:val="19"/>
+        </w:rPr>
+        <w:t xml:space="preserve"> memilih komisi lewat scope </w:t>
+      </w:r>
+      <w:r>
+        <w:rPr>
+          <w:rFonts w:ascii="Consolas" w:hAnsi="Consolas"/>
+          <w:color w:val="C11B12"/>
+          <w:sz w:val="17"/>
+          <w:shd w:fill="ECEFF3"/>
+        </w:rPr>
+        <w:t xml:space="preserve">CommissionScheme::effectiveAt(now())</w:t>
+      </w:r>
+      <w:r>
+        <w:rPr>
+          <w:rFonts w:ascii="Aptos" w:hAnsi="Aptos"/>
+          <w:color w:val="1F2937"/>
+          <w:sz w:val="19"/>
+        </w:rPr>
+        <w:t xml:space="preserve"> sehingga checkout tepat di batas pergantian komisi tetap mendapat skema (−1 detik → tarif lama, tepat → tarif baru); uji checkout dan suite penuh hijau.</w:t>
+      </w:r>
+    </w:p>
+    <w:p>
+      <w:pPr>
+        <w:jc w:val="center"/>
+        <w:spacing w:before="80" w:after="40"/>
+      </w:pPr>
+      <w:r>
+        <w:drawing>
+          <wp:inline distT="0" distB="0" distL="0" distR="0">
+            <wp:extent cx="5943600" cy="2858331"/>
+            <wp:effectExtent l="0" t="0" r="0" b="0"/>
+            <wp:docPr id="9571" name="M9 checkout modul Ordering"/>
+            <wp:cNvGraphicFramePr>
+              <a:graphicFrameLocks xmlns:a="http://schemas.openxmlformats.org/drawingml/2006/main" noChangeAspect="1"/>
+            </wp:cNvGraphicFramePr>
+            <a:graphic xmlns:a="http://schemas.openxmlformats.org/drawingml/2006/main">
+              <a:graphicData uri="http://schemas.openxmlformats.org/drawingml/2006/picture">
+                <pic:pic xmlns:pic="http://schemas.openxmlformats.org/drawingml/2006/picture">
+                  <pic:nvPicPr>
+                    <pic:cNvPr id="9571" name="M9 checkout modul Ordering"/>
+                    <pic:cNvPicPr/>
+                  </pic:nvPicPr>
+                  <pic:blipFill>
+                    <a:blip r:embed="rId957"/>
+                    <a:stretch>
+                      <a:fillRect/>
+                    </a:stretch>
+                  </pic:blipFill>
+                  <pic:spPr>
+                    <a:xfrm>
+                      <a:off x="0" y="0"/>
+                      <a:ext cx="5943600" cy="2858331"/>
+                    </a:xfrm>
+                    <a:prstGeom prst="rect">
+                      <a:avLst/>
+                    </a:prstGeom>
+                  </pic:spPr>
+                </pic:pic>
+              </a:graphicData>
+            </a:graphic>
+          </wp:inline>
+        </w:drawing>
+      </w:r>
+    </w:p>
+    <w:p>
+      <w:pPr>
+        <w:jc w:val="center"/>
+        <w:spacing w:after="160"/>
+      </w:pPr>
+      <w:r>
+        <w:rPr>
+          <w:i/>
+          <w:color w:val="6B7280"/>
+          <w:sz w:val="16"/>
+        </w:rPr>
+        <w:t xml:space="preserve">Gambar M9b. Route pelanggan dari modul Ordering, uji checkout 11 passed (termasuk batas komisi), suite 120 passed.</w:t>
       </w:r>
     </w:p>
     <w:p>
@@ -5192,7 +6277,7 @@
         <w:rPr>
           <w:rFonts w:ascii="Aptos" w:hAnsi="Aptos"/>
         </w:rPr>
-        <w:t>File yang dibuat: 09_checkout/CheckoutService.php</w:t>
+        <w:t>File yang dibuat: app/Modules/Ordering/Services/CheckoutService.php dan app/Modules/Ordering/Http/Controllers/OrderStatusController.php</w:t>
       </w:r>
     </w:p>
     <w:p>

--- a/modul_praktikum/Pertemuan_09_Checkout_Atomik_Order_Induk_Snapshot_dan_Pre-Order.docx
+++ b/modul_praktikum/Pertemuan_09_Checkout_Atomik_Order_Induk_Snapshot_dan_Pre-Order.docx
@@ -994,1037 +994,1438 @@
     <w:p>
       <w:pPr>
         <w:pStyle w:val="CodeHeader"/>
+        <w:shd w:fill="2D2D30"/>
         <w:keepNext/>
         <w:pBdr>
-          <w:left w:val="single" w:sz="12" w:space="8" w:color="B8DDE0"/>
+          <w:left w:val="single" w:sz="4" w:space="8" w:color="2D2D30"/>
         </w:pBdr>
-        <w:shd w:val="clear" w:color="auto" w:fill="E4EAED"/>
-      </w:pPr>
-      <w:r>
-        <w:rPr>
-          <w:rFonts w:ascii="Consolas" w:hAnsi="Consolas"/>
-          <w:b/>
-          <w:color w:val="262626"/>
-          <w:sz w:val="16"/>
-        </w:rPr>
-        <w:t xml:space="preserve">LANDASAN TEKNIS — app/Services/CheckoutService.php   •   PHP</w:t>
+      </w:pPr>
+      <w:r>
+        <w:t>LANDASAN TEKNIS — app/Modules/Ordering/Services/CheckoutService.php   •   PHP</w:t>
       </w:r>
     </w:p>
     <w:p>
       <w:pPr>
         <w:pStyle w:val="CodeBlock"/>
+        <w:shd w:fill="1E1E1E"/>
         <w:keepLines/>
         <w:pBdr>
-          <w:left w:val="single" w:sz="12" w:space="8" w:color="B8DDE0"/>
+          <w:left w:val="single" w:sz="4" w:space="8" w:color="1E1E1E"/>
         </w:pBdr>
-        <w:shd w:val="clear" w:color="auto" w:fill="F2F3F7"/>
-      </w:pPr>
-      <w:r>
-        <w:rPr>
-          <w:rFonts w:ascii="Consolas" w:hAnsi="Consolas"/>
-          <w:b/>
-          <w:color w:val="000080"/>
+      </w:pPr>
+      <w:r>
+        <w:rPr>
+          <w:rFonts w:ascii="Consolas" w:hAnsi="Consolas" w:eastAsia="Consolas"/>
+          <w:color w:val="569CD6"/>
           <w:sz w:val="16"/>
         </w:rPr>
-        <w:t xml:space="preserve">return</w:t>
-      </w:r>
-      <w:r>
-        <w:rPr>
-          <w:rFonts w:ascii="Consolas" w:hAnsi="Consolas"/>
-          <w:color w:val="262626"/>
+        <w:t>return</w:t>
+      </w:r>
+      <w:r>
+        <w:rPr>
+          <w:rFonts w:ascii="Consolas" w:hAnsi="Consolas" w:eastAsia="Consolas"/>
+          <w:color w:val="D4D4D4"/>
           <w:sz w:val="16"/>
         </w:rPr>
         <w:t xml:space="preserve"> </w:t>
       </w:r>
       <w:r>
         <w:rPr>
-          <w:rFonts w:ascii="Consolas" w:hAnsi="Consolas"/>
-          <w:color w:val="267F99"/>
+          <w:rFonts w:ascii="Consolas" w:hAnsi="Consolas" w:eastAsia="Consolas"/>
+          <w:color w:val="4EC9B0"/>
           <w:sz w:val="16"/>
         </w:rPr>
-        <w:t xml:space="preserve">DB</w:t>
-      </w:r>
-      <w:r>
-        <w:rPr>
-          <w:rFonts w:ascii="Consolas" w:hAnsi="Consolas"/>
-          <w:color w:val="262626"/>
+        <w:t>DB</w:t>
+      </w:r>
+      <w:r>
+        <w:rPr>
+          <w:rFonts w:ascii="Consolas" w:hAnsi="Consolas" w:eastAsia="Consolas"/>
+          <w:color w:val="D4D4D4"/>
           <w:sz w:val="16"/>
         </w:rPr>
-        <w:t xml:space="preserve">::</w:t>
-      </w:r>
-      <w:r>
-        <w:rPr>
-          <w:rFonts w:ascii="Consolas" w:hAnsi="Consolas"/>
-          <w:color w:val="795E26"/>
+        <w:t>:</w:t>
+      </w:r>
+      <w:r>
+        <w:rPr>
+          <w:rFonts w:ascii="Consolas" w:hAnsi="Consolas" w:eastAsia="Consolas"/>
+          <w:color w:val="D4D4D4"/>
           <w:sz w:val="16"/>
         </w:rPr>
-        <w:t xml:space="preserve">transaction</w:t>
-      </w:r>
-      <w:r>
-        <w:rPr>
-          <w:rFonts w:ascii="Consolas" w:hAnsi="Consolas"/>
-          <w:color w:val="262626"/>
+        <w:t>:</w:t>
+      </w:r>
+      <w:r>
+        <w:rPr>
+          <w:rFonts w:ascii="Consolas" w:hAnsi="Consolas" w:eastAsia="Consolas"/>
+          <w:color w:val="DCDCAA"/>
           <w:sz w:val="16"/>
         </w:rPr>
-        <w:t xml:space="preserve">(</w:t>
-      </w:r>
-      <w:r>
-        <w:rPr>
-          <w:rFonts w:ascii="Consolas" w:hAnsi="Consolas"/>
-          <w:b/>
-          <w:color w:val="000080"/>
+        <w:t>transaction</w:t>
+      </w:r>
+      <w:r>
+        <w:rPr>
+          <w:rFonts w:ascii="Consolas" w:hAnsi="Consolas" w:eastAsia="Consolas"/>
+          <w:color w:val="D4D4D4"/>
           <w:sz w:val="16"/>
         </w:rPr>
-        <w:t xml:space="preserve">function</w:t>
-      </w:r>
-      <w:r>
-        <w:rPr>
-          <w:rFonts w:ascii="Consolas" w:hAnsi="Consolas"/>
-          <w:color w:val="262626"/>
+        <w:t>(</w:t>
+      </w:r>
+      <w:r>
+        <w:rPr>
+          <w:rFonts w:ascii="Consolas" w:hAnsi="Consolas" w:eastAsia="Consolas"/>
+          <w:color w:val="569CD6"/>
           <w:sz w:val="16"/>
         </w:rPr>
-        <w:t xml:space="preserve"> () </w:t>
-      </w:r>
-      <w:r>
-        <w:rPr>
-          <w:rFonts w:ascii="Consolas" w:hAnsi="Consolas"/>
-          <w:b/>
-          <w:color w:val="000080"/>
+        <w:t>function</w:t>
+      </w:r>
+      <w:r>
+        <w:rPr>
+          <w:rFonts w:ascii="Consolas" w:hAnsi="Consolas" w:eastAsia="Consolas"/>
+          <w:color w:val="D4D4D4"/>
           <w:sz w:val="16"/>
         </w:rPr>
-        <w:t xml:space="preserve">use</w:t>
-      </w:r>
-      <w:r>
-        <w:rPr>
-          <w:rFonts w:ascii="Consolas" w:hAnsi="Consolas"/>
-          <w:color w:val="262626"/>
+        <w:t xml:space="preserve"> </w:t>
+      </w:r>
+      <w:r>
+        <w:rPr>
+          <w:rFonts w:ascii="Consolas" w:hAnsi="Consolas" w:eastAsia="Consolas"/>
+          <w:color w:val="D4D4D4"/>
           <w:sz w:val="16"/>
         </w:rPr>
-        <w:t xml:space="preserve"> (</w:t>
-      </w:r>
-      <w:r>
+        <w:t>(</w:t>
+      </w:r>
+      <w:r>
+        <w:rPr>
+          <w:rFonts w:ascii="Consolas" w:hAnsi="Consolas" w:eastAsia="Consolas"/>
+          <w:color w:val="D4D4D4"/>
+          <w:sz w:val="16"/>
+        </w:rPr>
+        <w:t>)</w:t>
+      </w:r>
+      <w:r>
+        <w:rPr>
+          <w:rFonts w:ascii="Consolas" w:hAnsi="Consolas" w:eastAsia="Consolas"/>
+          <w:color w:val="D4D4D4"/>
+          <w:sz w:val="16"/>
+        </w:rPr>
+        <w:t xml:space="preserve"> </w:t>
+      </w:r>
+      <w:r>
+        <w:rPr>
+          <w:rFonts w:ascii="Consolas" w:hAnsi="Consolas" w:eastAsia="Consolas"/>
+          <w:color w:val="569CD6"/>
+          <w:sz w:val="16"/>
+        </w:rPr>
+        <w:t>use</w:t>
+      </w:r>
+      <w:r>
+        <w:rPr>
+          <w:rFonts w:ascii="Consolas" w:hAnsi="Consolas" w:eastAsia="Consolas"/>
+          <w:color w:val="D4D4D4"/>
+          <w:sz w:val="16"/>
+        </w:rPr>
+        <w:t xml:space="preserve"> </w:t>
+      </w:r>
+      <w:r>
+        <w:rPr>
+          <w:rFonts w:ascii="Consolas" w:hAnsi="Consolas" w:eastAsia="Consolas"/>
+          <w:color w:val="D4D4D4"/>
+          <w:sz w:val="16"/>
+        </w:rPr>
+        <w:t>(</w:t>
+      </w:r>
+      <w:r>
+        <w:rPr>
+          <w:rFonts w:ascii="Consolas" w:hAnsi="Consolas" w:eastAsia="Consolas"/>
+          <w:color w:val="D4D4D4"/>
+          <w:sz w:val="16"/>
+        </w:rPr>
         <w:br/>
-      </w:r>
-      <w:r>
-        <w:rPr>
-          <w:rFonts w:ascii="Consolas" w:hAnsi="Consolas"/>
-          <w:color w:val="262626"/>
+        <w:t xml:space="preserve">    </w:t>
+      </w:r>
+      <w:r>
+        <w:rPr>
+          <w:rFonts w:ascii="Consolas" w:hAnsi="Consolas" w:eastAsia="Consolas"/>
+          <w:color w:val="9CDCFE"/>
           <w:sz w:val="16"/>
         </w:rPr>
+        <w:t>$cart</w:t>
+      </w:r>
+      <w:r>
+        <w:rPr>
+          <w:rFonts w:ascii="Consolas" w:hAnsi="Consolas" w:eastAsia="Consolas"/>
+          <w:color w:val="D4D4D4"/>
+          <w:sz w:val="16"/>
+        </w:rPr>
+        <w:t>,</w:t>
+      </w:r>
+      <w:r>
+        <w:rPr>
+          <w:rFonts w:ascii="Consolas" w:hAnsi="Consolas" w:eastAsia="Consolas"/>
+          <w:color w:val="D4D4D4"/>
+          <w:sz w:val="16"/>
+        </w:rPr>
+        <w:br/>
         <w:t xml:space="preserve">    </w:t>
       </w:r>
       <w:r>
         <w:rPr>
-          <w:rFonts w:ascii="Consolas" w:hAnsi="Consolas"/>
-          <w:color w:val="660E7A"/>
+          <w:rFonts w:ascii="Consolas" w:hAnsi="Consolas" w:eastAsia="Consolas"/>
+          <w:color w:val="9CDCFE"/>
           <w:sz w:val="16"/>
         </w:rPr>
-        <w:t xml:space="preserve">$cart</w:t>
-      </w:r>
-      <w:r>
-        <w:rPr>
-          <w:rFonts w:ascii="Consolas" w:hAnsi="Consolas"/>
-          <w:color w:val="262626"/>
+        <w:t>$key</w:t>
+      </w:r>
+      <w:r>
+        <w:rPr>
+          <w:rFonts w:ascii="Consolas" w:hAnsi="Consolas" w:eastAsia="Consolas"/>
+          <w:color w:val="D4D4D4"/>
           <w:sz w:val="16"/>
         </w:rPr>
-        <w:t xml:space="preserve">,</w:t>
-      </w:r>
-      <w:r>
+        <w:t>,</w:t>
+      </w:r>
+      <w:r>
+        <w:rPr>
+          <w:rFonts w:ascii="Consolas" w:hAnsi="Consolas" w:eastAsia="Consolas"/>
+          <w:color w:val="D4D4D4"/>
+          <w:sz w:val="16"/>
+        </w:rPr>
         <w:br/>
-      </w:r>
-      <w:r>
-        <w:rPr>
-          <w:rFonts w:ascii="Consolas" w:hAnsi="Consolas"/>
-          <w:color w:val="262626"/>
+        <w:t xml:space="preserve">    </w:t>
+      </w:r>
+      <w:r>
+        <w:rPr>
+          <w:rFonts w:ascii="Consolas" w:hAnsi="Consolas" w:eastAsia="Consolas"/>
+          <w:color w:val="9CDCFE"/>
           <w:sz w:val="16"/>
         </w:rPr>
+        <w:t>$allowedTenantIds</w:t>
+      </w:r>
+      <w:r>
+        <w:rPr>
+          <w:rFonts w:ascii="Consolas" w:hAnsi="Consolas" w:eastAsia="Consolas"/>
+          <w:color w:val="D4D4D4"/>
+          <w:sz w:val="16"/>
+        </w:rPr>
+        <w:t>,</w:t>
+      </w:r>
+      <w:r>
+        <w:rPr>
+          <w:rFonts w:ascii="Consolas" w:hAnsi="Consolas" w:eastAsia="Consolas"/>
+          <w:color w:val="D4D4D4"/>
+          <w:sz w:val="16"/>
+        </w:rPr>
+        <w:br/>
+      </w:r>
+      <w:r>
+        <w:rPr>
+          <w:rFonts w:ascii="Consolas" w:hAnsi="Consolas" w:eastAsia="Consolas"/>
+          <w:color w:val="D4D4D4"/>
+          <w:sz w:val="16"/>
+        </w:rPr>
+        <w:t>)</w:t>
+      </w:r>
+      <w:r>
+        <w:rPr>
+          <w:rFonts w:ascii="Consolas" w:hAnsi="Consolas" w:eastAsia="Consolas"/>
+          <w:color w:val="D4D4D4"/>
+          <w:sz w:val="16"/>
+        </w:rPr>
+        <w:t>:</w:t>
+      </w:r>
+      <w:r>
+        <w:rPr>
+          <w:rFonts w:ascii="Consolas" w:hAnsi="Consolas" w:eastAsia="Consolas"/>
+          <w:color w:val="D4D4D4"/>
+          <w:sz w:val="16"/>
+        </w:rPr>
+        <w:t xml:space="preserve"> </w:t>
+      </w:r>
+      <w:r>
+        <w:rPr>
+          <w:rFonts w:ascii="Consolas" w:hAnsi="Consolas" w:eastAsia="Consolas"/>
+          <w:color w:val="4EC9B0"/>
+          <w:sz w:val="16"/>
+        </w:rPr>
+        <w:t>Order</w:t>
+      </w:r>
+      <w:r>
+        <w:rPr>
+          <w:rFonts w:ascii="Consolas" w:hAnsi="Consolas" w:eastAsia="Consolas"/>
+          <w:color w:val="D4D4D4"/>
+          <w:sz w:val="16"/>
+        </w:rPr>
+        <w:t xml:space="preserve"> </w:t>
+      </w:r>
+      <w:r>
+        <w:rPr>
+          <w:rFonts w:ascii="Consolas" w:hAnsi="Consolas" w:eastAsia="Consolas"/>
+          <w:color w:val="D4D4D4"/>
+          <w:sz w:val="16"/>
+        </w:rPr>
+        <w:t>{</w:t>
+      </w:r>
+      <w:r>
+        <w:rPr>
+          <w:rFonts w:ascii="Consolas" w:hAnsi="Consolas" w:eastAsia="Consolas"/>
+          <w:color w:val="D4D4D4"/>
+          <w:sz w:val="16"/>
+        </w:rPr>
+        <w:br/>
         <w:t xml:space="preserve">    </w:t>
       </w:r>
       <w:r>
         <w:rPr>
-          <w:rFonts w:ascii="Consolas" w:hAnsi="Consolas"/>
-          <w:color w:val="660E7A"/>
+          <w:rFonts w:ascii="Consolas" w:hAnsi="Consolas" w:eastAsia="Consolas"/>
+          <w:color w:val="9CDCFE"/>
           <w:sz w:val="16"/>
         </w:rPr>
-        <w:t xml:space="preserve">$key</w:t>
-      </w:r>
-      <w:r>
-        <w:rPr>
-          <w:rFonts w:ascii="Consolas" w:hAnsi="Consolas"/>
-          <w:color w:val="262626"/>
+        <w:t>$existing</w:t>
+      </w:r>
+      <w:r>
+        <w:rPr>
+          <w:rFonts w:ascii="Consolas" w:hAnsi="Consolas" w:eastAsia="Consolas"/>
+          <w:color w:val="D4D4D4"/>
           <w:sz w:val="16"/>
         </w:rPr>
-        <w:t xml:space="preserve">,</w:t>
-      </w:r>
-      <w:r>
+        <w:t xml:space="preserve"> </w:t>
+      </w:r>
+      <w:r>
+        <w:rPr>
+          <w:rFonts w:ascii="Consolas" w:hAnsi="Consolas" w:eastAsia="Consolas"/>
+          <w:color w:val="D4D4D4"/>
+          <w:sz w:val="16"/>
+        </w:rPr>
+        <w:t>=</w:t>
+      </w:r>
+      <w:r>
+        <w:rPr>
+          <w:rFonts w:ascii="Consolas" w:hAnsi="Consolas" w:eastAsia="Consolas"/>
+          <w:color w:val="D4D4D4"/>
+          <w:sz w:val="16"/>
+        </w:rPr>
+        <w:t xml:space="preserve"> </w:t>
+      </w:r>
+      <w:r>
+        <w:rPr>
+          <w:rFonts w:ascii="Consolas" w:hAnsi="Consolas" w:eastAsia="Consolas"/>
+          <w:color w:val="4EC9B0"/>
+          <w:sz w:val="16"/>
+        </w:rPr>
+        <w:t>Order</w:t>
+      </w:r>
+      <w:r>
+        <w:rPr>
+          <w:rFonts w:ascii="Consolas" w:hAnsi="Consolas" w:eastAsia="Consolas"/>
+          <w:color w:val="D4D4D4"/>
+          <w:sz w:val="16"/>
+        </w:rPr>
+        <w:t>:</w:t>
+      </w:r>
+      <w:r>
+        <w:rPr>
+          <w:rFonts w:ascii="Consolas" w:hAnsi="Consolas" w:eastAsia="Consolas"/>
+          <w:color w:val="D4D4D4"/>
+          <w:sz w:val="16"/>
+        </w:rPr>
+        <w:t>:</w:t>
+      </w:r>
+      <w:r>
+        <w:rPr>
+          <w:rFonts w:ascii="Consolas" w:hAnsi="Consolas" w:eastAsia="Consolas"/>
+          <w:color w:val="DCDCAA"/>
+          <w:sz w:val="16"/>
+        </w:rPr>
+        <w:t>query</w:t>
+      </w:r>
+      <w:r>
+        <w:rPr>
+          <w:rFonts w:ascii="Consolas" w:hAnsi="Consolas" w:eastAsia="Consolas"/>
+          <w:color w:val="D4D4D4"/>
+          <w:sz w:val="16"/>
+        </w:rPr>
+        <w:t>(</w:t>
+      </w:r>
+      <w:r>
+        <w:rPr>
+          <w:rFonts w:ascii="Consolas" w:hAnsi="Consolas" w:eastAsia="Consolas"/>
+          <w:color w:val="D4D4D4"/>
+          <w:sz w:val="16"/>
+        </w:rPr>
+        <w:t>)</w:t>
+      </w:r>
+      <w:r>
+        <w:rPr>
+          <w:rFonts w:ascii="Consolas" w:hAnsi="Consolas" w:eastAsia="Consolas"/>
+          <w:color w:val="D4D4D4"/>
+          <w:sz w:val="16"/>
+        </w:rPr>
         <w:br/>
-      </w:r>
-      <w:r>
-        <w:rPr>
-          <w:rFonts w:ascii="Consolas" w:hAnsi="Consolas"/>
-          <w:color w:val="262626"/>
+        <w:t xml:space="preserve">        </w:t>
+      </w:r>
+      <w:r>
+        <w:rPr>
+          <w:rFonts w:ascii="Consolas" w:hAnsi="Consolas" w:eastAsia="Consolas"/>
+          <w:color w:val="D4D4D4"/>
           <w:sz w:val="16"/>
         </w:rPr>
+        <w:t>-</w:t>
+      </w:r>
+      <w:r>
+        <w:rPr>
+          <w:rFonts w:ascii="Consolas" w:hAnsi="Consolas" w:eastAsia="Consolas"/>
+          <w:color w:val="D4D4D4"/>
+          <w:sz w:val="16"/>
+        </w:rPr>
+        <w:t>&gt;</w:t>
+      </w:r>
+      <w:r>
+        <w:rPr>
+          <w:rFonts w:ascii="Consolas" w:hAnsi="Consolas" w:eastAsia="Consolas"/>
+          <w:color w:val="DCDCAA"/>
+          <w:sz w:val="16"/>
+        </w:rPr>
+        <w:t>where</w:t>
+      </w:r>
+      <w:r>
+        <w:rPr>
+          <w:rFonts w:ascii="Consolas" w:hAnsi="Consolas" w:eastAsia="Consolas"/>
+          <w:color w:val="D4D4D4"/>
+          <w:sz w:val="16"/>
+        </w:rPr>
+        <w:t>(</w:t>
+      </w:r>
+      <w:r>
+        <w:rPr>
+          <w:rFonts w:ascii="Consolas" w:hAnsi="Consolas" w:eastAsia="Consolas"/>
+          <w:color w:val="CE9178"/>
+          <w:sz w:val="16"/>
+        </w:rPr>
+        <w:t>'checkout_idempotency_key'</w:t>
+      </w:r>
+      <w:r>
+        <w:rPr>
+          <w:rFonts w:ascii="Consolas" w:hAnsi="Consolas" w:eastAsia="Consolas"/>
+          <w:color w:val="D4D4D4"/>
+          <w:sz w:val="16"/>
+        </w:rPr>
+        <w:t>,</w:t>
+      </w:r>
+      <w:r>
+        <w:rPr>
+          <w:rFonts w:ascii="Consolas" w:hAnsi="Consolas" w:eastAsia="Consolas"/>
+          <w:color w:val="D4D4D4"/>
+          <w:sz w:val="16"/>
+        </w:rPr>
+        <w:t xml:space="preserve"> </w:t>
+      </w:r>
+      <w:r>
+        <w:rPr>
+          <w:rFonts w:ascii="Consolas" w:hAnsi="Consolas" w:eastAsia="Consolas"/>
+          <w:color w:val="9CDCFE"/>
+          <w:sz w:val="16"/>
+        </w:rPr>
+        <w:t>$key</w:t>
+      </w:r>
+      <w:r>
+        <w:rPr>
+          <w:rFonts w:ascii="Consolas" w:hAnsi="Consolas" w:eastAsia="Consolas"/>
+          <w:color w:val="D4D4D4"/>
+          <w:sz w:val="16"/>
+        </w:rPr>
+        <w:t>)</w:t>
+      </w:r>
+      <w:r>
+        <w:rPr>
+          <w:rFonts w:ascii="Consolas" w:hAnsi="Consolas" w:eastAsia="Consolas"/>
+          <w:color w:val="D4D4D4"/>
+          <w:sz w:val="16"/>
+        </w:rPr>
+        <w:br/>
+        <w:t xml:space="preserve">        </w:t>
+      </w:r>
+      <w:r>
+        <w:rPr>
+          <w:rFonts w:ascii="Consolas" w:hAnsi="Consolas" w:eastAsia="Consolas"/>
+          <w:color w:val="D4D4D4"/>
+          <w:sz w:val="16"/>
+        </w:rPr>
+        <w:t>-</w:t>
+      </w:r>
+      <w:r>
+        <w:rPr>
+          <w:rFonts w:ascii="Consolas" w:hAnsi="Consolas" w:eastAsia="Consolas"/>
+          <w:color w:val="D4D4D4"/>
+          <w:sz w:val="16"/>
+        </w:rPr>
+        <w:t>&gt;</w:t>
+      </w:r>
+      <w:r>
+        <w:rPr>
+          <w:rFonts w:ascii="Consolas" w:hAnsi="Consolas" w:eastAsia="Consolas"/>
+          <w:color w:val="DCDCAA"/>
+          <w:sz w:val="16"/>
+        </w:rPr>
+        <w:t>first</w:t>
+      </w:r>
+      <w:r>
+        <w:rPr>
+          <w:rFonts w:ascii="Consolas" w:hAnsi="Consolas" w:eastAsia="Consolas"/>
+          <w:color w:val="D4D4D4"/>
+          <w:sz w:val="16"/>
+        </w:rPr>
+        <w:t>(</w:t>
+      </w:r>
+      <w:r>
+        <w:rPr>
+          <w:rFonts w:ascii="Consolas" w:hAnsi="Consolas" w:eastAsia="Consolas"/>
+          <w:color w:val="D4D4D4"/>
+          <w:sz w:val="16"/>
+        </w:rPr>
+        <w:t>)</w:t>
+      </w:r>
+      <w:r>
+        <w:rPr>
+          <w:rFonts w:ascii="Consolas" w:hAnsi="Consolas" w:eastAsia="Consolas"/>
+          <w:color w:val="D4D4D4"/>
+          <w:sz w:val="16"/>
+        </w:rPr>
+        <w:t>;</w:t>
+      </w:r>
+      <w:r>
+        <w:rPr>
+          <w:rFonts w:ascii="Consolas" w:hAnsi="Consolas" w:eastAsia="Consolas"/>
+          <w:color w:val="D4D4D4"/>
+          <w:sz w:val="16"/>
+        </w:rPr>
+        <w:br/>
+        <w:br/>
         <w:t xml:space="preserve">    </w:t>
       </w:r>
       <w:r>
         <w:rPr>
-          <w:rFonts w:ascii="Consolas" w:hAnsi="Consolas"/>
-          <w:color w:val="660E7A"/>
+          <w:rFonts w:ascii="Consolas" w:hAnsi="Consolas" w:eastAsia="Consolas"/>
+          <w:color w:val="569CD6"/>
           <w:sz w:val="16"/>
         </w:rPr>
-        <w:t xml:space="preserve">$allowedTenantIds</w:t>
-      </w:r>
-      <w:r>
-        <w:rPr>
-          <w:rFonts w:ascii="Consolas" w:hAnsi="Consolas"/>
-          <w:color w:val="262626"/>
+        <w:t>if</w:t>
+      </w:r>
+      <w:r>
+        <w:rPr>
+          <w:rFonts w:ascii="Consolas" w:hAnsi="Consolas" w:eastAsia="Consolas"/>
+          <w:color w:val="D4D4D4"/>
           <w:sz w:val="16"/>
         </w:rPr>
-        <w:t xml:space="preserve">,</w:t>
-      </w:r>
-      <w:r>
+        <w:t xml:space="preserve"> </w:t>
+      </w:r>
+      <w:r>
+        <w:rPr>
+          <w:rFonts w:ascii="Consolas" w:hAnsi="Consolas" w:eastAsia="Consolas"/>
+          <w:color w:val="D4D4D4"/>
+          <w:sz w:val="16"/>
+        </w:rPr>
+        <w:t>(</w:t>
+      </w:r>
+      <w:r>
+        <w:rPr>
+          <w:rFonts w:ascii="Consolas" w:hAnsi="Consolas" w:eastAsia="Consolas"/>
+          <w:color w:val="9CDCFE"/>
+          <w:sz w:val="16"/>
+        </w:rPr>
+        <w:t>$existing</w:t>
+      </w:r>
+      <w:r>
+        <w:rPr>
+          <w:rFonts w:ascii="Consolas" w:hAnsi="Consolas" w:eastAsia="Consolas"/>
+          <w:color w:val="D4D4D4"/>
+          <w:sz w:val="16"/>
+        </w:rPr>
+        <w:t>)</w:t>
+      </w:r>
+      <w:r>
+        <w:rPr>
+          <w:rFonts w:ascii="Consolas" w:hAnsi="Consolas" w:eastAsia="Consolas"/>
+          <w:color w:val="D4D4D4"/>
+          <w:sz w:val="16"/>
+        </w:rPr>
+        <w:t xml:space="preserve"> </w:t>
+      </w:r>
+      <w:r>
+        <w:rPr>
+          <w:rFonts w:ascii="Consolas" w:hAnsi="Consolas" w:eastAsia="Consolas"/>
+          <w:color w:val="D4D4D4"/>
+          <w:sz w:val="16"/>
+        </w:rPr>
+        <w:t>{</w:t>
+      </w:r>
+      <w:r>
+        <w:rPr>
+          <w:rFonts w:ascii="Consolas" w:hAnsi="Consolas" w:eastAsia="Consolas"/>
+          <w:color w:val="D4D4D4"/>
+          <w:sz w:val="16"/>
+        </w:rPr>
         <w:br/>
-      </w:r>
-      <w:r>
-        <w:rPr>
-          <w:rFonts w:ascii="Consolas" w:hAnsi="Consolas"/>
-          <w:color w:val="262626"/>
+        <w:t xml:space="preserve">        </w:t>
+      </w:r>
+      <w:r>
+        <w:rPr>
+          <w:rFonts w:ascii="Consolas" w:hAnsi="Consolas" w:eastAsia="Consolas"/>
+          <w:color w:val="569CD6"/>
           <w:sz w:val="16"/>
         </w:rPr>
-        <w:t xml:space="preserve">): </w:t>
-      </w:r>
-      <w:r>
-        <w:rPr>
-          <w:rFonts w:ascii="Consolas" w:hAnsi="Consolas"/>
-          <w:color w:val="267F99"/>
+        <w:t>return</w:t>
+      </w:r>
+      <w:r>
+        <w:rPr>
+          <w:rFonts w:ascii="Consolas" w:hAnsi="Consolas" w:eastAsia="Consolas"/>
+          <w:color w:val="D4D4D4"/>
           <w:sz w:val="16"/>
         </w:rPr>
-        <w:t xml:space="preserve">Order</w:t>
-      </w:r>
-      <w:r>
-        <w:rPr>
-          <w:rFonts w:ascii="Consolas" w:hAnsi="Consolas"/>
-          <w:color w:val="262626"/>
+        <w:t xml:space="preserve"> </w:t>
+      </w:r>
+      <w:r>
+        <w:rPr>
+          <w:rFonts w:ascii="Consolas" w:hAnsi="Consolas" w:eastAsia="Consolas"/>
+          <w:color w:val="9CDCFE"/>
           <w:sz w:val="16"/>
         </w:rPr>
-        <w:t xml:space="preserve"> {</w:t>
-      </w:r>
-      <w:r>
+        <w:t>$existing</w:t>
+      </w:r>
+      <w:r>
+        <w:rPr>
+          <w:rFonts w:ascii="Consolas" w:hAnsi="Consolas" w:eastAsia="Consolas"/>
+          <w:color w:val="D4D4D4"/>
+          <w:sz w:val="16"/>
+        </w:rPr>
+        <w:t>;</w:t>
+      </w:r>
+      <w:r>
+        <w:rPr>
+          <w:rFonts w:ascii="Consolas" w:hAnsi="Consolas" w:eastAsia="Consolas"/>
+          <w:color w:val="D4D4D4"/>
+          <w:sz w:val="16"/>
+        </w:rPr>
         <w:br/>
-      </w:r>
-      <w:r>
-        <w:rPr>
-          <w:rFonts w:ascii="Consolas" w:hAnsi="Consolas"/>
-          <w:color w:val="262626"/>
+        <w:t xml:space="preserve">    </w:t>
+      </w:r>
+      <w:r>
+        <w:rPr>
+          <w:rFonts w:ascii="Consolas" w:hAnsi="Consolas" w:eastAsia="Consolas"/>
+          <w:color w:val="D4D4D4"/>
           <w:sz w:val="16"/>
         </w:rPr>
+        <w:t>}</w:t>
+      </w:r>
+      <w:r>
+        <w:rPr>
+          <w:rFonts w:ascii="Consolas" w:hAnsi="Consolas" w:eastAsia="Consolas"/>
+          <w:color w:val="D4D4D4"/>
+          <w:sz w:val="16"/>
+        </w:rPr>
+        <w:br/>
+        <w:br/>
         <w:t xml:space="preserve">    </w:t>
       </w:r>
       <w:r>
         <w:rPr>
-          <w:rFonts w:ascii="Consolas" w:hAnsi="Consolas"/>
-          <w:color w:val="660E7A"/>
+          <w:rFonts w:ascii="Consolas" w:hAnsi="Consolas" w:eastAsia="Consolas"/>
+          <w:color w:val="9CDCFE"/>
           <w:sz w:val="16"/>
         </w:rPr>
-        <w:t xml:space="preserve">$existing</w:t>
-      </w:r>
-      <w:r>
-        <w:rPr>
-          <w:rFonts w:ascii="Consolas" w:hAnsi="Consolas"/>
-          <w:color w:val="262626"/>
+        <w:t>$menuIds</w:t>
+      </w:r>
+      <w:r>
+        <w:rPr>
+          <w:rFonts w:ascii="Consolas" w:hAnsi="Consolas" w:eastAsia="Consolas"/>
+          <w:color w:val="D4D4D4"/>
           <w:sz w:val="16"/>
         </w:rPr>
-        <w:t xml:space="preserve"> = </w:t>
-      </w:r>
-      <w:r>
-        <w:rPr>
-          <w:rFonts w:ascii="Consolas" w:hAnsi="Consolas"/>
-          <w:color w:val="267F99"/>
+        <w:t xml:space="preserve"> </w:t>
+      </w:r>
+      <w:r>
+        <w:rPr>
+          <w:rFonts w:ascii="Consolas" w:hAnsi="Consolas" w:eastAsia="Consolas"/>
+          <w:color w:val="D4D4D4"/>
           <w:sz w:val="16"/>
         </w:rPr>
-        <w:t xml:space="preserve">Order</w:t>
-      </w:r>
-      <w:r>
-        <w:rPr>
-          <w:rFonts w:ascii="Consolas" w:hAnsi="Consolas"/>
-          <w:color w:val="262626"/>
+        <w:t>=</w:t>
+      </w:r>
+      <w:r>
+        <w:rPr>
+          <w:rFonts w:ascii="Consolas" w:hAnsi="Consolas" w:eastAsia="Consolas"/>
+          <w:color w:val="D4D4D4"/>
           <w:sz w:val="16"/>
         </w:rPr>
-        <w:t xml:space="preserve">::</w:t>
-      </w:r>
-      <w:r>
-        <w:rPr>
-          <w:rFonts w:ascii="Consolas" w:hAnsi="Consolas"/>
-          <w:color w:val="795E26"/>
+        <w:t xml:space="preserve"> </w:t>
+      </w:r>
+      <w:r>
+        <w:rPr>
+          <w:rFonts w:ascii="Consolas" w:hAnsi="Consolas" w:eastAsia="Consolas"/>
+          <w:color w:val="DCDCAA"/>
           <w:sz w:val="16"/>
         </w:rPr>
-        <w:t xml:space="preserve">query</w:t>
-      </w:r>
-      <w:r>
-        <w:rPr>
-          <w:rFonts w:ascii="Consolas" w:hAnsi="Consolas"/>
-          <w:color w:val="262626"/>
+        <w:t>array_column</w:t>
+      </w:r>
+      <w:r>
+        <w:rPr>
+          <w:rFonts w:ascii="Consolas" w:hAnsi="Consolas" w:eastAsia="Consolas"/>
+          <w:color w:val="D4D4D4"/>
           <w:sz w:val="16"/>
         </w:rPr>
-        <w:t xml:space="preserve">()</w:t>
-      </w:r>
-      <w:r>
+        <w:t>(</w:t>
+      </w:r>
+      <w:r>
+        <w:rPr>
+          <w:rFonts w:ascii="Consolas" w:hAnsi="Consolas" w:eastAsia="Consolas"/>
+          <w:color w:val="9CDCFE"/>
+          <w:sz w:val="16"/>
+        </w:rPr>
+        <w:t>$cart</w:t>
+      </w:r>
+      <w:r>
+        <w:rPr>
+          <w:rFonts w:ascii="Consolas" w:hAnsi="Consolas" w:eastAsia="Consolas"/>
+          <w:color w:val="D4D4D4"/>
+          <w:sz w:val="16"/>
+        </w:rPr>
+        <w:t>[</w:t>
+      </w:r>
+      <w:r>
+        <w:rPr>
+          <w:rFonts w:ascii="Consolas" w:hAnsi="Consolas" w:eastAsia="Consolas"/>
+          <w:color w:val="CE9178"/>
+          <w:sz w:val="16"/>
+        </w:rPr>
+        <w:t>'items'</w:t>
+      </w:r>
+      <w:r>
+        <w:rPr>
+          <w:rFonts w:ascii="Consolas" w:hAnsi="Consolas" w:eastAsia="Consolas"/>
+          <w:color w:val="D4D4D4"/>
+          <w:sz w:val="16"/>
+        </w:rPr>
+        <w:t>]</w:t>
+      </w:r>
+      <w:r>
+        <w:rPr>
+          <w:rFonts w:ascii="Consolas" w:hAnsi="Consolas" w:eastAsia="Consolas"/>
+          <w:color w:val="D4D4D4"/>
+          <w:sz w:val="16"/>
+        </w:rPr>
+        <w:t>,</w:t>
+      </w:r>
+      <w:r>
+        <w:rPr>
+          <w:rFonts w:ascii="Consolas" w:hAnsi="Consolas" w:eastAsia="Consolas"/>
+          <w:color w:val="D4D4D4"/>
+          <w:sz w:val="16"/>
+        </w:rPr>
+        <w:t xml:space="preserve"> </w:t>
+      </w:r>
+      <w:r>
+        <w:rPr>
+          <w:rFonts w:ascii="Consolas" w:hAnsi="Consolas" w:eastAsia="Consolas"/>
+          <w:color w:val="CE9178"/>
+          <w:sz w:val="16"/>
+        </w:rPr>
+        <w:t>'menu_id'</w:t>
+      </w:r>
+      <w:r>
+        <w:rPr>
+          <w:rFonts w:ascii="Consolas" w:hAnsi="Consolas" w:eastAsia="Consolas"/>
+          <w:color w:val="D4D4D4"/>
+          <w:sz w:val="16"/>
+        </w:rPr>
+        <w:t>)</w:t>
+      </w:r>
+      <w:r>
+        <w:rPr>
+          <w:rFonts w:ascii="Consolas" w:hAnsi="Consolas" w:eastAsia="Consolas"/>
+          <w:color w:val="D4D4D4"/>
+          <w:sz w:val="16"/>
+        </w:rPr>
+        <w:t>;</w:t>
+      </w:r>
+      <w:r>
+        <w:rPr>
+          <w:rFonts w:ascii="Consolas" w:hAnsi="Consolas" w:eastAsia="Consolas"/>
+          <w:color w:val="D4D4D4"/>
+          <w:sz w:val="16"/>
+        </w:rPr>
         <w:br/>
-      </w:r>
-      <w:r>
-        <w:rPr>
-          <w:rFonts w:ascii="Consolas" w:hAnsi="Consolas"/>
-          <w:color w:val="262626"/>
+        <w:t xml:space="preserve">    </w:t>
+      </w:r>
+      <w:r>
+        <w:rPr>
+          <w:rFonts w:ascii="Consolas" w:hAnsi="Consolas" w:eastAsia="Consolas"/>
+          <w:color w:val="9CDCFE"/>
           <w:sz w:val="16"/>
         </w:rPr>
-        <w:t xml:space="preserve">        -&gt;</w:t>
-      </w:r>
-      <w:r>
-        <w:rPr>
-          <w:rFonts w:ascii="Consolas" w:hAnsi="Consolas"/>
-          <w:color w:val="795E26"/>
+        <w:t>$menus</w:t>
+      </w:r>
+      <w:r>
+        <w:rPr>
+          <w:rFonts w:ascii="Consolas" w:hAnsi="Consolas" w:eastAsia="Consolas"/>
+          <w:color w:val="D4D4D4"/>
           <w:sz w:val="16"/>
         </w:rPr>
-        <w:t xml:space="preserve">where</w:t>
-      </w:r>
-      <w:r>
-        <w:rPr>
-          <w:rFonts w:ascii="Consolas" w:hAnsi="Consolas"/>
-          <w:color w:val="262626"/>
+        <w:t xml:space="preserve"> </w:t>
+      </w:r>
+      <w:r>
+        <w:rPr>
+          <w:rFonts w:ascii="Consolas" w:hAnsi="Consolas" w:eastAsia="Consolas"/>
+          <w:color w:val="D4D4D4"/>
           <w:sz w:val="16"/>
         </w:rPr>
-        <w:t xml:space="preserve">(</w:t>
-      </w:r>
-      <w:r>
-        <w:rPr>
-          <w:rFonts w:ascii="Consolas" w:hAnsi="Consolas"/>
-          <w:color w:val="00733B"/>
+        <w:t>=</w:t>
+      </w:r>
+      <w:r>
+        <w:rPr>
+          <w:rFonts w:ascii="Consolas" w:hAnsi="Consolas" w:eastAsia="Consolas"/>
+          <w:color w:val="D4D4D4"/>
           <w:sz w:val="16"/>
         </w:rPr>
-        <w:t xml:space="preserve">'checkout_idempotency_key'</w:t>
-      </w:r>
-      <w:r>
-        <w:rPr>
-          <w:rFonts w:ascii="Consolas" w:hAnsi="Consolas"/>
-          <w:color w:val="262626"/>
+        <w:t xml:space="preserve"> </w:t>
+      </w:r>
+      <w:r>
+        <w:rPr>
+          <w:rFonts w:ascii="Consolas" w:hAnsi="Consolas" w:eastAsia="Consolas"/>
+          <w:color w:val="4EC9B0"/>
           <w:sz w:val="16"/>
         </w:rPr>
-        <w:t xml:space="preserve">, </w:t>
-      </w:r>
-      <w:r>
-        <w:rPr>
-          <w:rFonts w:ascii="Consolas" w:hAnsi="Consolas"/>
-          <w:color w:val="660E7A"/>
+        <w:t>Menu</w:t>
+      </w:r>
+      <w:r>
+        <w:rPr>
+          <w:rFonts w:ascii="Consolas" w:hAnsi="Consolas" w:eastAsia="Consolas"/>
+          <w:color w:val="D4D4D4"/>
           <w:sz w:val="16"/>
         </w:rPr>
-        <w:t xml:space="preserve">$key</w:t>
-      </w:r>
-      <w:r>
-        <w:rPr>
-          <w:rFonts w:ascii="Consolas" w:hAnsi="Consolas"/>
-          <w:color w:val="262626"/>
+        <w:t>:</w:t>
+      </w:r>
+      <w:r>
+        <w:rPr>
+          <w:rFonts w:ascii="Consolas" w:hAnsi="Consolas" w:eastAsia="Consolas"/>
+          <w:color w:val="D4D4D4"/>
           <w:sz w:val="16"/>
         </w:rPr>
-        <w:t xml:space="preserve">)</w:t>
-      </w:r>
-      <w:r>
+        <w:t>:</w:t>
+      </w:r>
+      <w:r>
+        <w:rPr>
+          <w:rFonts w:ascii="Consolas" w:hAnsi="Consolas" w:eastAsia="Consolas"/>
+          <w:color w:val="DCDCAA"/>
+          <w:sz w:val="16"/>
+        </w:rPr>
+        <w:t>withoutGlobalScopes</w:t>
+      </w:r>
+      <w:r>
+        <w:rPr>
+          <w:rFonts w:ascii="Consolas" w:hAnsi="Consolas" w:eastAsia="Consolas"/>
+          <w:color w:val="D4D4D4"/>
+          <w:sz w:val="16"/>
+        </w:rPr>
+        <w:t>(</w:t>
+      </w:r>
+      <w:r>
+        <w:rPr>
+          <w:rFonts w:ascii="Consolas" w:hAnsi="Consolas" w:eastAsia="Consolas"/>
+          <w:color w:val="D4D4D4"/>
+          <w:sz w:val="16"/>
+        </w:rPr>
+        <w:t>)</w:t>
+      </w:r>
+      <w:r>
+        <w:rPr>
+          <w:rFonts w:ascii="Consolas" w:hAnsi="Consolas" w:eastAsia="Consolas"/>
+          <w:color w:val="D4D4D4"/>
+          <w:sz w:val="16"/>
+        </w:rPr>
         <w:br/>
-      </w:r>
-      <w:r>
-        <w:rPr>
-          <w:rFonts w:ascii="Consolas" w:hAnsi="Consolas"/>
-          <w:color w:val="262626"/>
+        <w:t xml:space="preserve">        </w:t>
+      </w:r>
+      <w:r>
+        <w:rPr>
+          <w:rFonts w:ascii="Consolas" w:hAnsi="Consolas" w:eastAsia="Consolas"/>
+          <w:color w:val="D4D4D4"/>
           <w:sz w:val="16"/>
         </w:rPr>
-        <w:t xml:space="preserve">        -&gt;</w:t>
-      </w:r>
-      <w:r>
-        <w:rPr>
-          <w:rFonts w:ascii="Consolas" w:hAnsi="Consolas"/>
-          <w:color w:val="795E26"/>
+        <w:t>-</w:t>
+      </w:r>
+      <w:r>
+        <w:rPr>
+          <w:rFonts w:ascii="Consolas" w:hAnsi="Consolas" w:eastAsia="Consolas"/>
+          <w:color w:val="D4D4D4"/>
           <w:sz w:val="16"/>
         </w:rPr>
-        <w:t xml:space="preserve">first</w:t>
-      </w:r>
-      <w:r>
-        <w:rPr>
-          <w:rFonts w:ascii="Consolas" w:hAnsi="Consolas"/>
-          <w:color w:val="262626"/>
+        <w:t>&gt;</w:t>
+      </w:r>
+      <w:r>
+        <w:rPr>
+          <w:rFonts w:ascii="Consolas" w:hAnsi="Consolas" w:eastAsia="Consolas"/>
+          <w:color w:val="DCDCAA"/>
           <w:sz w:val="16"/>
         </w:rPr>
-        <w:t xml:space="preserve">();</w:t>
-      </w:r>
-      <w:r>
+        <w:t>whereKey</w:t>
+      </w:r>
+      <w:r>
+        <w:rPr>
+          <w:rFonts w:ascii="Consolas" w:hAnsi="Consolas" w:eastAsia="Consolas"/>
+          <w:color w:val="D4D4D4"/>
+          <w:sz w:val="16"/>
+        </w:rPr>
+        <w:t>(</w:t>
+      </w:r>
+      <w:r>
+        <w:rPr>
+          <w:rFonts w:ascii="Consolas" w:hAnsi="Consolas" w:eastAsia="Consolas"/>
+          <w:color w:val="9CDCFE"/>
+          <w:sz w:val="16"/>
+        </w:rPr>
+        <w:t>$menuIds</w:t>
+      </w:r>
+      <w:r>
+        <w:rPr>
+          <w:rFonts w:ascii="Consolas" w:hAnsi="Consolas" w:eastAsia="Consolas"/>
+          <w:color w:val="D4D4D4"/>
+          <w:sz w:val="16"/>
+        </w:rPr>
+        <w:t>)</w:t>
+      </w:r>
+      <w:r>
+        <w:rPr>
+          <w:rFonts w:ascii="Consolas" w:hAnsi="Consolas" w:eastAsia="Consolas"/>
+          <w:color w:val="D4D4D4"/>
+          <w:sz w:val="16"/>
+        </w:rPr>
         <w:br/>
-      </w:r>
-      <w:r>
+        <w:t xml:space="preserve">        </w:t>
+      </w:r>
+      <w:r>
+        <w:rPr>
+          <w:rFonts w:ascii="Consolas" w:hAnsi="Consolas" w:eastAsia="Consolas"/>
+          <w:color w:val="D4D4D4"/>
+          <w:sz w:val="16"/>
+        </w:rPr>
+        <w:t>-</w:t>
+      </w:r>
+      <w:r>
+        <w:rPr>
+          <w:rFonts w:ascii="Consolas" w:hAnsi="Consolas" w:eastAsia="Consolas"/>
+          <w:color w:val="D4D4D4"/>
+          <w:sz w:val="16"/>
+        </w:rPr>
+        <w:t>&gt;</w:t>
+      </w:r>
+      <w:r>
+        <w:rPr>
+          <w:rFonts w:ascii="Consolas" w:hAnsi="Consolas" w:eastAsia="Consolas"/>
+          <w:color w:val="DCDCAA"/>
+          <w:sz w:val="16"/>
+        </w:rPr>
+        <w:t>whereIn</w:t>
+      </w:r>
+      <w:r>
+        <w:rPr>
+          <w:rFonts w:ascii="Consolas" w:hAnsi="Consolas" w:eastAsia="Consolas"/>
+          <w:color w:val="D4D4D4"/>
+          <w:sz w:val="16"/>
+        </w:rPr>
+        <w:t>(</w:t>
+      </w:r>
+      <w:r>
+        <w:rPr>
+          <w:rFonts w:ascii="Consolas" w:hAnsi="Consolas" w:eastAsia="Consolas"/>
+          <w:color w:val="CE9178"/>
+          <w:sz w:val="16"/>
+        </w:rPr>
+        <w:t>'tenant_id'</w:t>
+      </w:r>
+      <w:r>
+        <w:rPr>
+          <w:rFonts w:ascii="Consolas" w:hAnsi="Consolas" w:eastAsia="Consolas"/>
+          <w:color w:val="D4D4D4"/>
+          <w:sz w:val="16"/>
+        </w:rPr>
+        <w:t>,</w:t>
+      </w:r>
+      <w:r>
+        <w:rPr>
+          <w:rFonts w:ascii="Consolas" w:hAnsi="Consolas" w:eastAsia="Consolas"/>
+          <w:color w:val="D4D4D4"/>
+          <w:sz w:val="16"/>
+        </w:rPr>
+        <w:t xml:space="preserve"> </w:t>
+      </w:r>
+      <w:r>
+        <w:rPr>
+          <w:rFonts w:ascii="Consolas" w:hAnsi="Consolas" w:eastAsia="Consolas"/>
+          <w:color w:val="9CDCFE"/>
+          <w:sz w:val="16"/>
+        </w:rPr>
+        <w:t>$allowedTenantIds</w:t>
+      </w:r>
+      <w:r>
+        <w:rPr>
+          <w:rFonts w:ascii="Consolas" w:hAnsi="Consolas" w:eastAsia="Consolas"/>
+          <w:color w:val="D4D4D4"/>
+          <w:sz w:val="16"/>
+        </w:rPr>
+        <w:t>)</w:t>
+      </w:r>
+      <w:r>
+        <w:rPr>
+          <w:rFonts w:ascii="Consolas" w:hAnsi="Consolas" w:eastAsia="Consolas"/>
+          <w:color w:val="D4D4D4"/>
+          <w:sz w:val="16"/>
+        </w:rPr>
         <w:br/>
-      </w:r>
-      <w:r>
-        <w:rPr>
-          <w:rFonts w:ascii="Consolas" w:hAnsi="Consolas"/>
-          <w:color w:val="262626"/>
+        <w:t xml:space="preserve">        </w:t>
+      </w:r>
+      <w:r>
+        <w:rPr>
+          <w:rFonts w:ascii="Consolas" w:hAnsi="Consolas" w:eastAsia="Consolas"/>
+          <w:color w:val="D4D4D4"/>
           <w:sz w:val="16"/>
         </w:rPr>
+        <w:t>-</w:t>
+      </w:r>
+      <w:r>
+        <w:rPr>
+          <w:rFonts w:ascii="Consolas" w:hAnsi="Consolas" w:eastAsia="Consolas"/>
+          <w:color w:val="D4D4D4"/>
+          <w:sz w:val="16"/>
+        </w:rPr>
+        <w:t>&gt;</w:t>
+      </w:r>
+      <w:r>
+        <w:rPr>
+          <w:rFonts w:ascii="Consolas" w:hAnsi="Consolas" w:eastAsia="Consolas"/>
+          <w:color w:val="DCDCAA"/>
+          <w:sz w:val="16"/>
+        </w:rPr>
+        <w:t>orderBy</w:t>
+      </w:r>
+      <w:r>
+        <w:rPr>
+          <w:rFonts w:ascii="Consolas" w:hAnsi="Consolas" w:eastAsia="Consolas"/>
+          <w:color w:val="D4D4D4"/>
+          <w:sz w:val="16"/>
+        </w:rPr>
+        <w:t>(</w:t>
+      </w:r>
+      <w:r>
+        <w:rPr>
+          <w:rFonts w:ascii="Consolas" w:hAnsi="Consolas" w:eastAsia="Consolas"/>
+          <w:color w:val="CE9178"/>
+          <w:sz w:val="16"/>
+        </w:rPr>
+        <w:t>'id'</w:t>
+      </w:r>
+      <w:r>
+        <w:rPr>
+          <w:rFonts w:ascii="Consolas" w:hAnsi="Consolas" w:eastAsia="Consolas"/>
+          <w:color w:val="D4D4D4"/>
+          <w:sz w:val="16"/>
+        </w:rPr>
+        <w:t>)</w:t>
+      </w:r>
+      <w:r>
+        <w:rPr>
+          <w:rFonts w:ascii="Consolas" w:hAnsi="Consolas" w:eastAsia="Consolas"/>
+          <w:color w:val="D4D4D4"/>
+          <w:sz w:val="16"/>
+        </w:rPr>
+        <w:br/>
+        <w:t xml:space="preserve">        </w:t>
+      </w:r>
+      <w:r>
+        <w:rPr>
+          <w:rFonts w:ascii="Consolas" w:hAnsi="Consolas" w:eastAsia="Consolas"/>
+          <w:color w:val="D4D4D4"/>
+          <w:sz w:val="16"/>
+        </w:rPr>
+        <w:t>-</w:t>
+      </w:r>
+      <w:r>
+        <w:rPr>
+          <w:rFonts w:ascii="Consolas" w:hAnsi="Consolas" w:eastAsia="Consolas"/>
+          <w:color w:val="D4D4D4"/>
+          <w:sz w:val="16"/>
+        </w:rPr>
+        <w:t>&gt;</w:t>
+      </w:r>
+      <w:r>
+        <w:rPr>
+          <w:rFonts w:ascii="Consolas" w:hAnsi="Consolas" w:eastAsia="Consolas"/>
+          <w:color w:val="DCDCAA"/>
+          <w:sz w:val="16"/>
+        </w:rPr>
+        <w:t>lockForUpdate</w:t>
+      </w:r>
+      <w:r>
+        <w:rPr>
+          <w:rFonts w:ascii="Consolas" w:hAnsi="Consolas" w:eastAsia="Consolas"/>
+          <w:color w:val="D4D4D4"/>
+          <w:sz w:val="16"/>
+        </w:rPr>
+        <w:t>(</w:t>
+      </w:r>
+      <w:r>
+        <w:rPr>
+          <w:rFonts w:ascii="Consolas" w:hAnsi="Consolas" w:eastAsia="Consolas"/>
+          <w:color w:val="D4D4D4"/>
+          <w:sz w:val="16"/>
+        </w:rPr>
+        <w:t>)</w:t>
+      </w:r>
+      <w:r>
+        <w:rPr>
+          <w:rFonts w:ascii="Consolas" w:hAnsi="Consolas" w:eastAsia="Consolas"/>
+          <w:color w:val="D4D4D4"/>
+          <w:sz w:val="16"/>
+        </w:rPr>
+        <w:br/>
+        <w:t xml:space="preserve">        </w:t>
+      </w:r>
+      <w:r>
+        <w:rPr>
+          <w:rFonts w:ascii="Consolas" w:hAnsi="Consolas" w:eastAsia="Consolas"/>
+          <w:color w:val="D4D4D4"/>
+          <w:sz w:val="16"/>
+        </w:rPr>
+        <w:t>-</w:t>
+      </w:r>
+      <w:r>
+        <w:rPr>
+          <w:rFonts w:ascii="Consolas" w:hAnsi="Consolas" w:eastAsia="Consolas"/>
+          <w:color w:val="D4D4D4"/>
+          <w:sz w:val="16"/>
+        </w:rPr>
+        <w:t>&gt;</w:t>
+      </w:r>
+      <w:r>
+        <w:rPr>
+          <w:rFonts w:ascii="Consolas" w:hAnsi="Consolas" w:eastAsia="Consolas"/>
+          <w:color w:val="DCDCAA"/>
+          <w:sz w:val="16"/>
+        </w:rPr>
+        <w:t>get</w:t>
+      </w:r>
+      <w:r>
+        <w:rPr>
+          <w:rFonts w:ascii="Consolas" w:hAnsi="Consolas" w:eastAsia="Consolas"/>
+          <w:color w:val="D4D4D4"/>
+          <w:sz w:val="16"/>
+        </w:rPr>
+        <w:t>(</w:t>
+      </w:r>
+      <w:r>
+        <w:rPr>
+          <w:rFonts w:ascii="Consolas" w:hAnsi="Consolas" w:eastAsia="Consolas"/>
+          <w:color w:val="D4D4D4"/>
+          <w:sz w:val="16"/>
+        </w:rPr>
+        <w:t>)</w:t>
+      </w:r>
+      <w:r>
+        <w:rPr>
+          <w:rFonts w:ascii="Consolas" w:hAnsi="Consolas" w:eastAsia="Consolas"/>
+          <w:color w:val="D4D4D4"/>
+          <w:sz w:val="16"/>
+        </w:rPr>
+        <w:br/>
+        <w:t xml:space="preserve">        </w:t>
+      </w:r>
+      <w:r>
+        <w:rPr>
+          <w:rFonts w:ascii="Consolas" w:hAnsi="Consolas" w:eastAsia="Consolas"/>
+          <w:color w:val="D4D4D4"/>
+          <w:sz w:val="16"/>
+        </w:rPr>
+        <w:t>-</w:t>
+      </w:r>
+      <w:r>
+        <w:rPr>
+          <w:rFonts w:ascii="Consolas" w:hAnsi="Consolas" w:eastAsia="Consolas"/>
+          <w:color w:val="D4D4D4"/>
+          <w:sz w:val="16"/>
+        </w:rPr>
+        <w:t>&gt;</w:t>
+      </w:r>
+      <w:r>
+        <w:rPr>
+          <w:rFonts w:ascii="Consolas" w:hAnsi="Consolas" w:eastAsia="Consolas"/>
+          <w:color w:val="DCDCAA"/>
+          <w:sz w:val="16"/>
+        </w:rPr>
+        <w:t>keyBy</w:t>
+      </w:r>
+      <w:r>
+        <w:rPr>
+          <w:rFonts w:ascii="Consolas" w:hAnsi="Consolas" w:eastAsia="Consolas"/>
+          <w:color w:val="D4D4D4"/>
+          <w:sz w:val="16"/>
+        </w:rPr>
+        <w:t>(</w:t>
+      </w:r>
+      <w:r>
+        <w:rPr>
+          <w:rFonts w:ascii="Consolas" w:hAnsi="Consolas" w:eastAsia="Consolas"/>
+          <w:color w:val="CE9178"/>
+          <w:sz w:val="16"/>
+        </w:rPr>
+        <w:t>'id'</w:t>
+      </w:r>
+      <w:r>
+        <w:rPr>
+          <w:rFonts w:ascii="Consolas" w:hAnsi="Consolas" w:eastAsia="Consolas"/>
+          <w:color w:val="D4D4D4"/>
+          <w:sz w:val="16"/>
+        </w:rPr>
+        <w:t>)</w:t>
+      </w:r>
+      <w:r>
+        <w:rPr>
+          <w:rFonts w:ascii="Consolas" w:hAnsi="Consolas" w:eastAsia="Consolas"/>
+          <w:color w:val="D4D4D4"/>
+          <w:sz w:val="16"/>
+        </w:rPr>
+        <w:t>;</w:t>
+      </w:r>
+      <w:r>
+        <w:rPr>
+          <w:rFonts w:ascii="Consolas" w:hAnsi="Consolas" w:eastAsia="Consolas"/>
+          <w:color w:val="D4D4D4"/>
+          <w:sz w:val="16"/>
+        </w:rPr>
+        <w:br/>
+        <w:br/>
         <w:t xml:space="preserve">    </w:t>
       </w:r>
       <w:r>
         <w:rPr>
-          <w:rFonts w:ascii="Consolas" w:hAnsi="Consolas"/>
-          <w:b/>
-          <w:color w:val="000080"/>
+          <w:rFonts w:ascii="Consolas" w:hAnsi="Consolas" w:eastAsia="Consolas"/>
+          <w:color w:val="6A9955"/>
           <w:sz w:val="16"/>
         </w:rPr>
-        <w:t xml:space="preserve">if</w:t>
-      </w:r>
-      <w:r>
-        <w:rPr>
-          <w:rFonts w:ascii="Consolas" w:hAnsi="Consolas"/>
-          <w:color w:val="262626"/>
+        <w:t>// Validasi ulang, simpan snapshot, lalu kurangi stok.</w:t>
+      </w:r>
+      <w:r>
+        <w:rPr>
+          <w:rFonts w:ascii="Consolas" w:hAnsi="Consolas" w:eastAsia="Consolas"/>
+          <w:color w:val="D4D4D4"/>
           <w:sz w:val="16"/>
         </w:rPr>
-        <w:t xml:space="preserve"> (</w:t>
-      </w:r>
-      <w:r>
-        <w:rPr>
-          <w:rFonts w:ascii="Consolas" w:hAnsi="Consolas"/>
-          <w:color w:val="660E7A"/>
+        <w:br/>
+        <w:t xml:space="preserve">    </w:t>
+      </w:r>
+      <w:r>
+        <w:rPr>
+          <w:rFonts w:ascii="Consolas" w:hAnsi="Consolas" w:eastAsia="Consolas"/>
+          <w:color w:val="569CD6"/>
           <w:sz w:val="16"/>
         </w:rPr>
-        <w:t xml:space="preserve">$existing</w:t>
-      </w:r>
-      <w:r>
-        <w:rPr>
-          <w:rFonts w:ascii="Consolas" w:hAnsi="Consolas"/>
-          <w:color w:val="262626"/>
+        <w:t>return</w:t>
+      </w:r>
+      <w:r>
+        <w:rPr>
+          <w:rFonts w:ascii="Consolas" w:hAnsi="Consolas" w:eastAsia="Consolas"/>
+          <w:color w:val="D4D4D4"/>
           <w:sz w:val="16"/>
         </w:rPr>
-        <w:t xml:space="preserve">) {</w:t>
-      </w:r>
-      <w:r>
+        <w:t xml:space="preserve"> </w:t>
+      </w:r>
+      <w:r>
+        <w:rPr>
+          <w:rFonts w:ascii="Consolas" w:hAnsi="Consolas" w:eastAsia="Consolas"/>
+          <w:color w:val="9CDCFE"/>
+          <w:sz w:val="16"/>
+        </w:rPr>
+        <w:t>$this</w:t>
+      </w:r>
+      <w:r>
+        <w:rPr>
+          <w:rFonts w:ascii="Consolas" w:hAnsi="Consolas" w:eastAsia="Consolas"/>
+          <w:color w:val="D4D4D4"/>
+          <w:sz w:val="16"/>
+        </w:rPr>
+        <w:t>-</w:t>
+      </w:r>
+      <w:r>
+        <w:rPr>
+          <w:rFonts w:ascii="Consolas" w:hAnsi="Consolas" w:eastAsia="Consolas"/>
+          <w:color w:val="D4D4D4"/>
+          <w:sz w:val="16"/>
+        </w:rPr>
+        <w:t>&gt;</w:t>
+      </w:r>
+      <w:r>
+        <w:rPr>
+          <w:rFonts w:ascii="Consolas" w:hAnsi="Consolas" w:eastAsia="Consolas"/>
+          <w:color w:val="DCDCAA"/>
+          <w:sz w:val="16"/>
+        </w:rPr>
+        <w:t>createOrderAggregate</w:t>
+      </w:r>
+      <w:r>
+        <w:rPr>
+          <w:rFonts w:ascii="Consolas" w:hAnsi="Consolas" w:eastAsia="Consolas"/>
+          <w:color w:val="D4D4D4"/>
+          <w:sz w:val="16"/>
+        </w:rPr>
+        <w:t>(</w:t>
+      </w:r>
+      <w:r>
+        <w:rPr>
+          <w:rFonts w:ascii="Consolas" w:hAnsi="Consolas" w:eastAsia="Consolas"/>
+          <w:color w:val="9CDCFE"/>
+          <w:sz w:val="16"/>
+        </w:rPr>
+        <w:t>$cart</w:t>
+      </w:r>
+      <w:r>
+        <w:rPr>
+          <w:rFonts w:ascii="Consolas" w:hAnsi="Consolas" w:eastAsia="Consolas"/>
+          <w:color w:val="D4D4D4"/>
+          <w:sz w:val="16"/>
+        </w:rPr>
+        <w:t>,</w:t>
+      </w:r>
+      <w:r>
+        <w:rPr>
+          <w:rFonts w:ascii="Consolas" w:hAnsi="Consolas" w:eastAsia="Consolas"/>
+          <w:color w:val="D4D4D4"/>
+          <w:sz w:val="16"/>
+        </w:rPr>
+        <w:t xml:space="preserve"> </w:t>
+      </w:r>
+      <w:r>
+        <w:rPr>
+          <w:rFonts w:ascii="Consolas" w:hAnsi="Consolas" w:eastAsia="Consolas"/>
+          <w:color w:val="9CDCFE"/>
+          <w:sz w:val="16"/>
+        </w:rPr>
+        <w:t>$menus</w:t>
+      </w:r>
+      <w:r>
+        <w:rPr>
+          <w:rFonts w:ascii="Consolas" w:hAnsi="Consolas" w:eastAsia="Consolas"/>
+          <w:color w:val="D4D4D4"/>
+          <w:sz w:val="16"/>
+        </w:rPr>
+        <w:t>,</w:t>
+      </w:r>
+      <w:r>
+        <w:rPr>
+          <w:rFonts w:ascii="Consolas" w:hAnsi="Consolas" w:eastAsia="Consolas"/>
+          <w:color w:val="D4D4D4"/>
+          <w:sz w:val="16"/>
+        </w:rPr>
+        <w:t xml:space="preserve"> </w:t>
+      </w:r>
+      <w:r>
+        <w:rPr>
+          <w:rFonts w:ascii="Consolas" w:hAnsi="Consolas" w:eastAsia="Consolas"/>
+          <w:color w:val="9CDCFE"/>
+          <w:sz w:val="16"/>
+        </w:rPr>
+        <w:t>$key</w:t>
+      </w:r>
+      <w:r>
+        <w:rPr>
+          <w:rFonts w:ascii="Consolas" w:hAnsi="Consolas" w:eastAsia="Consolas"/>
+          <w:color w:val="D4D4D4"/>
+          <w:sz w:val="16"/>
+        </w:rPr>
+        <w:t>)</w:t>
+      </w:r>
+      <w:r>
+        <w:rPr>
+          <w:rFonts w:ascii="Consolas" w:hAnsi="Consolas" w:eastAsia="Consolas"/>
+          <w:color w:val="D4D4D4"/>
+          <w:sz w:val="16"/>
+        </w:rPr>
+        <w:t>;</w:t>
+      </w:r>
+      <w:r>
+        <w:rPr>
+          <w:rFonts w:ascii="Consolas" w:hAnsi="Consolas" w:eastAsia="Consolas"/>
+          <w:color w:val="D4D4D4"/>
+          <w:sz w:val="16"/>
+        </w:rPr>
         <w:br/>
       </w:r>
       <w:r>
         <w:rPr>
-          <w:rFonts w:ascii="Consolas" w:hAnsi="Consolas"/>
-          <w:color w:val="262626"/>
+          <w:rFonts w:ascii="Consolas" w:hAnsi="Consolas" w:eastAsia="Consolas"/>
+          <w:color w:val="D4D4D4"/>
           <w:sz w:val="16"/>
         </w:rPr>
-        <w:t xml:space="preserve">        </w:t>
-      </w:r>
-      <w:r>
-        <w:rPr>
-          <w:rFonts w:ascii="Consolas" w:hAnsi="Consolas"/>
-          <w:b/>
-          <w:color w:val="000080"/>
+        <w:t>}</w:t>
+      </w:r>
+      <w:r>
+        <w:rPr>
+          <w:rFonts w:ascii="Consolas" w:hAnsi="Consolas" w:eastAsia="Consolas"/>
+          <w:color w:val="D4D4D4"/>
           <w:sz w:val="16"/>
         </w:rPr>
-        <w:t xml:space="preserve">return</w:t>
-      </w:r>
-      <w:r>
-        <w:rPr>
-          <w:rFonts w:ascii="Consolas" w:hAnsi="Consolas"/>
-          <w:color w:val="262626"/>
+        <w:t>,</w:t>
+      </w:r>
+      <w:r>
+        <w:rPr>
+          <w:rFonts w:ascii="Consolas" w:hAnsi="Consolas" w:eastAsia="Consolas"/>
+          <w:color w:val="D4D4D4"/>
           <w:sz w:val="16"/>
         </w:rPr>
         <w:t xml:space="preserve"> </w:t>
       </w:r>
       <w:r>
         <w:rPr>
-          <w:rFonts w:ascii="Consolas" w:hAnsi="Consolas"/>
-          <w:color w:val="660E7A"/>
+          <w:rFonts w:ascii="Consolas" w:hAnsi="Consolas" w:eastAsia="Consolas"/>
+          <w:color w:val="D4D4D4"/>
           <w:sz w:val="16"/>
         </w:rPr>
-        <w:t xml:space="preserve">$existing</w:t>
-      </w:r>
-      <w:r>
-        <w:rPr>
-          <w:rFonts w:ascii="Consolas" w:hAnsi="Consolas"/>
-          <w:color w:val="262626"/>
+        <w:t>attempts</w:t>
+      </w:r>
+      <w:r>
+        <w:rPr>
+          <w:rFonts w:ascii="Consolas" w:hAnsi="Consolas" w:eastAsia="Consolas"/>
+          <w:color w:val="D4D4D4"/>
           <w:sz w:val="16"/>
         </w:rPr>
-        <w:t xml:space="preserve">;</w:t>
-      </w:r>
-      <w:r>
-        <w:br/>
-      </w:r>
-      <w:r>
-        <w:rPr>
-          <w:rFonts w:ascii="Consolas" w:hAnsi="Consolas"/>
-          <w:color w:val="262626"/>
+        <w:t>:</w:t>
+      </w:r>
+      <w:r>
+        <w:rPr>
+          <w:rFonts w:ascii="Consolas" w:hAnsi="Consolas" w:eastAsia="Consolas"/>
+          <w:color w:val="D4D4D4"/>
           <w:sz w:val="16"/>
         </w:rPr>
-        <w:t xml:space="preserve">    }</w:t>
-      </w:r>
-      <w:r>
-        <w:br/>
-      </w:r>
-      <w:r>
-        <w:br/>
-      </w:r>
-      <w:r>
-        <w:rPr>
-          <w:rFonts w:ascii="Consolas" w:hAnsi="Consolas"/>
-          <w:color w:val="262626"/>
+        <w:t xml:space="preserve"> </w:t>
+      </w:r>
+      <w:r>
+        <w:rPr>
+          <w:rFonts w:ascii="Consolas" w:hAnsi="Consolas" w:eastAsia="Consolas"/>
+          <w:color w:val="D4D4D4"/>
           <w:sz w:val="16"/>
         </w:rPr>
-        <w:t xml:space="preserve">    </w:t>
-      </w:r>
-      <w:r>
-        <w:rPr>
-          <w:rFonts w:ascii="Consolas" w:hAnsi="Consolas"/>
-          <w:color w:val="660E7A"/>
+        <w:t>5</w:t>
+      </w:r>
+      <w:r>
+        <w:rPr>
+          <w:rFonts w:ascii="Consolas" w:hAnsi="Consolas" w:eastAsia="Consolas"/>
+          <w:color w:val="D4D4D4"/>
           <w:sz w:val="16"/>
         </w:rPr>
-        <w:t xml:space="preserve">$menuIds</w:t>
-      </w:r>
-      <w:r>
-        <w:rPr>
-          <w:rFonts w:ascii="Consolas" w:hAnsi="Consolas"/>
-          <w:color w:val="262626"/>
+        <w:t>)</w:t>
+      </w:r>
+      <w:r>
+        <w:rPr>
+          <w:rFonts w:ascii="Consolas" w:hAnsi="Consolas" w:eastAsia="Consolas"/>
+          <w:color w:val="D4D4D4"/>
           <w:sz w:val="16"/>
         </w:rPr>
-        <w:t xml:space="preserve"> = </w:t>
-      </w:r>
-      <w:r>
-        <w:rPr>
-          <w:rFonts w:ascii="Consolas" w:hAnsi="Consolas"/>
-          <w:color w:val="795E26"/>
-          <w:sz w:val="16"/>
-        </w:rPr>
-        <w:t xml:space="preserve">array_column</w:t>
-      </w:r>
-      <w:r>
-        <w:rPr>
-          <w:rFonts w:ascii="Consolas" w:hAnsi="Consolas"/>
-          <w:color w:val="262626"/>
-          <w:sz w:val="16"/>
-        </w:rPr>
-        <w:t xml:space="preserve">(</w:t>
-      </w:r>
-      <w:r>
-        <w:rPr>
-          <w:rFonts w:ascii="Consolas" w:hAnsi="Consolas"/>
-          <w:color w:val="660E7A"/>
-          <w:sz w:val="16"/>
-        </w:rPr>
-        <w:t xml:space="preserve">$cart</w:t>
-      </w:r>
-      <w:r>
-        <w:rPr>
-          <w:rFonts w:ascii="Consolas" w:hAnsi="Consolas"/>
-          <w:color w:val="262626"/>
-          <w:sz w:val="16"/>
-        </w:rPr>
-        <w:t xml:space="preserve">[</w:t>
-      </w:r>
-      <w:r>
-        <w:rPr>
-          <w:rFonts w:ascii="Consolas" w:hAnsi="Consolas"/>
-          <w:color w:val="00733B"/>
-          <w:sz w:val="16"/>
-        </w:rPr>
-        <w:t xml:space="preserve">'items'</w:t>
-      </w:r>
-      <w:r>
-        <w:rPr>
-          <w:rFonts w:ascii="Consolas" w:hAnsi="Consolas"/>
-          <w:color w:val="262626"/>
-          <w:sz w:val="16"/>
-        </w:rPr>
-        <w:t xml:space="preserve">], </w:t>
-      </w:r>
-      <w:r>
-        <w:rPr>
-          <w:rFonts w:ascii="Consolas" w:hAnsi="Consolas"/>
-          <w:color w:val="00733B"/>
-          <w:sz w:val="16"/>
-        </w:rPr>
-        <w:t xml:space="preserve">'menu_id'</w:t>
-      </w:r>
-      <w:r>
-        <w:rPr>
-          <w:rFonts w:ascii="Consolas" w:hAnsi="Consolas"/>
-          <w:color w:val="262626"/>
-          <w:sz w:val="16"/>
-        </w:rPr>
-        <w:t xml:space="preserve">);</w:t>
-      </w:r>
-      <w:r>
-        <w:br/>
-      </w:r>
-      <w:r>
-        <w:rPr>
-          <w:rFonts w:ascii="Consolas" w:hAnsi="Consolas"/>
-          <w:color w:val="262626"/>
-          <w:sz w:val="16"/>
-        </w:rPr>
-        <w:t xml:space="preserve">    </w:t>
-      </w:r>
-      <w:r>
-        <w:rPr>
-          <w:rFonts w:ascii="Consolas" w:hAnsi="Consolas"/>
-          <w:color w:val="660E7A"/>
-          <w:sz w:val="16"/>
-        </w:rPr>
-        <w:t xml:space="preserve">$menus</w:t>
-      </w:r>
-      <w:r>
-        <w:rPr>
-          <w:rFonts w:ascii="Consolas" w:hAnsi="Consolas"/>
-          <w:color w:val="262626"/>
-          <w:sz w:val="16"/>
-        </w:rPr>
-        <w:t xml:space="preserve"> = </w:t>
-      </w:r>
-      <w:r>
-        <w:rPr>
-          <w:rFonts w:ascii="Consolas" w:hAnsi="Consolas"/>
-          <w:color w:val="267F99"/>
-          <w:sz w:val="16"/>
-        </w:rPr>
-        <w:t xml:space="preserve">Menu</w:t>
-      </w:r>
-      <w:r>
-        <w:rPr>
-          <w:rFonts w:ascii="Consolas" w:hAnsi="Consolas"/>
-          <w:color w:val="262626"/>
-          <w:sz w:val="16"/>
-        </w:rPr>
-        <w:t xml:space="preserve">::</w:t>
-      </w:r>
-      <w:r>
-        <w:rPr>
-          <w:rFonts w:ascii="Consolas" w:hAnsi="Consolas"/>
-          <w:color w:val="795E26"/>
-          <w:sz w:val="16"/>
-        </w:rPr>
-        <w:t xml:space="preserve">withoutGlobalScopes</w:t>
-      </w:r>
-      <w:r>
-        <w:rPr>
-          <w:rFonts w:ascii="Consolas" w:hAnsi="Consolas"/>
-          <w:color w:val="262626"/>
-          <w:sz w:val="16"/>
-        </w:rPr>
-        <w:t xml:space="preserve">()</w:t>
-      </w:r>
-      <w:r>
-        <w:br/>
-      </w:r>
-      <w:r>
-        <w:rPr>
-          <w:rFonts w:ascii="Consolas" w:hAnsi="Consolas"/>
-          <w:color w:val="262626"/>
-          <w:sz w:val="16"/>
-        </w:rPr>
-        <w:t xml:space="preserve">        -&gt;</w:t>
-      </w:r>
-      <w:r>
-        <w:rPr>
-          <w:rFonts w:ascii="Consolas" w:hAnsi="Consolas"/>
-          <w:color w:val="795E26"/>
-          <w:sz w:val="16"/>
-        </w:rPr>
-        <w:t xml:space="preserve">whereKey</w:t>
-      </w:r>
-      <w:r>
-        <w:rPr>
-          <w:rFonts w:ascii="Consolas" w:hAnsi="Consolas"/>
-          <w:color w:val="262626"/>
-          <w:sz w:val="16"/>
-        </w:rPr>
-        <w:t xml:space="preserve">(</w:t>
-      </w:r>
-      <w:r>
-        <w:rPr>
-          <w:rFonts w:ascii="Consolas" w:hAnsi="Consolas"/>
-          <w:color w:val="660E7A"/>
-          <w:sz w:val="16"/>
-        </w:rPr>
-        <w:t xml:space="preserve">$menuIds</w:t>
-      </w:r>
-      <w:r>
-        <w:rPr>
-          <w:rFonts w:ascii="Consolas" w:hAnsi="Consolas"/>
-          <w:color w:val="262626"/>
-          <w:sz w:val="16"/>
-        </w:rPr>
-        <w:t xml:space="preserve">)</w:t>
-      </w:r>
-      <w:r>
-        <w:br/>
-      </w:r>
-      <w:r>
-        <w:rPr>
-          <w:rFonts w:ascii="Consolas" w:hAnsi="Consolas"/>
-          <w:color w:val="262626"/>
-          <w:sz w:val="16"/>
-        </w:rPr>
-        <w:t xml:space="preserve">        -&gt;</w:t>
-      </w:r>
-      <w:r>
-        <w:rPr>
-          <w:rFonts w:ascii="Consolas" w:hAnsi="Consolas"/>
-          <w:color w:val="795E26"/>
-          <w:sz w:val="16"/>
-        </w:rPr>
-        <w:t xml:space="preserve">whereIn</w:t>
-      </w:r>
-      <w:r>
-        <w:rPr>
-          <w:rFonts w:ascii="Consolas" w:hAnsi="Consolas"/>
-          <w:color w:val="262626"/>
-          <w:sz w:val="16"/>
-        </w:rPr>
-        <w:t xml:space="preserve">(</w:t>
-      </w:r>
-      <w:r>
-        <w:rPr>
-          <w:rFonts w:ascii="Consolas" w:hAnsi="Consolas"/>
-          <w:color w:val="00733B"/>
-          <w:sz w:val="16"/>
-        </w:rPr>
-        <w:t xml:space="preserve">'tenant_id'</w:t>
-      </w:r>
-      <w:r>
-        <w:rPr>
-          <w:rFonts w:ascii="Consolas" w:hAnsi="Consolas"/>
-          <w:color w:val="262626"/>
-          <w:sz w:val="16"/>
-        </w:rPr>
-        <w:t xml:space="preserve">, </w:t>
-      </w:r>
-      <w:r>
-        <w:rPr>
-          <w:rFonts w:ascii="Consolas" w:hAnsi="Consolas"/>
-          <w:color w:val="660E7A"/>
-          <w:sz w:val="16"/>
-        </w:rPr>
-        <w:t xml:space="preserve">$allowedTenantIds</w:t>
-      </w:r>
-      <w:r>
-        <w:rPr>
-          <w:rFonts w:ascii="Consolas" w:hAnsi="Consolas"/>
-          <w:color w:val="262626"/>
-          <w:sz w:val="16"/>
-        </w:rPr>
-        <w:t xml:space="preserve">)</w:t>
-      </w:r>
-      <w:r>
-        <w:br/>
-      </w:r>
-      <w:r>
-        <w:rPr>
-          <w:rFonts w:ascii="Consolas" w:hAnsi="Consolas"/>
-          <w:color w:val="262626"/>
-          <w:sz w:val="16"/>
-        </w:rPr>
-        <w:t xml:space="preserve">        -&gt;</w:t>
-      </w:r>
-      <w:r>
-        <w:rPr>
-          <w:rFonts w:ascii="Consolas" w:hAnsi="Consolas"/>
-          <w:color w:val="795E26"/>
-          <w:sz w:val="16"/>
-        </w:rPr>
-        <w:t xml:space="preserve">orderBy</w:t>
-      </w:r>
-      <w:r>
-        <w:rPr>
-          <w:rFonts w:ascii="Consolas" w:hAnsi="Consolas"/>
-          <w:color w:val="262626"/>
-          <w:sz w:val="16"/>
-        </w:rPr>
-        <w:t xml:space="preserve">(</w:t>
-      </w:r>
-      <w:r>
-        <w:rPr>
-          <w:rFonts w:ascii="Consolas" w:hAnsi="Consolas"/>
-          <w:color w:val="00733B"/>
-          <w:sz w:val="16"/>
-        </w:rPr>
-        <w:t xml:space="preserve">'id'</w:t>
-      </w:r>
-      <w:r>
-        <w:rPr>
-          <w:rFonts w:ascii="Consolas" w:hAnsi="Consolas"/>
-          <w:color w:val="262626"/>
-          <w:sz w:val="16"/>
-        </w:rPr>
-        <w:t xml:space="preserve">)</w:t>
-      </w:r>
-      <w:r>
-        <w:br/>
-      </w:r>
-      <w:r>
-        <w:rPr>
-          <w:rFonts w:ascii="Consolas" w:hAnsi="Consolas"/>
-          <w:color w:val="262626"/>
-          <w:sz w:val="16"/>
-        </w:rPr>
-        <w:t xml:space="preserve">        -&gt;</w:t>
-      </w:r>
-      <w:r>
-        <w:rPr>
-          <w:rFonts w:ascii="Consolas" w:hAnsi="Consolas"/>
-          <w:color w:val="795E26"/>
-          <w:sz w:val="16"/>
-        </w:rPr>
-        <w:t xml:space="preserve">lockForUpdate</w:t>
-      </w:r>
-      <w:r>
-        <w:rPr>
-          <w:rFonts w:ascii="Consolas" w:hAnsi="Consolas"/>
-          <w:color w:val="262626"/>
-          <w:sz w:val="16"/>
-        </w:rPr>
-        <w:t xml:space="preserve">()</w:t>
-      </w:r>
-      <w:r>
-        <w:br/>
-      </w:r>
-      <w:r>
-        <w:rPr>
-          <w:rFonts w:ascii="Consolas" w:hAnsi="Consolas"/>
-          <w:color w:val="262626"/>
-          <w:sz w:val="16"/>
-        </w:rPr>
-        <w:t xml:space="preserve">        -&gt;</w:t>
-      </w:r>
-      <w:r>
-        <w:rPr>
-          <w:rFonts w:ascii="Consolas" w:hAnsi="Consolas"/>
-          <w:color w:val="795E26"/>
-          <w:sz w:val="16"/>
-        </w:rPr>
-        <w:t xml:space="preserve">get</w:t>
-      </w:r>
-      <w:r>
-        <w:rPr>
-          <w:rFonts w:ascii="Consolas" w:hAnsi="Consolas"/>
-          <w:color w:val="262626"/>
-          <w:sz w:val="16"/>
-        </w:rPr>
-        <w:t xml:space="preserve">()</w:t>
-      </w:r>
-      <w:r>
-        <w:br/>
-      </w:r>
-      <w:r>
-        <w:rPr>
-          <w:rFonts w:ascii="Consolas" w:hAnsi="Consolas"/>
-          <w:color w:val="262626"/>
-          <w:sz w:val="16"/>
-        </w:rPr>
-        <w:t xml:space="preserve">        -&gt;</w:t>
-      </w:r>
-      <w:r>
-        <w:rPr>
-          <w:rFonts w:ascii="Consolas" w:hAnsi="Consolas"/>
-          <w:color w:val="795E26"/>
-          <w:sz w:val="16"/>
-        </w:rPr>
-        <w:t xml:space="preserve">keyBy</w:t>
-      </w:r>
-      <w:r>
-        <w:rPr>
-          <w:rFonts w:ascii="Consolas" w:hAnsi="Consolas"/>
-          <w:color w:val="262626"/>
-          <w:sz w:val="16"/>
-        </w:rPr>
-        <w:t xml:space="preserve">(</w:t>
-      </w:r>
-      <w:r>
-        <w:rPr>
-          <w:rFonts w:ascii="Consolas" w:hAnsi="Consolas"/>
-          <w:color w:val="00733B"/>
-          <w:sz w:val="16"/>
-        </w:rPr>
-        <w:t xml:space="preserve">'id'</w:t>
-      </w:r>
-      <w:r>
-        <w:rPr>
-          <w:rFonts w:ascii="Consolas" w:hAnsi="Consolas"/>
-          <w:color w:val="262626"/>
-          <w:sz w:val="16"/>
-        </w:rPr>
-        <w:t xml:space="preserve">);</w:t>
-      </w:r>
-      <w:r>
-        <w:br/>
-      </w:r>
-      <w:r>
-        <w:br/>
-      </w:r>
-      <w:r>
-        <w:rPr>
-          <w:rFonts w:ascii="Consolas" w:hAnsi="Consolas"/>
-          <w:color w:val="262626"/>
-          <w:sz w:val="16"/>
-        </w:rPr>
-        <w:t xml:space="preserve">    </w:t>
-      </w:r>
-      <w:r>
-        <w:rPr>
-          <w:rFonts w:ascii="Consolas" w:hAnsi="Consolas"/>
-          <w:i/>
-          <w:color w:val="808080"/>
-          <w:sz w:val="16"/>
-        </w:rPr>
-        <w:t xml:space="preserve">// Validasi ulang, simpan snapshot, lalu kurangi stok.</w:t>
-      </w:r>
-      <w:r>
-        <w:br/>
-      </w:r>
-      <w:r>
-        <w:rPr>
-          <w:rFonts w:ascii="Consolas" w:hAnsi="Consolas"/>
-          <w:color w:val="262626"/>
-          <w:sz w:val="16"/>
-        </w:rPr>
-        <w:t xml:space="preserve">    </w:t>
-      </w:r>
-      <w:r>
-        <w:rPr>
-          <w:rFonts w:ascii="Consolas" w:hAnsi="Consolas"/>
-          <w:b/>
-          <w:color w:val="000080"/>
-          <w:sz w:val="16"/>
-        </w:rPr>
-        <w:t xml:space="preserve">return</w:t>
-      </w:r>
-      <w:r>
-        <w:rPr>
-          <w:rFonts w:ascii="Consolas" w:hAnsi="Consolas"/>
-          <w:color w:val="262626"/>
-          <w:sz w:val="16"/>
-        </w:rPr>
-        <w:t xml:space="preserve"> </w:t>
-      </w:r>
-      <w:r>
-        <w:rPr>
-          <w:rFonts w:ascii="Consolas" w:hAnsi="Consolas"/>
-          <w:color w:val="660E7A"/>
-          <w:sz w:val="16"/>
-        </w:rPr>
-        <w:t xml:space="preserve">$this</w:t>
-      </w:r>
-      <w:r>
-        <w:rPr>
-          <w:rFonts w:ascii="Consolas" w:hAnsi="Consolas"/>
-          <w:color w:val="262626"/>
-          <w:sz w:val="16"/>
-        </w:rPr>
-        <w:t xml:space="preserve">-&gt;</w:t>
-      </w:r>
-      <w:r>
-        <w:rPr>
-          <w:rFonts w:ascii="Consolas" w:hAnsi="Consolas"/>
-          <w:color w:val="795E26"/>
-          <w:sz w:val="16"/>
-        </w:rPr>
-        <w:t xml:space="preserve">createOrderAggregate</w:t>
-      </w:r>
-      <w:r>
-        <w:rPr>
-          <w:rFonts w:ascii="Consolas" w:hAnsi="Consolas"/>
-          <w:color w:val="262626"/>
-          <w:sz w:val="16"/>
-        </w:rPr>
-        <w:t xml:space="preserve">(</w:t>
-      </w:r>
-      <w:r>
-        <w:rPr>
-          <w:rFonts w:ascii="Consolas" w:hAnsi="Consolas"/>
-          <w:color w:val="660E7A"/>
-          <w:sz w:val="16"/>
-        </w:rPr>
-        <w:t xml:space="preserve">$cart</w:t>
-      </w:r>
-      <w:r>
-        <w:rPr>
-          <w:rFonts w:ascii="Consolas" w:hAnsi="Consolas"/>
-          <w:color w:val="262626"/>
-          <w:sz w:val="16"/>
-        </w:rPr>
-        <w:t xml:space="preserve">, </w:t>
-      </w:r>
-      <w:r>
-        <w:rPr>
-          <w:rFonts w:ascii="Consolas" w:hAnsi="Consolas"/>
-          <w:color w:val="660E7A"/>
-          <w:sz w:val="16"/>
-        </w:rPr>
-        <w:t xml:space="preserve">$menus</w:t>
-      </w:r>
-      <w:r>
-        <w:rPr>
-          <w:rFonts w:ascii="Consolas" w:hAnsi="Consolas"/>
-          <w:color w:val="262626"/>
-          <w:sz w:val="16"/>
-        </w:rPr>
-        <w:t xml:space="preserve">, </w:t>
-      </w:r>
-      <w:r>
-        <w:rPr>
-          <w:rFonts w:ascii="Consolas" w:hAnsi="Consolas"/>
-          <w:color w:val="660E7A"/>
-          <w:sz w:val="16"/>
-        </w:rPr>
-        <w:t xml:space="preserve">$key</w:t>
-      </w:r>
-      <w:r>
-        <w:rPr>
-          <w:rFonts w:ascii="Consolas" w:hAnsi="Consolas"/>
-          <w:color w:val="262626"/>
-          <w:sz w:val="16"/>
-        </w:rPr>
-        <w:t xml:space="preserve">);</w:t>
-      </w:r>
-      <w:r>
-        <w:br/>
-      </w:r>
-      <w:r>
-        <w:rPr>
-          <w:rFonts w:ascii="Consolas" w:hAnsi="Consolas"/>
-          <w:color w:val="262626"/>
-          <w:sz w:val="16"/>
-        </w:rPr>
-        <w:t xml:space="preserve">}, </w:t>
-      </w:r>
-      <w:r>
-        <w:rPr>
-          <w:rFonts w:ascii="Consolas" w:hAnsi="Consolas"/>
-          <w:color w:val="660E7A"/>
-          <w:sz w:val="16"/>
-        </w:rPr>
-        <w:t xml:space="preserve">attempts</w:t>
-      </w:r>
-      <w:r>
-        <w:rPr>
-          <w:rFonts w:ascii="Consolas" w:hAnsi="Consolas"/>
-          <w:color w:val="262626"/>
-          <w:sz w:val="16"/>
-        </w:rPr>
-        <w:t xml:space="preserve">: </w:t>
-      </w:r>
-      <w:r>
-        <w:rPr>
-          <w:rFonts w:ascii="Consolas" w:hAnsi="Consolas"/>
-          <w:color w:val="0073E6"/>
-          <w:sz w:val="16"/>
-        </w:rPr>
-        <w:t xml:space="preserve">5</w:t>
-      </w:r>
-      <w:r>
-        <w:rPr>
-          <w:rFonts w:ascii="Consolas" w:hAnsi="Consolas"/>
-          <w:color w:val="262626"/>
-          <w:sz w:val="16"/>
-        </w:rPr>
-        <w:t xml:space="preserve">);</w:t>
+        <w:t>;</w:t>
       </w:r>
     </w:p>
     <w:p>
@@ -3241,6 +3642,167 @@
     </w:p>
     <w:p>
       <w:pPr>
+        <w:pStyle w:val="ListBody"/>
+      </w:pPr>
+      <w:r>
+        <w:rPr>
+          <w:rFonts w:ascii="Aptos" w:hAnsi="Aptos"/>
+          <w:color w:val="1F2937"/>
+          <w:sz w:val="19"/>
+        </w:rPr>
+        <w:t xml:space="preserve">Perintah pembuatan berkas tahap ini (diverifikasi pada Laravel 13.25; baris # INFO adalah output nyata). Jalankan dari root repository, lalu isi berkas sesuai langkah di atas.</w:t>
+      </w:r>
+    </w:p>
+    <w:p>
+      <w:pPr>
+        <w:pStyle w:val="CodeHeader"/>
+        <w:shd w:fill="2D2D30"/>
+        <w:pBdr>
+          <w:left w:val="single" w:sz="4" w:space="8" w:color="2D2D30"/>
+        </w:pBdr>
+      </w:pPr>
+      <w:r>
+        <w:rPr>
+          <w:rFonts w:ascii="Consolas" w:hAnsi="Consolas"/>
+          <w:b/>
+          <w:color w:val="FFFFFF"/>
+          <w:sz w:val="16"/>
+        </w:rPr>
+        <w:t xml:space="preserve">BUAT FILE — MODUL 9 TAHAP 1   •   terminal pada root repository   •   BASH</w:t>
+      </w:r>
+    </w:p>
+    <w:p>
+      <w:pPr>
+        <w:pStyle w:val="CodeBlock"/>
+        <w:shd w:fill="1E1E1E"/>
+        <w:pBdr>
+          <w:left w:val="single" w:sz="4" w:space="8" w:color="1E1E1E"/>
+        </w:pBdr>
+      </w:pPr>
+      <w:r>
+        <w:rPr>
+          <w:rFonts w:ascii="Consolas" w:hAnsi="Consolas"/>
+          <w:color w:val="D4D4D4"/>
+          <w:sz w:val="16"/>
+        </w:rPr>
+        <w:t xml:space="preserve">php artisan make:class Modules/Ordering/Data/CheckoutResult</w:t>
+        <w:br/>
+      </w:r>
+      <w:r>
+        <w:rPr>
+          <w:rFonts w:ascii="Consolas" w:hAnsi="Consolas"/>
+          <w:color w:val="6A9955"/>
+          <w:sz w:val="16"/>
+        </w:rPr>
+        <w:t xml:space="preserve">#   INFO Class [app/Modules/Ordering/Data/CheckoutResult.php] created successfully.</w:t>
+        <w:br/>
+      </w:r>
+      <w:r>
+        <w:rPr>
+          <w:rFonts w:ascii="Consolas" w:hAnsi="Consolas"/>
+          <w:color w:val="D4D4D4"/>
+          <w:sz w:val="16"/>
+        </w:rPr>
+        <w:t xml:space="preserve">php artisan make:exception 'App\Modules\Ordering\Exceptions\CheckoutException'</w:t>
+        <w:br/>
+      </w:r>
+      <w:r>
+        <w:rPr>
+          <w:rFonts w:ascii="Consolas" w:hAnsi="Consolas"/>
+          <w:color w:val="6A9955"/>
+          <w:sz w:val="16"/>
+        </w:rPr>
+        <w:t xml:space="preserve">#   INFO Exception [app/Modules/Ordering/Exceptions/CheckoutException.php] created successfully.</w:t>
+      </w:r>
+    </w:p>
+    <w:p>
+      <w:pPr>
+        <w:pStyle w:val="ListBody"/>
+        <w:numPr>
+          <w:ilvl w:val="0"/>
+          <w:numId w:val="10"/>
+        </w:numPr>
+      </w:pPr>
+      <w:r>
+        <w:rPr>
+          <w:rFonts w:ascii="Consolas" w:hAnsi="Consolas"/>
+          <w:color w:val="C11B12"/>
+          <w:sz w:val="17"/>
+          <w:shd w:fill="ECEFF3"/>
+        </w:rPr>
+        <w:t xml:space="preserve">php artisan make:class Modules/Ordering/Data/CheckoutResult</w:t>
+      </w:r>
+      <w:r>
+        <w:rPr>
+          <w:rFonts w:ascii="Aptos" w:hAnsi="Aptos"/>
+          <w:color w:val="1F2937"/>
+          <w:sz w:val="19"/>
+        </w:rPr>
+        <w:t xml:space="preserve"> — make:class membuat kelas polos; dipakai sebagai DTO read-only (final readonly class) milik modul Ordering, bukan model Eloquent — keranjang tidak disimpan di MariaDB. Hasil: </w:t>
+      </w:r>
+      <w:r>
+        <w:rPr>
+          <w:rFonts w:ascii="Consolas" w:hAnsi="Consolas"/>
+          <w:color w:val="C11B12"/>
+          <w:sz w:val="17"/>
+          <w:shd w:fill="ECEFF3"/>
+        </w:rPr>
+        <w:t xml:space="preserve">app/Modules/Ordering/Data/CheckoutResult.php</w:t>
+      </w:r>
+      <w:r>
+        <w:rPr>
+          <w:rFonts w:ascii="Aptos" w:hAnsi="Aptos"/>
+          <w:color w:val="1F2937"/>
+          <w:sz w:val="19"/>
+        </w:rPr>
+        <w:t xml:space="preserve">.</w:t>
+      </w:r>
+    </w:p>
+    <w:p>
+      <w:pPr>
+        <w:pStyle w:val="ListBody"/>
+        <w:numPr>
+          <w:ilvl w:val="0"/>
+          <w:numId w:val="10"/>
+        </w:numPr>
+      </w:pPr>
+      <w:r>
+        <w:rPr>
+          <w:rFonts w:ascii="Consolas" w:hAnsi="Consolas"/>
+          <w:color w:val="C11B12"/>
+          <w:sz w:val="17"/>
+          <w:shd w:fill="ECEFF3"/>
+        </w:rPr>
+        <w:t xml:space="preserve">php artisan make:exception 'App\Modules\Ordering\Exceptions\CheckoutException'</w:t>
+      </w:r>
+      <w:r>
+        <w:rPr>
+          <w:rFonts w:ascii="Aptos" w:hAnsi="Aptos"/>
+          <w:color w:val="1F2937"/>
+          <w:sz w:val="19"/>
+        </w:rPr>
+        <w:t xml:space="preserve"> — Exception domain checkout (keranjang kosong/bermasalah, stok kalah balapan, komisi belum dikonfigurasi); nama kelas lengkap → folder modul Ordering. Hasil: </w:t>
+      </w:r>
+      <w:r>
+        <w:rPr>
+          <w:rFonts w:ascii="Consolas" w:hAnsi="Consolas"/>
+          <w:color w:val="C11B12"/>
+          <w:sz w:val="17"/>
+          <w:shd w:fill="ECEFF3"/>
+        </w:rPr>
+        <w:t xml:space="preserve">app/Modules/Ordering/Exceptions/CheckoutException.php</w:t>
+      </w:r>
+      <w:r>
+        <w:rPr>
+          <w:rFonts w:ascii="Aptos" w:hAnsi="Aptos"/>
+          <w:color w:val="1F2937"/>
+          <w:sz w:val="19"/>
+        </w:rPr>
+        <w:t xml:space="preserve">.</w:t>
+      </w:r>
+    </w:p>
+    <w:p>
+      <w:pPr>
         <w:pStyle w:val="TutorialObserve"/>
         <w:shd w:fill="FFF4D6" w:val="clear"/>
         <w:pBdr>
@@ -3447,6 +4009,106 @@
     </w:p>
     <w:p>
       <w:pPr>
+        <w:pStyle w:val="ListBody"/>
+      </w:pPr>
+      <w:r>
+        <w:rPr>
+          <w:rFonts w:ascii="Aptos" w:hAnsi="Aptos"/>
+          <w:color w:val="1F2937"/>
+          <w:sz w:val="19"/>
+        </w:rPr>
+        <w:t xml:space="preserve">Perintah pembuatan berkas tahap ini (diverifikasi pada Laravel 13.25; baris # INFO adalah output nyata). Jalankan dari root repository, lalu isi berkas sesuai langkah di atas.</w:t>
+      </w:r>
+    </w:p>
+    <w:p>
+      <w:pPr>
+        <w:pStyle w:val="CodeHeader"/>
+        <w:shd w:fill="2D2D30"/>
+        <w:pBdr>
+          <w:left w:val="single" w:sz="4" w:space="8" w:color="2D2D30"/>
+        </w:pBdr>
+      </w:pPr>
+      <w:r>
+        <w:rPr>
+          <w:rFonts w:ascii="Consolas" w:hAnsi="Consolas"/>
+          <w:b/>
+          <w:color w:val="FFFFFF"/>
+          <w:sz w:val="16"/>
+        </w:rPr>
+        <w:t xml:space="preserve">BUAT FILE — MODUL 9 TAHAP 2   •   terminal pada root repository   •   BASH</w:t>
+      </w:r>
+    </w:p>
+    <w:p>
+      <w:pPr>
+        <w:pStyle w:val="CodeBlock"/>
+        <w:shd w:fill="1E1E1E"/>
+        <w:pBdr>
+          <w:left w:val="single" w:sz="4" w:space="8" w:color="1E1E1E"/>
+        </w:pBdr>
+      </w:pPr>
+      <w:r>
+        <w:rPr>
+          <w:rFonts w:ascii="Consolas" w:hAnsi="Consolas"/>
+          <w:color w:val="D4D4D4"/>
+          <w:sz w:val="16"/>
+        </w:rPr>
+        <w:t xml:space="preserve">php artisan make:class Modules/Ordering/Services/CheckoutService</w:t>
+        <w:br/>
+      </w:r>
+      <w:r>
+        <w:rPr>
+          <w:rFonts w:ascii="Consolas" w:hAnsi="Consolas"/>
+          <w:color w:val="6A9955"/>
+          <w:sz w:val="16"/>
+        </w:rPr>
+        <w:t xml:space="preserve">#   INFO Class [app/Modules/Ordering/Services/CheckoutService.php] created successfully.</w:t>
+      </w:r>
+    </w:p>
+    <w:p>
+      <w:pPr>
+        <w:pStyle w:val="ListBody"/>
+        <w:numPr>
+          <w:ilvl w:val="0"/>
+          <w:numId w:val="10"/>
+        </w:numPr>
+      </w:pPr>
+      <w:r>
+        <w:rPr>
+          <w:rFonts w:ascii="Consolas" w:hAnsi="Consolas"/>
+          <w:color w:val="C11B12"/>
+          <w:sz w:val="17"/>
+          <w:shd w:fill="ECEFF3"/>
+        </w:rPr>
+        <w:t xml:space="preserve">php artisan make:class Modules/Ordering/Services/CheckoutService</w:t>
+      </w:r>
+      <w:r>
+        <w:rPr>
+          <w:rFonts w:ascii="Aptos" w:hAnsi="Aptos"/>
+          <w:color w:val="1F2937"/>
+          <w:sz w:val="19"/>
+        </w:rPr>
+        <w:t xml:space="preserve"> — Service checkout: satu transaksi DB, idempoten (checkout_key UNIQUE + replay), komisi via scope CommissionScheme::effectiveAt(now()), stok berpenjaga, snapshot harga/komisi. Hasil: </w:t>
+      </w:r>
+      <w:r>
+        <w:rPr>
+          <w:rFonts w:ascii="Consolas" w:hAnsi="Consolas"/>
+          <w:color w:val="C11B12"/>
+          <w:sz w:val="17"/>
+          <w:shd w:fill="ECEFF3"/>
+        </w:rPr>
+        <w:t xml:space="preserve">app/Modules/Ordering/Services/CheckoutService.php</w:t>
+      </w:r>
+      <w:r>
+        <w:rPr>
+          <w:rFonts w:ascii="Aptos" w:hAnsi="Aptos"/>
+          <w:color w:val="1F2937"/>
+          <w:sz w:val="19"/>
+        </w:rPr>
+        <w:t xml:space="preserve">.</w:t>
+      </w:r>
+    </w:p>
+    <w:p>
+      <w:pPr>
         <w:pStyle w:val="TutorialObserve"/>
         <w:shd w:fill="FFF4D6" w:val="clear"/>
         <w:pBdr>
@@ -4041,6 +4703,106 @@
     </w:p>
     <w:p>
       <w:pPr>
+        <w:pStyle w:val="ListBody"/>
+      </w:pPr>
+      <w:r>
+        <w:rPr>
+          <w:rFonts w:ascii="Aptos" w:hAnsi="Aptos"/>
+          <w:color w:val="1F2937"/>
+          <w:sz w:val="19"/>
+        </w:rPr>
+        <w:t xml:space="preserve">Perintah pembuatan berkas tahap ini (diverifikasi pada Laravel 13.25; baris # INFO adalah output nyata). Jalankan dari root repository, lalu isi berkas sesuai langkah di atas.</w:t>
+      </w:r>
+    </w:p>
+    <w:p>
+      <w:pPr>
+        <w:pStyle w:val="CodeHeader"/>
+        <w:shd w:fill="2D2D30"/>
+        <w:pBdr>
+          <w:left w:val="single" w:sz="4" w:space="8" w:color="2D2D30"/>
+        </w:pBdr>
+      </w:pPr>
+      <w:r>
+        <w:rPr>
+          <w:rFonts w:ascii="Consolas" w:hAnsi="Consolas"/>
+          <w:b/>
+          <w:color w:val="FFFFFF"/>
+          <w:sz w:val="16"/>
+        </w:rPr>
+        <w:t xml:space="preserve">BUAT FILE — MODUL 9 TAHAP 5   •   terminal pada root repository   •   BASH</w:t>
+      </w:r>
+    </w:p>
+    <w:p>
+      <w:pPr>
+        <w:pStyle w:val="CodeBlock"/>
+        <w:shd w:fill="1E1E1E"/>
+        <w:pBdr>
+          <w:left w:val="single" w:sz="4" w:space="8" w:color="1E1E1E"/>
+        </w:pBdr>
+      </w:pPr>
+      <w:r>
+        <w:rPr>
+          <w:rFonts w:ascii="Consolas" w:hAnsi="Consolas"/>
+          <w:color w:val="D4D4D4"/>
+          <w:sz w:val="16"/>
+        </w:rPr>
+        <w:t xml:space="preserve">php artisan make:model OrderItemModifier</w:t>
+        <w:br/>
+      </w:r>
+      <w:r>
+        <w:rPr>
+          <w:rFonts w:ascii="Consolas" w:hAnsi="Consolas"/>
+          <w:color w:val="6A9955"/>
+          <w:sz w:val="16"/>
+        </w:rPr>
+        <w:t xml:space="preserve">#   INFO Model [app/Models/OrderItemModifier.php] created successfully.</w:t>
+      </w:r>
+    </w:p>
+    <w:p>
+      <w:pPr>
+        <w:pStyle w:val="ListBody"/>
+        <w:numPr>
+          <w:ilvl w:val="0"/>
+          <w:numId w:val="10"/>
+        </w:numPr>
+      </w:pPr>
+      <w:r>
+        <w:rPr>
+          <w:rFonts w:ascii="Consolas" w:hAnsi="Consolas"/>
+          <w:color w:val="C11B12"/>
+          <w:sz w:val="17"/>
+          <w:shd w:fill="ECEFF3"/>
+        </w:rPr>
+        <w:t xml:space="preserve">php artisan make:model OrderItemModifier</w:t>
+      </w:r>
+      <w:r>
+        <w:rPr>
+          <w:rFonts w:ascii="Aptos" w:hAnsi="Aptos"/>
+          <w:color w:val="1F2937"/>
+          <w:sz w:val="19"/>
+        </w:rPr>
+        <w:t xml:space="preserve"> — Model snapshot modifier per item pesanan (nama grup/opsi + selisih harga saat checkout; shared kernel app/Models). Hasil: </w:t>
+      </w:r>
+      <w:r>
+        <w:rPr>
+          <w:rFonts w:ascii="Consolas" w:hAnsi="Consolas"/>
+          <w:color w:val="C11B12"/>
+          <w:sz w:val="17"/>
+          <w:shd w:fill="ECEFF3"/>
+        </w:rPr>
+        <w:t xml:space="preserve">app/Models/OrderItemModifier.php</w:t>
+      </w:r>
+      <w:r>
+        <w:rPr>
+          <w:rFonts w:ascii="Aptos" w:hAnsi="Aptos"/>
+          <w:color w:val="1F2937"/>
+          <w:sz w:val="19"/>
+        </w:rPr>
+        <w:t xml:space="preserve">.</w:t>
+      </w:r>
+    </w:p>
+    <w:p>
+      <w:pPr>
         <w:pStyle w:val="TutorialObserve"/>
         <w:shd w:fill="FFF4D6" w:val="clear"/>
         <w:pBdr>
@@ -4230,6 +4992,192 @@
     </w:p>
     <w:p>
       <w:pPr>
+        <w:pStyle w:val="ListBody"/>
+      </w:pPr>
+      <w:r>
+        <w:rPr>
+          <w:rFonts w:ascii="Aptos" w:hAnsi="Aptos"/>
+          <w:color w:val="1F2937"/>
+          <w:sz w:val="19"/>
+        </w:rPr>
+        <w:t xml:space="preserve">Perintah pembuatan berkas tahap ini (diverifikasi pada Laravel 13.25; baris # INFO adalah output nyata). Jalankan dari root repository, lalu isi berkas sesuai langkah di atas.</w:t>
+      </w:r>
+    </w:p>
+    <w:p>
+      <w:pPr>
+        <w:pStyle w:val="CodeHeader"/>
+        <w:shd w:fill="2D2D30"/>
+        <w:pBdr>
+          <w:left w:val="single" w:sz="4" w:space="8" w:color="2D2D30"/>
+        </w:pBdr>
+      </w:pPr>
+      <w:r>
+        <w:rPr>
+          <w:rFonts w:ascii="Consolas" w:hAnsi="Consolas"/>
+          <w:b/>
+          <w:color w:val="FFFFFF"/>
+          <w:sz w:val="16"/>
+        </w:rPr>
+        <w:t xml:space="preserve">BUAT FILE — MODUL 9 TAHAP 6   •   terminal pada root repository   •   BASH</w:t>
+      </w:r>
+    </w:p>
+    <w:p>
+      <w:pPr>
+        <w:pStyle w:val="CodeBlock"/>
+        <w:shd w:fill="1E1E1E"/>
+        <w:pBdr>
+          <w:left w:val="single" w:sz="4" w:space="8" w:color="1E1E1E"/>
+        </w:pBdr>
+      </w:pPr>
+      <w:r>
+        <w:rPr>
+          <w:rFonts w:ascii="Consolas" w:hAnsi="Consolas"/>
+          <w:color w:val="D4D4D4"/>
+          <w:sz w:val="16"/>
+        </w:rPr>
+        <w:t xml:space="preserve">php artisan make:controller 'App\Modules\Ordering\Http\Controllers\OrderStatusController' --invokable</w:t>
+        <w:br/>
+      </w:r>
+      <w:r>
+        <w:rPr>
+          <w:rFonts w:ascii="Consolas" w:hAnsi="Consolas"/>
+          <w:color w:val="6A9955"/>
+          <w:sz w:val="16"/>
+        </w:rPr>
+        <w:t xml:space="preserve">#   INFO Controller [app/Modules/Ordering/Http/Controllers/OrderStatusController.php] created successfully.</w:t>
+        <w:br/>
+      </w:r>
+      <w:r>
+        <w:rPr>
+          <w:rFonts w:ascii="Consolas" w:hAnsi="Consolas"/>
+          <w:color w:val="6A9955"/>
+          <w:sz w:val="16"/>
+        </w:rPr>
+        <w:t xml:space="preserve"># manual (shell)</w:t>
+        <w:br/>
+      </w:r>
+      <w:r>
+        <w:rPr>
+          <w:rFonts w:ascii="Consolas" w:hAnsi="Consolas"/>
+          <w:color w:val="D4D4D4"/>
+          <w:sz w:val="16"/>
+        </w:rPr>
+        <w:t xml:space="preserve">touch app/Modules/Ordering/resources/views/order.blade.php app/Modules/Ordering/routes/customer.php</w:t>
+      </w:r>
+    </w:p>
+    <w:p>
+      <w:pPr>
+        <w:pStyle w:val="ListBody"/>
+        <w:numPr>
+          <w:ilvl w:val="0"/>
+          <w:numId w:val="10"/>
+        </w:numPr>
+      </w:pPr>
+      <w:r>
+        <w:rPr>
+          <w:rFonts w:ascii="Consolas" w:hAnsi="Consolas"/>
+          <w:color w:val="C11B12"/>
+          <w:sz w:val="17"/>
+          <w:shd w:fill="ECEFF3"/>
+        </w:rPr>
+        <w:t xml:space="preserve">php artisan make:controller 'App\Modules\Ordering\Http\Controllers\OrderStatusController' --invokable</w:t>
+      </w:r>
+      <w:r>
+        <w:rPr>
+          <w:rFonts w:ascii="Aptos" w:hAnsi="Aptos"/>
+          <w:color w:val="1F2937"/>
+          <w:sz w:val="19"/>
+        </w:rPr>
+        <w:t xml:space="preserve"> — Controller satu aksi halaman status pesanan (dikenali lewat cookie order_tracking), ditulis ke folder modul Ordering. Hasil: </w:t>
+      </w:r>
+      <w:r>
+        <w:rPr>
+          <w:rFonts w:ascii="Consolas" w:hAnsi="Consolas"/>
+          <w:color w:val="C11B12"/>
+          <w:sz w:val="17"/>
+          <w:shd w:fill="ECEFF3"/>
+        </w:rPr>
+        <w:t xml:space="preserve">app/Modules/Ordering/Http/Controllers/OrderStatusController.php</w:t>
+      </w:r>
+      <w:r>
+        <w:rPr>
+          <w:rFonts w:ascii="Aptos" w:hAnsi="Aptos"/>
+          <w:color w:val="1F2937"/>
+          <w:sz w:val="19"/>
+        </w:rPr>
+        <w:t xml:space="preserve">.</w:t>
+      </w:r>
+    </w:p>
+    <w:p>
+      <w:pPr>
+        <w:pStyle w:val="ListBody"/>
+        <w:numPr>
+          <w:ilvl w:val="0"/>
+          <w:numId w:val="10"/>
+        </w:numPr>
+      </w:pPr>
+      <w:r>
+        <w:rPr>
+          <w:rFonts w:ascii="Aptos" w:hAnsi="Aptos"/>
+          <w:color w:val="1F2937"/>
+          <w:sz w:val="19"/>
+        </w:rPr>
+        <w:t xml:space="preserve">Manual: </w:t>
+      </w:r>
+      <w:r>
+        <w:rPr>
+          <w:rFonts w:ascii="Consolas" w:hAnsi="Consolas"/>
+          <w:color w:val="C11B12"/>
+          <w:sz w:val="17"/>
+          <w:shd w:fill="ECEFF3"/>
+        </w:rPr>
+        <w:t xml:space="preserve">touch app/Modules/Ordering/resources/views/order.blade.php app/Modules/Ordering/routes/customer.php</w:t>
+      </w:r>
+      <w:r>
+        <w:rPr>
+          <w:rFonts w:ascii="Aptos" w:hAnsi="Aptos"/>
+          <w:color w:val="1F2937"/>
+          <w:sz w:val="19"/>
+        </w:rPr>
+        <w:t xml:space="preserve"> — View status pesanan (view('ordering::order')) dan file route portal pelanggan milik modul (PortalRoutes::customer) dibuat manual; pengecualian enkripsi cookie order_tracking didaftarkan di OrderingServiceProvider::boot(). Hasil: </w:t>
+      </w:r>
+      <w:r>
+        <w:rPr>
+          <w:rFonts w:ascii="Consolas" w:hAnsi="Consolas"/>
+          <w:color w:val="C11B12"/>
+          <w:sz w:val="17"/>
+          <w:shd w:fill="ECEFF3"/>
+        </w:rPr>
+        <w:t xml:space="preserve">app/Modules/Ordering/resources/views/order.blade.php</w:t>
+      </w:r>
+      <w:r>
+        <w:rPr>
+          <w:rFonts w:ascii="Aptos" w:hAnsi="Aptos"/>
+          <w:color w:val="1F2937"/>
+          <w:sz w:val="19"/>
+        </w:rPr>
+        <w:t xml:space="preserve">, </w:t>
+      </w:r>
+      <w:r>
+        <w:rPr>
+          <w:rFonts w:ascii="Consolas" w:hAnsi="Consolas"/>
+          <w:color w:val="C11B12"/>
+          <w:sz w:val="17"/>
+          <w:shd w:fill="ECEFF3"/>
+        </w:rPr>
+        <w:t xml:space="preserve">app/Modules/Ordering/routes/customer.php</w:t>
+      </w:r>
+      <w:r>
+        <w:rPr>
+          <w:rFonts w:ascii="Aptos" w:hAnsi="Aptos"/>
+          <w:color w:val="1F2937"/>
+          <w:sz w:val="19"/>
+        </w:rPr>
+        <w:t xml:space="preserve">.</w:t>
+      </w:r>
+    </w:p>
+    <w:p>
+      <w:pPr>
         <w:pStyle w:val="TutorialObserve"/>
         <w:shd w:fill="FFF4D6" w:val="clear"/>
         <w:pBdr>
@@ -4436,6 +5384,322 @@
     </w:p>
     <w:p>
       <w:pPr>
+        <w:pStyle w:val="ListBody"/>
+      </w:pPr>
+      <w:r>
+        <w:rPr>
+          <w:rFonts w:ascii="Aptos" w:hAnsi="Aptos"/>
+          <w:color w:val="1F2937"/>
+          <w:sz w:val="19"/>
+        </w:rPr>
+        <w:t xml:space="preserve">Perintah pembuatan berkas tahap ini (diverifikasi pada Laravel 13.25; baris # INFO adalah output nyata). Jalankan dari root repository, lalu isi berkas sesuai langkah di atas.</w:t>
+      </w:r>
+    </w:p>
+    <w:p>
+      <w:pPr>
+        <w:pStyle w:val="CodeHeader"/>
+        <w:shd w:fill="2D2D30"/>
+        <w:pBdr>
+          <w:left w:val="single" w:sz="4" w:space="8" w:color="2D2D30"/>
+        </w:pBdr>
+      </w:pPr>
+      <w:r>
+        <w:rPr>
+          <w:rFonts w:ascii="Consolas" w:hAnsi="Consolas"/>
+          <w:b/>
+          <w:color w:val="FFFFFF"/>
+          <w:sz w:val="16"/>
+        </w:rPr>
+        <w:t xml:space="preserve">BUAT FILE — MODUL 9 TAHAP 7   •   terminal pada root repository   •   BASH</w:t>
+      </w:r>
+    </w:p>
+    <w:p>
+      <w:pPr>
+        <w:pStyle w:val="CodeBlock"/>
+        <w:shd w:fill="1E1E1E"/>
+        <w:pBdr>
+          <w:left w:val="single" w:sz="4" w:space="8" w:color="1E1E1E"/>
+        </w:pBdr>
+      </w:pPr>
+      <w:r>
+        <w:rPr>
+          <w:rFonts w:ascii="Consolas" w:hAnsi="Consolas"/>
+          <w:color w:val="D4D4D4"/>
+          <w:sz w:val="16"/>
+        </w:rPr>
+        <w:t xml:space="preserve">php artisan make:test CheckoutServiceTest --phpunit</w:t>
+        <w:br/>
+      </w:r>
+      <w:r>
+        <w:rPr>
+          <w:rFonts w:ascii="Consolas" w:hAnsi="Consolas"/>
+          <w:color w:val="6A9955"/>
+          <w:sz w:val="16"/>
+        </w:rPr>
+        <w:t xml:space="preserve">#   INFO Test [tests/Feature/CheckoutServiceTest.php] created successfully.</w:t>
+        <w:br/>
+      </w:r>
+      <w:r>
+        <w:rPr>
+          <w:rFonts w:ascii="Consolas" w:hAnsi="Consolas"/>
+          <w:color w:val="D4D4D4"/>
+          <w:sz w:val="16"/>
+        </w:rPr>
+        <w:t xml:space="preserve">php artisan make:test OrderCheckoutFlowTest --phpunit</w:t>
+        <w:br/>
+      </w:r>
+      <w:r>
+        <w:rPr>
+          <w:rFonts w:ascii="Consolas" w:hAnsi="Consolas"/>
+          <w:color w:val="6A9955"/>
+          <w:sz w:val="16"/>
+        </w:rPr>
+        <w:t xml:space="preserve">#   INFO Test [tests/Feature/OrderCheckoutFlowTest.php] created successfully.</w:t>
+        <w:br/>
+      </w:r>
+      <w:r>
+        <w:rPr>
+          <w:rFonts w:ascii="Consolas" w:hAnsi="Consolas"/>
+          <w:color w:val="6A9955"/>
+          <w:sz w:val="16"/>
+        </w:rPr>
+        <w:t xml:space="preserve"># manual (shell)</w:t>
+        <w:br/>
+      </w:r>
+      <w:r>
+        <w:rPr>
+          <w:rFonts w:ascii="Consolas" w:hAnsi="Consolas"/>
+          <w:color w:val="D4D4D4"/>
+          <w:sz w:val="16"/>
+        </w:rPr>
+        <w:t xml:space="preserve">mkdir -p evidence/pertemuan-09/screenshots</w:t>
+        <w:br/>
+      </w:r>
+      <w:r>
+        <w:rPr>
+          <w:rFonts w:ascii="Consolas" w:hAnsi="Consolas"/>
+          <w:color w:val="D4D4D4"/>
+          <w:sz w:val="16"/>
+        </w:rPr>
+        <w:t xml:space="preserve">touch evidence/pertemuan-09/{RINGKASAN.md,checkout-proof.txt}</w:t>
+        <w:br/>
+      </w:r>
+      <w:r>
+        <w:rPr>
+          <w:rFonts w:ascii="Consolas" w:hAnsi="Consolas"/>
+          <w:color w:val="D4D4D4"/>
+          <w:sz w:val="16"/>
+        </w:rPr>
+        <w:t xml:space="preserve">php artisan test --compact --filter="CheckoutServiceTest|OrderCheckoutFlowTest" &gt; evidence/pertemuan-09/test-checkout.txt</w:t>
+      </w:r>
+    </w:p>
+    <w:p>
+      <w:pPr>
+        <w:pStyle w:val="ListBody"/>
+        <w:numPr>
+          <w:ilvl w:val="0"/>
+          <w:numId w:val="10"/>
+        </w:numPr>
+      </w:pPr>
+      <w:r>
+        <w:rPr>
+          <w:rFonts w:ascii="Consolas" w:hAnsi="Consolas"/>
+          <w:color w:val="C11B12"/>
+          <w:sz w:val="17"/>
+          <w:shd w:fill="ECEFF3"/>
+        </w:rPr>
+        <w:t xml:space="preserve">php artisan make:test CheckoutServiceTest --phpunit</w:t>
+      </w:r>
+      <w:r>
+        <w:rPr>
+          <w:rFonts w:ascii="Aptos" w:hAnsi="Aptos"/>
+          <w:color w:val="1F2937"/>
+          <w:sz w:val="19"/>
+        </w:rPr>
+        <w:t xml:space="preserve"> — Feature test checkout: snapshot/total, split tenant, idempoten, rollback atomik, komisi aktif &amp; batas pergantian, pre-order. Hasil: </w:t>
+      </w:r>
+      <w:r>
+        <w:rPr>
+          <w:rFonts w:ascii="Consolas" w:hAnsi="Consolas"/>
+          <w:color w:val="C11B12"/>
+          <w:sz w:val="17"/>
+          <w:shd w:fill="ECEFF3"/>
+        </w:rPr>
+        <w:t xml:space="preserve">tests/Feature/CheckoutServiceTest.php</w:t>
+      </w:r>
+      <w:r>
+        <w:rPr>
+          <w:rFonts w:ascii="Aptos" w:hAnsi="Aptos"/>
+          <w:color w:val="1F2937"/>
+          <w:sz w:val="19"/>
+        </w:rPr>
+        <w:t xml:space="preserve">.</w:t>
+      </w:r>
+    </w:p>
+    <w:p>
+      <w:pPr>
+        <w:pStyle w:val="ListBody"/>
+        <w:numPr>
+          <w:ilvl w:val="0"/>
+          <w:numId w:val="10"/>
+        </w:numPr>
+      </w:pPr>
+      <w:r>
+        <w:rPr>
+          <w:rFonts w:ascii="Consolas" w:hAnsi="Consolas"/>
+          <w:color w:val="C11B12"/>
+          <w:sz w:val="17"/>
+          <w:shd w:fill="ECEFF3"/>
+        </w:rPr>
+        <w:t xml:space="preserve">php artisan make:test OrderCheckoutFlowTest --phpunit</w:t>
+      </w:r>
+      <w:r>
+        <w:rPr>
+          <w:rFonts w:ascii="Aptos" w:hAnsi="Aptos"/>
+          <w:color w:val="1F2937"/>
+          <w:sz w:val="19"/>
+        </w:rPr>
+        <w:t xml:space="preserve"> — Feature test alur Livewire checkout → redirect status pesanan + cookie pelacakan; tanpa cookie → 404. Hasil: </w:t>
+      </w:r>
+      <w:r>
+        <w:rPr>
+          <w:rFonts w:ascii="Consolas" w:hAnsi="Consolas"/>
+          <w:color w:val="C11B12"/>
+          <w:sz w:val="17"/>
+          <w:shd w:fill="ECEFF3"/>
+        </w:rPr>
+        <w:t xml:space="preserve">tests/Feature/OrderCheckoutFlowTest.php</w:t>
+      </w:r>
+      <w:r>
+        <w:rPr>
+          <w:rFonts w:ascii="Aptos" w:hAnsi="Aptos"/>
+          <w:color w:val="1F2937"/>
+          <w:sz w:val="19"/>
+        </w:rPr>
+        <w:t xml:space="preserve">.</w:t>
+      </w:r>
+    </w:p>
+    <w:p>
+      <w:pPr>
+        <w:pStyle w:val="ListBody"/>
+        <w:numPr>
+          <w:ilvl w:val="0"/>
+          <w:numId w:val="10"/>
+        </w:numPr>
+      </w:pPr>
+      <w:r>
+        <w:rPr>
+          <w:rFonts w:ascii="Aptos" w:hAnsi="Aptos"/>
+          <w:color w:val="1F2937"/>
+          <w:sz w:val="19"/>
+        </w:rPr>
+        <w:t xml:space="preserve">Manual: </w:t>
+      </w:r>
+      <w:r>
+        <w:rPr>
+          <w:rFonts w:ascii="Consolas" w:hAnsi="Consolas"/>
+          <w:color w:val="C11B12"/>
+          <w:sz w:val="17"/>
+          <w:shd w:fill="ECEFF3"/>
+        </w:rPr>
+        <w:t xml:space="preserve">mkdir -p evidence/pertemuan-09/screenshots</w:t>
+      </w:r>
+      <w:r>
+        <w:rPr>
+          <w:rFonts w:ascii="Aptos" w:hAnsi="Aptos"/>
+          <w:color w:val="1F2937"/>
+          <w:sz w:val="19"/>
+        </w:rPr>
+        <w:t xml:space="preserve"> — Ringkasan evidence, bukti checkout, hasil test, dan screenshot di evidence/pertemuan-09/screenshots/. Hasil: </w:t>
+      </w:r>
+      <w:r>
+        <w:rPr>
+          <w:rFonts w:ascii="Consolas" w:hAnsi="Consolas"/>
+          <w:color w:val="C11B12"/>
+          <w:sz w:val="17"/>
+          <w:shd w:fill="ECEFF3"/>
+        </w:rPr>
+        <w:t xml:space="preserve">evidence/pertemuan-09/RINGKASAN.md</w:t>
+      </w:r>
+      <w:r>
+        <w:rPr>
+          <w:rFonts w:ascii="Aptos" w:hAnsi="Aptos"/>
+          <w:color w:val="1F2937"/>
+          <w:sz w:val="19"/>
+        </w:rPr>
+        <w:t xml:space="preserve">, </w:t>
+      </w:r>
+      <w:r>
+        <w:rPr>
+          <w:rFonts w:ascii="Consolas" w:hAnsi="Consolas"/>
+          <w:color w:val="C11B12"/>
+          <w:sz w:val="17"/>
+          <w:shd w:fill="ECEFF3"/>
+        </w:rPr>
+        <w:t xml:space="preserve">evidence/pertemuan-09/checkout-proof.txt</w:t>
+      </w:r>
+      <w:r>
+        <w:rPr>
+          <w:rFonts w:ascii="Aptos" w:hAnsi="Aptos"/>
+          <w:color w:val="1F2937"/>
+          <w:sz w:val="19"/>
+        </w:rPr>
+        <w:t xml:space="preserve">, </w:t>
+      </w:r>
+      <w:r>
+        <w:rPr>
+          <w:rFonts w:ascii="Consolas" w:hAnsi="Consolas"/>
+          <w:color w:val="C11B12"/>
+          <w:sz w:val="17"/>
+          <w:shd w:fill="ECEFF3"/>
+        </w:rPr>
+        <w:t xml:space="preserve">evidence/pertemuan-09/test-checkout.txt</w:t>
+      </w:r>
+      <w:r>
+        <w:rPr>
+          <w:rFonts w:ascii="Aptos" w:hAnsi="Aptos"/>
+          <w:color w:val="1F2937"/>
+          <w:sz w:val="19"/>
+        </w:rPr>
+        <w:t xml:space="preserve">, </w:t>
+      </w:r>
+      <w:r>
+        <w:rPr>
+          <w:rFonts w:ascii="Consolas" w:hAnsi="Consolas"/>
+          <w:color w:val="C11B12"/>
+          <w:sz w:val="17"/>
+          <w:shd w:fill="ECEFF3"/>
+        </w:rPr>
+        <w:t xml:space="preserve">evidence/pertemuan-09/screenshots/m9-order.png</w:t>
+      </w:r>
+      <w:r>
+        <w:rPr>
+          <w:rFonts w:ascii="Aptos" w:hAnsi="Aptos"/>
+          <w:color w:val="1F2937"/>
+          <w:sz w:val="19"/>
+        </w:rPr>
+        <w:t xml:space="preserve">, </w:t>
+      </w:r>
+      <w:r>
+        <w:rPr>
+          <w:rFonts w:ascii="Consolas" w:hAnsi="Consolas"/>
+          <w:color w:val="C11B12"/>
+          <w:sz w:val="17"/>
+          <w:shd w:fill="ECEFF3"/>
+        </w:rPr>
+        <w:t xml:space="preserve">evidence/pertemuan-09/screenshots/m9-checkout-module.png</w:t>
+      </w:r>
+      <w:r>
+        <w:rPr>
+          <w:rFonts w:ascii="Aptos" w:hAnsi="Aptos"/>
+          <w:color w:val="1F2937"/>
+          <w:sz w:val="19"/>
+        </w:rPr>
+        <w:t xml:space="preserve">.</w:t>
+      </w:r>
+    </w:p>
+    <w:p>
+      <w:pPr>
         <w:pStyle w:val="TutorialObserve"/>
         <w:shd w:fill="FFF4D6" w:val="clear"/>
         <w:pBdr>
@@ -4518,85 +5782,285 @@
     <w:p>
       <w:pPr>
         <w:pStyle w:val="CodeHeader"/>
-        <w:keepNext/>
+        <w:shd w:fill="2D2D30"/>
         <w:pBdr>
-          <w:left w:val="single" w:sz="12" w:space="8" w:color="B8DDE0"/>
+          <w:left w:val="single" w:sz="4" w:space="8" w:color="2D2D30"/>
         </w:pBdr>
-        <w:shd w:val="clear" w:color="auto" w:fill="E4EAED"/>
       </w:pPr>
       <w:r>
         <w:rPr>
           <w:rFonts w:ascii="Consolas" w:hAnsi="Consolas"/>
           <w:b/>
-          <w:color w:val="262626"/>
+          <w:color w:val="FFFFFF"/>
           <w:sz w:val="16"/>
         </w:rPr>
-        <w:t xml:space="preserve">Lokasi: terminal pada root repository kantin-multi-tenant   •   MODUL 9 — TERMINAL   •   BASH</w:t>
+        <w:t>Lokasi: terminal pada root repository kantin-multi-tenant   •   MODUL 9 — TERMINAL   •   BASH</w:t>
       </w:r>
     </w:p>
     <w:p>
       <w:pPr>
         <w:pStyle w:val="CodeBlock"/>
+        <w:shd w:fill="1E1E1E"/>
         <w:pBdr>
-          <w:left w:val="single" w:sz="12" w:space="8" w:color="B8DDE0"/>
+          <w:left w:val="single" w:sz="4" w:space="8" w:color="1E1E1E"/>
         </w:pBdr>
-        <w:shd w:val="clear" w:color="auto" w:fill="F2F3F7"/>
       </w:pPr>
       <w:r>
         <w:rPr>
           <w:rFonts w:ascii="Consolas" w:hAnsi="Consolas"/>
-          <w:b/>
-          <w:color w:val="000080"/>
+          <w:color w:val="4EC9B0"/>
           <w:sz w:val="16"/>
         </w:rPr>
-        <w:t xml:space="preserve">php</w:t>
+        <w:t>php</w:t>
       </w:r>
       <w:r>
         <w:rPr>
           <w:rFonts w:ascii="Consolas" w:hAnsi="Consolas"/>
-          <w:color w:val="262626"/>
+          <w:color w:val="D4D4D4"/>
           <w:sz w:val="16"/>
         </w:rPr>
         <w:t xml:space="preserve"> artisan test</w:t>
-      </w:r>
-      <w:r>
         <w:br/>
+        <w:t xml:space="preserve">./vendor/bin/pint --test</w:t>
+        <w:br/>
       </w:r>
       <w:r>
         <w:rPr>
           <w:rFonts w:ascii="Consolas" w:hAnsi="Consolas"/>
-          <w:color w:val="262626"/>
+          <w:color w:val="4EC9B0"/>
           <w:sz w:val="16"/>
         </w:rPr>
-        <w:t xml:space="preserve">./vendor/bin/pint </w:t>
+        <w:t>npm</w:t>
       </w:r>
       <w:r>
         <w:rPr>
           <w:rFonts w:ascii="Consolas" w:hAnsi="Consolas"/>
-          <w:color w:val="0073E6"/>
+          <w:color w:val="D4D4D4"/>
           <w:sz w:val="16"/>
         </w:rPr>
-        <w:t xml:space="preserve">--test</w:t>
-      </w:r>
-      <w:r>
-        <w:br/>
+        <w:t xml:space="preserve"> run build</w:t>
+      </w:r>
+    </w:p>
+    <w:p>
+      <w:pPr>
+        <w:pStyle w:val="Heading3"/>
+      </w:pPr>
+      <w:r>
+        <w:t xml:space="preserve">Output Nyata Terverifikasi</w:t>
+      </w:r>
+    </w:p>
+    <w:p>
+      <w:pPr>
+        <w:pStyle w:val="ListBody"/>
+      </w:pPr>
+      <w:r>
+        <w:t xml:space="preserve">Checkout atomik menghasilkan order induk + split per-tenant dengan snapshot — diverifikasi live: status pesanan ORD-… (awaiting payment), 2 tenant (Ayam Geprek + Kopi Kita), Subtotal Rp 47.000 + Pajak Rp 4.700 + Biaya Rp 940 = Total Rp 52.640.</w:t>
+      </w:r>
+    </w:p>
+    <w:p>
+      <w:pPr>
+        <w:jc w:val="center"/>
+        <w:spacing w:before="80" w:after="40"/>
+      </w:pPr>
+      <w:r>
+        <w:drawing>
+          <wp:inline distT="0" distB="0" distL="0" distR="0">
+            <wp:extent cx="4572000" cy="3873600"/>
+            <wp:effectExtent l="0" t="0" r="0" b="0"/>
+            <wp:docPr id="9091" name="M9 order"/>
+            <wp:cNvGraphicFramePr>
+              <a:graphicFrameLocks xmlns:a="http://schemas.openxmlformats.org/drawingml/2006/main" noChangeAspect="1"/>
+            </wp:cNvGraphicFramePr>
+            <a:graphic xmlns:a="http://schemas.openxmlformats.org/drawingml/2006/main">
+              <a:graphicData uri="http://schemas.openxmlformats.org/drawingml/2006/picture">
+                <pic:pic xmlns:pic="http://schemas.openxmlformats.org/drawingml/2006/picture">
+                  <pic:nvPicPr>
+                    <pic:cNvPr id="9091" name="M9 order"/>
+                    <pic:cNvPicPr/>
+                  </pic:nvPicPr>
+                  <pic:blipFill>
+                    <a:blip r:embed="rId909"/>
+                    <a:stretch>
+                      <a:fillRect/>
+                    </a:stretch>
+                  </pic:blipFill>
+                  <pic:spPr>
+                    <a:xfrm>
+                      <a:off x="0" y="0"/>
+                      <a:ext cx="4572000" cy="3873600"/>
+                    </a:xfrm>
+                    <a:prstGeom prst="rect">
+                      <a:avLst/>
+                    </a:prstGeom>
+                  </pic:spPr>
+                </pic:pic>
+              </a:graphicData>
+            </a:graphic>
+          </wp:inline>
+        </w:drawing>
+      </w:r>
+    </w:p>
+    <w:p>
+      <w:pPr>
+        <w:pStyle w:val="Heading3"/>
+      </w:pPr>
+      <w:r>
+        <w:t xml:space="preserve">Output Nyata Terverifikasi — Checkout dan Status Pesanan di Modul Ordering</w:t>
+      </w:r>
+    </w:p>
+    <w:p>
+      <w:pPr>
+        <w:pStyle w:val="ListBody"/>
+      </w:pPr>
+      <w:r>
+        <w:rPr>
+          <w:rFonts w:ascii="Aptos" w:hAnsi="Aptos"/>
+          <w:color w:val="1F2937"/>
+          <w:sz w:val="19"/>
+        </w:rPr>
+        <w:t xml:space="preserve">Bukti eksekusi nyata pada branch </w:t>
       </w:r>
       <w:r>
         <w:rPr>
           <w:rFonts w:ascii="Consolas" w:hAnsi="Consolas"/>
-          <w:b/>
-          <w:color w:val="000080"/>
+          <w:color w:val="C11B12"/>
+          <w:sz w:val="17"/>
+          <w:shd w:fill="ECEFF3"/>
+        </w:rPr>
+        <w:t xml:space="preserve">feat/pertemuan-09-checkout-v2</w:t>
+      </w:r>
+      <w:r>
+        <w:rPr>
+          <w:rFonts w:ascii="Aptos" w:hAnsi="Aptos"/>
+          <w:color w:val="1F2937"/>
+          <w:sz w:val="19"/>
+        </w:rPr>
+        <w:t xml:space="preserve">: route portal pelanggan </w:t>
+      </w:r>
+      <w:r>
+        <w:rPr>
+          <w:rFonts w:ascii="Consolas" w:hAnsi="Consolas"/>
+          <w:color w:val="C11B12"/>
+          <w:sz w:val="17"/>
+          <w:shd w:fill="ECEFF3"/>
+        </w:rPr>
+        <w:t xml:space="preserve">customer.order.show</w:t>
+      </w:r>
+      <w:r>
+        <w:rPr>
+          <w:rFonts w:ascii="Aptos" w:hAnsi="Aptos"/>
+          <w:color w:val="1F2937"/>
+          <w:sz w:val="19"/>
+        </w:rPr>
+        <w:t xml:space="preserve"> dilayani </w:t>
+      </w:r>
+      <w:r>
+        <w:rPr>
+          <w:rFonts w:ascii="Consolas" w:hAnsi="Consolas"/>
+          <w:color w:val="C11B12"/>
+          <w:sz w:val="17"/>
+          <w:shd w:fill="ECEFF3"/>
+        </w:rPr>
+        <w:t xml:space="preserve">OrderStatusController</w:t>
+      </w:r>
+      <w:r>
+        <w:rPr>
+          <w:rFonts w:ascii="Aptos" w:hAnsi="Aptos"/>
+          <w:color w:val="1F2937"/>
+          <w:sz w:val="19"/>
+        </w:rPr>
+        <w:t xml:space="preserve"> modul Ordering; </w:t>
+      </w:r>
+      <w:r>
+        <w:rPr>
+          <w:rFonts w:ascii="Consolas" w:hAnsi="Consolas"/>
+          <w:color w:val="C11B12"/>
+          <w:sz w:val="17"/>
+          <w:shd w:fill="ECEFF3"/>
+        </w:rPr>
+        <w:t xml:space="preserve">CheckoutService</w:t>
+      </w:r>
+      <w:r>
+        <w:rPr>
+          <w:rFonts w:ascii="Aptos" w:hAnsi="Aptos"/>
+          <w:color w:val="1F2937"/>
+          <w:sz w:val="19"/>
+        </w:rPr>
+        <w:t xml:space="preserve"> memilih komisi lewat scope </w:t>
+      </w:r>
+      <w:r>
+        <w:rPr>
+          <w:rFonts w:ascii="Consolas" w:hAnsi="Consolas"/>
+          <w:color w:val="C11B12"/>
+          <w:sz w:val="17"/>
+          <w:shd w:fill="ECEFF3"/>
+        </w:rPr>
+        <w:t xml:space="preserve">CommissionScheme::effectiveAt(now())</w:t>
+      </w:r>
+      <w:r>
+        <w:rPr>
+          <w:rFonts w:ascii="Aptos" w:hAnsi="Aptos"/>
+          <w:color w:val="1F2937"/>
+          <w:sz w:val="19"/>
+        </w:rPr>
+        <w:t xml:space="preserve"> sehingga checkout tepat di batas pergantian komisi tetap mendapat skema (−1 detik → tarif lama, tepat → tarif baru); uji checkout dan suite penuh hijau.</w:t>
+      </w:r>
+    </w:p>
+    <w:p>
+      <w:pPr>
+        <w:jc w:val="center"/>
+        <w:spacing w:before="80" w:after="40"/>
+      </w:pPr>
+      <w:r>
+        <w:drawing>
+          <wp:inline distT="0" distB="0" distL="0" distR="0">
+            <wp:extent cx="5943600" cy="2858331"/>
+            <wp:effectExtent l="0" t="0" r="0" b="0"/>
+            <wp:docPr id="9571" name="M9 checkout modul Ordering"/>
+            <wp:cNvGraphicFramePr>
+              <a:graphicFrameLocks xmlns:a="http://schemas.openxmlformats.org/drawingml/2006/main" noChangeAspect="1"/>
+            </wp:cNvGraphicFramePr>
+            <a:graphic xmlns:a="http://schemas.openxmlformats.org/drawingml/2006/main">
+              <a:graphicData uri="http://schemas.openxmlformats.org/drawingml/2006/picture">
+                <pic:pic xmlns:pic="http://schemas.openxmlformats.org/drawingml/2006/picture">
+                  <pic:nvPicPr>
+                    <pic:cNvPr id="9571" name="M9 checkout modul Ordering"/>
+                    <pic:cNvPicPr/>
+                  </pic:nvPicPr>
+                  <pic:blipFill>
+                    <a:blip r:embed="rId957"/>
+                    <a:stretch>
+                      <a:fillRect/>
+                    </a:stretch>
+                  </pic:blipFill>
+                  <pic:spPr>
+                    <a:xfrm>
+                      <a:off x="0" y="0"/>
+                      <a:ext cx="5943600" cy="2858331"/>
+                    </a:xfrm>
+                    <a:prstGeom prst="rect">
+                      <a:avLst/>
+                    </a:prstGeom>
+                  </pic:spPr>
+                </pic:pic>
+              </a:graphicData>
+            </a:graphic>
+          </wp:inline>
+        </w:drawing>
+      </w:r>
+    </w:p>
+    <w:p>
+      <w:pPr>
+        <w:jc w:val="center"/>
+        <w:spacing w:after="160"/>
+      </w:pPr>
+      <w:r>
+        <w:rPr>
+          <w:i/>
+          <w:color w:val="6B7280"/>
           <w:sz w:val="16"/>
         </w:rPr>
-        <w:t xml:space="preserve">npm</w:t>
-      </w:r>
-      <w:r>
-        <w:rPr>
-          <w:rFonts w:ascii="Consolas" w:hAnsi="Consolas"/>
-          <w:color w:val="262626"/>
-          <w:sz w:val="16"/>
-        </w:rPr>
-        <w:t xml:space="preserve"> run build</w:t>
+        <w:t xml:space="preserve">Gambar M9b. Route pelanggan dari modul Ordering, uji checkout 11 passed (termasuk batas komisi), suite 120 passed.</w:t>
       </w:r>
     </w:p>
     <w:p>
@@ -4813,30 +6277,29 @@
         <w:rPr>
           <w:rFonts w:ascii="Aptos" w:hAnsi="Aptos"/>
         </w:rPr>
-        <w:t>File yang dibuat: 09_checkout/CheckoutService.php</w:t>
+        <w:t>File yang dibuat: app/Modules/Ordering/Services/CheckoutService.php dan app/Modules/Ordering/Http/Controllers/OrderStatusController.php</w:t>
       </w:r>
     </w:p>
     <w:p>
       <w:pPr>
         <w:pStyle w:val="CodeBlock"/>
+        <w:shd w:fill="1E1E1E" w:val="clear"/>
         <w:pBdr>
-          <w:left w:val="single" w:sz="12" w:space="8" w:color="B8DDE0"/>
+          <w:left w:val="single" w:sz="4" w:space="8" w:color="1E1E1E"/>
         </w:pBdr>
-        <w:shd w:val="clear" w:color="auto" w:fill="F2F3F7"/>
       </w:pPr>
       <w:r>
         <w:rPr>
           <w:rFonts w:ascii="Consolas" w:hAnsi="Consolas"/>
-          <w:b/>
-          <w:color w:val="000080"/>
+          <w:color w:val="569CD6"/>
           <w:sz w:val="16"/>
         </w:rPr>
-        <w:t xml:space="preserve">return</w:t>
+        <w:t>return</w:t>
       </w:r>
       <w:r>
         <w:rPr>
           <w:rFonts w:ascii="Consolas" w:hAnsi="Consolas"/>
-          <w:color w:val="262626"/>
+          <w:color w:val="D4D4D4"/>
           <w:sz w:val="16"/>
         </w:rPr>
         <w:t xml:space="preserve"> </w:t>
@@ -4844,48 +6307,47 @@
       <w:r>
         <w:rPr>
           <w:rFonts w:ascii="Consolas" w:hAnsi="Consolas"/>
-          <w:color w:val="267F99"/>
+          <w:color w:val="4EC9B0"/>
           <w:sz w:val="16"/>
         </w:rPr>
-        <w:t xml:space="preserve">DB</w:t>
+        <w:t>DB</w:t>
       </w:r>
       <w:r>
         <w:rPr>
           <w:rFonts w:ascii="Consolas" w:hAnsi="Consolas"/>
-          <w:color w:val="262626"/>
+          <w:color w:val="D4D4D4"/>
           <w:sz w:val="16"/>
         </w:rPr>
-        <w:t xml:space="preserve">::</w:t>
+        <w:t>::</w:t>
       </w:r>
       <w:r>
         <w:rPr>
           <w:rFonts w:ascii="Consolas" w:hAnsi="Consolas"/>
-          <w:color w:val="795E26"/>
+          <w:color w:val="DCDCAA"/>
           <w:sz w:val="16"/>
         </w:rPr>
-        <w:t xml:space="preserve">transaction</w:t>
+        <w:t>transaction</w:t>
       </w:r>
       <w:r>
         <w:rPr>
           <w:rFonts w:ascii="Consolas" w:hAnsi="Consolas"/>
-          <w:color w:val="262626"/>
+          <w:color w:val="D4D4D4"/>
           <w:sz w:val="16"/>
         </w:rPr>
-        <w:t xml:space="preserve">(</w:t>
+        <w:t>(</w:t>
       </w:r>
       <w:r>
         <w:rPr>
           <w:rFonts w:ascii="Consolas" w:hAnsi="Consolas"/>
-          <w:b/>
-          <w:color w:val="000080"/>
+          <w:color w:val="569CD6"/>
           <w:sz w:val="16"/>
         </w:rPr>
-        <w:t xml:space="preserve">function</w:t>
+        <w:t>function</w:t>
       </w:r>
       <w:r>
         <w:rPr>
           <w:rFonts w:ascii="Consolas" w:hAnsi="Consolas"/>
-          <w:color w:val="262626"/>
+          <w:color w:val="D4D4D4"/>
           <w:sz w:val="16"/>
         </w:rPr>
         <w:t xml:space="preserve"> () </w:t>
@@ -4893,16 +6355,15 @@
       <w:r>
         <w:rPr>
           <w:rFonts w:ascii="Consolas" w:hAnsi="Consolas"/>
-          <w:b/>
-          <w:color w:val="000080"/>
+          <w:color w:val="569CD6"/>
           <w:sz w:val="16"/>
         </w:rPr>
-        <w:t xml:space="preserve">use</w:t>
+        <w:t>use</w:t>
       </w:r>
       <w:r>
         <w:rPr>
           <w:rFonts w:ascii="Consolas" w:hAnsi="Consolas"/>
-          <w:color w:val="262626"/>
+          <w:color w:val="D4D4D4"/>
           <w:sz w:val="16"/>
         </w:rPr>
         <w:t xml:space="preserve"> (</w:t>
@@ -4910,15 +6371,15 @@
       <w:r>
         <w:rPr>
           <w:rFonts w:ascii="Consolas" w:hAnsi="Consolas"/>
-          <w:color w:val="660E7A"/>
+          <w:color w:val="9CDCFE"/>
           <w:sz w:val="16"/>
         </w:rPr>
-        <w:t xml:space="preserve">$session</w:t>
+        <w:t>$session</w:t>
       </w:r>
       <w:r>
         <w:rPr>
           <w:rFonts w:ascii="Consolas" w:hAnsi="Consolas"/>
-          <w:color w:val="262626"/>
+          <w:color w:val="D4D4D4"/>
           <w:sz w:val="16"/>
         </w:rPr>
         <w:t xml:space="preserve">, </w:t>
@@ -4926,15 +6387,15 @@
       <w:r>
         <w:rPr>
           <w:rFonts w:ascii="Consolas" w:hAnsi="Consolas"/>
-          <w:color w:val="660E7A"/>
+          <w:color w:val="9CDCFE"/>
           <w:sz w:val="16"/>
         </w:rPr>
-        <w:t xml:space="preserve">$cart</w:t>
+        <w:t>$cart</w:t>
       </w:r>
       <w:r>
         <w:rPr>
           <w:rFonts w:ascii="Consolas" w:hAnsi="Consolas"/>
-          <w:color w:val="262626"/>
+          <w:color w:val="D4D4D4"/>
           <w:sz w:val="16"/>
         </w:rPr>
         <w:t xml:space="preserve">, </w:t>
@@ -4942,657 +6403,512 @@
       <w:r>
         <w:rPr>
           <w:rFonts w:ascii="Consolas" w:hAnsi="Consolas"/>
-          <w:color w:val="660E7A"/>
+          <w:color w:val="9CDCFE"/>
           <w:sz w:val="16"/>
         </w:rPr>
-        <w:t xml:space="preserve">$key</w:t>
+        <w:t>$key</w:t>
       </w:r>
       <w:r>
         <w:rPr>
           <w:rFonts w:ascii="Consolas" w:hAnsi="Consolas"/>
-          <w:color w:val="262626"/>
+          <w:color w:val="D4D4D4"/>
           <w:sz w:val="16"/>
         </w:rPr>
         <w:t xml:space="preserve">) {</w:t>
-      </w:r>
-      <w:r>
         <w:br/>
+        <w:t xml:space="preserve">    </w:t>
       </w:r>
       <w:r>
         <w:rPr>
           <w:rFonts w:ascii="Consolas" w:hAnsi="Consolas"/>
-          <w:color w:val="262626"/>
+          <w:color w:val="9CDCFE"/>
           <w:sz w:val="16"/>
         </w:rPr>
+        <w:t>$existing</w:t>
+      </w:r>
+      <w:r>
+        <w:rPr>
+          <w:rFonts w:ascii="Consolas" w:hAnsi="Consolas"/>
+          <w:color w:val="D4D4D4"/>
+          <w:sz w:val="16"/>
+        </w:rPr>
+        <w:t xml:space="preserve"> = </w:t>
+      </w:r>
+      <w:r>
+        <w:rPr>
+          <w:rFonts w:ascii="Consolas" w:hAnsi="Consolas"/>
+          <w:color w:val="4EC9B0"/>
+          <w:sz w:val="16"/>
+        </w:rPr>
+        <w:t>Order</w:t>
+      </w:r>
+      <w:r>
+        <w:rPr>
+          <w:rFonts w:ascii="Consolas" w:hAnsi="Consolas"/>
+          <w:color w:val="D4D4D4"/>
+          <w:sz w:val="16"/>
+        </w:rPr>
+        <w:t>::</w:t>
+      </w:r>
+      <w:r>
+        <w:rPr>
+          <w:rFonts w:ascii="Consolas" w:hAnsi="Consolas"/>
+          <w:color w:val="DCDCAA"/>
+          <w:sz w:val="16"/>
+        </w:rPr>
+        <w:t>query</w:t>
+      </w:r>
+      <w:r>
+        <w:rPr>
+          <w:rFonts w:ascii="Consolas" w:hAnsi="Consolas"/>
+          <w:color w:val="D4D4D4"/>
+          <w:sz w:val="16"/>
+        </w:rPr>
+        <w:t>()</w:t>
+        <w:br/>
+        <w:t xml:space="preserve">        -&gt;</w:t>
+      </w:r>
+      <w:r>
+        <w:rPr>
+          <w:rFonts w:ascii="Consolas" w:hAnsi="Consolas"/>
+          <w:color w:val="DCDCAA"/>
+          <w:sz w:val="16"/>
+        </w:rPr>
+        <w:t>where</w:t>
+      </w:r>
+      <w:r>
+        <w:rPr>
+          <w:rFonts w:ascii="Consolas" w:hAnsi="Consolas"/>
+          <w:color w:val="D4D4D4"/>
+          <w:sz w:val="16"/>
+        </w:rPr>
+        <w:t>(</w:t>
+      </w:r>
+      <w:r>
+        <w:rPr>
+          <w:rFonts w:ascii="Consolas" w:hAnsi="Consolas"/>
+          <w:color w:val="CE9178"/>
+          <w:sz w:val="16"/>
+        </w:rPr>
+        <w:t>'checkout_idempotency_key'</w:t>
+      </w:r>
+      <w:r>
+        <w:rPr>
+          <w:rFonts w:ascii="Consolas" w:hAnsi="Consolas"/>
+          <w:color w:val="D4D4D4"/>
+          <w:sz w:val="16"/>
+        </w:rPr>
+        <w:t xml:space="preserve">, </w:t>
+      </w:r>
+      <w:r>
+        <w:rPr>
+          <w:rFonts w:ascii="Consolas" w:hAnsi="Consolas"/>
+          <w:color w:val="9CDCFE"/>
+          <w:sz w:val="16"/>
+        </w:rPr>
+        <w:t>$key</w:t>
+      </w:r>
+      <w:r>
+        <w:rPr>
+          <w:rFonts w:ascii="Consolas" w:hAnsi="Consolas"/>
+          <w:color w:val="D4D4D4"/>
+          <w:sz w:val="16"/>
+        </w:rPr>
+        <w:t>)</w:t>
+        <w:br/>
+        <w:t xml:space="preserve">        -&gt;</w:t>
+      </w:r>
+      <w:r>
+        <w:rPr>
+          <w:rFonts w:ascii="Consolas" w:hAnsi="Consolas"/>
+          <w:color w:val="DCDCAA"/>
+          <w:sz w:val="16"/>
+        </w:rPr>
+        <w:t>first</w:t>
+      </w:r>
+      <w:r>
+        <w:rPr>
+          <w:rFonts w:ascii="Consolas" w:hAnsi="Consolas"/>
+          <w:color w:val="D4D4D4"/>
+          <w:sz w:val="16"/>
+        </w:rPr>
+        <w:t>();</w:t>
+        <w:br/>
+        <w:br/>
         <w:t xml:space="preserve">    </w:t>
       </w:r>
       <w:r>
         <w:rPr>
           <w:rFonts w:ascii="Consolas" w:hAnsi="Consolas"/>
-          <w:color w:val="660E7A"/>
+          <w:color w:val="569CD6"/>
           <w:sz w:val="16"/>
         </w:rPr>
-        <w:t xml:space="preserve">$existing</w:t>
+        <w:t>if</w:t>
       </w:r>
       <w:r>
         <w:rPr>
           <w:rFonts w:ascii="Consolas" w:hAnsi="Consolas"/>
-          <w:color w:val="262626"/>
+          <w:color w:val="D4D4D4"/>
           <w:sz w:val="16"/>
         </w:rPr>
+        <w:t xml:space="preserve"> (</w:t>
+      </w:r>
+      <w:r>
+        <w:rPr>
+          <w:rFonts w:ascii="Consolas" w:hAnsi="Consolas"/>
+          <w:color w:val="9CDCFE"/>
+          <w:sz w:val="16"/>
+        </w:rPr>
+        <w:t>$existing</w:t>
+      </w:r>
+      <w:r>
+        <w:rPr>
+          <w:rFonts w:ascii="Consolas" w:hAnsi="Consolas"/>
+          <w:color w:val="D4D4D4"/>
+          <w:sz w:val="16"/>
+        </w:rPr>
+        <w:t xml:space="preserve">) {</w:t>
+        <w:br/>
+        <w:t xml:space="preserve">        </w:t>
+      </w:r>
+      <w:r>
+        <w:rPr>
+          <w:rFonts w:ascii="Consolas" w:hAnsi="Consolas"/>
+          <w:color w:val="569CD6"/>
+          <w:sz w:val="16"/>
+        </w:rPr>
+        <w:t>return</w:t>
+      </w:r>
+      <w:r>
+        <w:rPr>
+          <w:rFonts w:ascii="Consolas" w:hAnsi="Consolas"/>
+          <w:color w:val="D4D4D4"/>
+          <w:sz w:val="16"/>
+        </w:rPr>
+        <w:t xml:space="preserve"> </w:t>
+      </w:r>
+      <w:r>
+        <w:rPr>
+          <w:rFonts w:ascii="Consolas" w:hAnsi="Consolas"/>
+          <w:color w:val="9CDCFE"/>
+          <w:sz w:val="16"/>
+        </w:rPr>
+        <w:t>$existing</w:t>
+      </w:r>
+      <w:r>
+        <w:rPr>
+          <w:rFonts w:ascii="Consolas" w:hAnsi="Consolas"/>
+          <w:color w:val="D4D4D4"/>
+          <w:sz w:val="16"/>
+        </w:rPr>
+        <w:t>;</w:t>
+        <w:br/>
+        <w:t xml:space="preserve">    }</w:t>
+        <w:br/>
+        <w:br/>
+        <w:t xml:space="preserve">    </w:t>
+      </w:r>
+      <w:r>
+        <w:rPr>
+          <w:rFonts w:ascii="Consolas" w:hAnsi="Consolas"/>
+          <w:color w:val="9CDCFE"/>
+          <w:sz w:val="16"/>
+        </w:rPr>
+        <w:t>$menus</w:t>
+      </w:r>
+      <w:r>
+        <w:rPr>
+          <w:rFonts w:ascii="Consolas" w:hAnsi="Consolas"/>
+          <w:color w:val="D4D4D4"/>
+          <w:sz w:val="16"/>
+        </w:rPr>
         <w:t xml:space="preserve"> = </w:t>
       </w:r>
       <w:r>
         <w:rPr>
           <w:rFonts w:ascii="Consolas" w:hAnsi="Consolas"/>
-          <w:color w:val="267F99"/>
+          <w:color w:val="4EC9B0"/>
           <w:sz w:val="16"/>
         </w:rPr>
-        <w:t xml:space="preserve">Order</w:t>
+        <w:t>Menu</w:t>
       </w:r>
       <w:r>
         <w:rPr>
           <w:rFonts w:ascii="Consolas" w:hAnsi="Consolas"/>
-          <w:color w:val="262626"/>
+          <w:color w:val="D4D4D4"/>
           <w:sz w:val="16"/>
         </w:rPr>
-        <w:t xml:space="preserve">::</w:t>
+        <w:t>::</w:t>
       </w:r>
       <w:r>
         <w:rPr>
           <w:rFonts w:ascii="Consolas" w:hAnsi="Consolas"/>
-          <w:color w:val="795E26"/>
+          <w:color w:val="DCDCAA"/>
           <w:sz w:val="16"/>
         </w:rPr>
-        <w:t xml:space="preserve">query</w:t>
+        <w:t>withoutGlobalScopes</w:t>
       </w:r>
       <w:r>
         <w:rPr>
           <w:rFonts w:ascii="Consolas" w:hAnsi="Consolas"/>
-          <w:color w:val="262626"/>
+          <w:color w:val="D4D4D4"/>
           <w:sz w:val="16"/>
         </w:rPr>
-        <w:t xml:space="preserve">()</w:t>
-      </w:r>
-      <w:r>
+        <w:t>()</w:t>
         <w:br/>
+        <w:t xml:space="preserve">        -&gt;</w:t>
       </w:r>
       <w:r>
         <w:rPr>
           <w:rFonts w:ascii="Consolas" w:hAnsi="Consolas"/>
-          <w:color w:val="262626"/>
+          <w:color w:val="DCDCAA"/>
           <w:sz w:val="16"/>
         </w:rPr>
+        <w:t>whereKey</w:t>
+      </w:r>
+      <w:r>
+        <w:rPr>
+          <w:rFonts w:ascii="Consolas" w:hAnsi="Consolas"/>
+          <w:color w:val="D4D4D4"/>
+          <w:sz w:val="16"/>
+        </w:rPr>
+        <w:t>(</w:t>
+      </w:r>
+      <w:r>
+        <w:rPr>
+          <w:rFonts w:ascii="Consolas" w:hAnsi="Consolas"/>
+          <w:color w:val="DCDCAA"/>
+          <w:sz w:val="16"/>
+        </w:rPr>
+        <w:t>array_column</w:t>
+      </w:r>
+      <w:r>
+        <w:rPr>
+          <w:rFonts w:ascii="Consolas" w:hAnsi="Consolas"/>
+          <w:color w:val="D4D4D4"/>
+          <w:sz w:val="16"/>
+        </w:rPr>
+        <w:t>(</w:t>
+      </w:r>
+      <w:r>
+        <w:rPr>
+          <w:rFonts w:ascii="Consolas" w:hAnsi="Consolas"/>
+          <w:color w:val="9CDCFE"/>
+          <w:sz w:val="16"/>
+        </w:rPr>
+        <w:t>$cart</w:t>
+      </w:r>
+      <w:r>
+        <w:rPr>
+          <w:rFonts w:ascii="Consolas" w:hAnsi="Consolas"/>
+          <w:color w:val="D4D4D4"/>
+          <w:sz w:val="16"/>
+        </w:rPr>
+        <w:t>[</w:t>
+      </w:r>
+      <w:r>
+        <w:rPr>
+          <w:rFonts w:ascii="Consolas" w:hAnsi="Consolas"/>
+          <w:color w:val="CE9178"/>
+          <w:sz w:val="16"/>
+        </w:rPr>
+        <w:t>'items'</w:t>
+      </w:r>
+      <w:r>
+        <w:rPr>
+          <w:rFonts w:ascii="Consolas" w:hAnsi="Consolas"/>
+          <w:color w:val="D4D4D4"/>
+          <w:sz w:val="16"/>
+        </w:rPr>
+        <w:t xml:space="preserve">], </w:t>
+      </w:r>
+      <w:r>
+        <w:rPr>
+          <w:rFonts w:ascii="Consolas" w:hAnsi="Consolas"/>
+          <w:color w:val="CE9178"/>
+          <w:sz w:val="16"/>
+        </w:rPr>
+        <w:t>'menu_id'</w:t>
+      </w:r>
+      <w:r>
+        <w:rPr>
+          <w:rFonts w:ascii="Consolas" w:hAnsi="Consolas"/>
+          <w:color w:val="D4D4D4"/>
+          <w:sz w:val="16"/>
+        </w:rPr>
+        <w:t>))</w:t>
+        <w:br/>
         <w:t xml:space="preserve">        -&gt;</w:t>
       </w:r>
       <w:r>
         <w:rPr>
           <w:rFonts w:ascii="Consolas" w:hAnsi="Consolas"/>
-          <w:color w:val="795E26"/>
+          <w:color w:val="DCDCAA"/>
           <w:sz w:val="16"/>
         </w:rPr>
-        <w:t xml:space="preserve">where</w:t>
+        <w:t>lockForUpdate</w:t>
       </w:r>
       <w:r>
         <w:rPr>
           <w:rFonts w:ascii="Consolas" w:hAnsi="Consolas"/>
-          <w:color w:val="262626"/>
+          <w:color w:val="D4D4D4"/>
           <w:sz w:val="16"/>
         </w:rPr>
-        <w:t xml:space="preserve">(</w:t>
+        <w:t>()</w:t>
+        <w:br/>
+        <w:t xml:space="preserve">        -&gt;</w:t>
       </w:r>
       <w:r>
         <w:rPr>
           <w:rFonts w:ascii="Consolas" w:hAnsi="Consolas"/>
-          <w:color w:val="00733B"/>
+          <w:color w:val="DCDCAA"/>
           <w:sz w:val="16"/>
         </w:rPr>
-        <w:t xml:space="preserve">'checkout_idempotency_key'</w:t>
+        <w:t>get</w:t>
       </w:r>
       <w:r>
         <w:rPr>
           <w:rFonts w:ascii="Consolas" w:hAnsi="Consolas"/>
-          <w:color w:val="262626"/>
+          <w:color w:val="D4D4D4"/>
           <w:sz w:val="16"/>
         </w:rPr>
-        <w:t xml:space="preserve">, </w:t>
+        <w:t>()</w:t>
+        <w:br/>
+        <w:t xml:space="preserve">        -&gt;</w:t>
       </w:r>
       <w:r>
         <w:rPr>
           <w:rFonts w:ascii="Consolas" w:hAnsi="Consolas"/>
-          <w:color w:val="660E7A"/>
+          <w:color w:val="DCDCAA"/>
           <w:sz w:val="16"/>
         </w:rPr>
-        <w:t xml:space="preserve">$key</w:t>
+        <w:t>keyBy</w:t>
       </w:r>
       <w:r>
         <w:rPr>
           <w:rFonts w:ascii="Consolas" w:hAnsi="Consolas"/>
-          <w:color w:val="262626"/>
+          <w:color w:val="D4D4D4"/>
           <w:sz w:val="16"/>
         </w:rPr>
-        <w:t xml:space="preserve">)</w:t>
-      </w:r>
-      <w:r>
+        <w:t>(</w:t>
+      </w:r>
+      <w:r>
+        <w:rPr>
+          <w:rFonts w:ascii="Consolas" w:hAnsi="Consolas"/>
+          <w:color w:val="CE9178"/>
+          <w:sz w:val="16"/>
+        </w:rPr>
+        <w:t>'id'</w:t>
+      </w:r>
+      <w:r>
+        <w:rPr>
+          <w:rFonts w:ascii="Consolas" w:hAnsi="Consolas"/>
+          <w:color w:val="D4D4D4"/>
+          <w:sz w:val="16"/>
+        </w:rPr>
+        <w:t>);</w:t>
         <w:br/>
+        <w:br/>
+        <w:t xml:space="preserve">    </w:t>
       </w:r>
       <w:r>
         <w:rPr>
           <w:rFonts w:ascii="Consolas" w:hAnsi="Consolas"/>
-          <w:color w:val="262626"/>
+          <w:color w:val="6A9955"/>
           <w:sz w:val="16"/>
         </w:rPr>
-        <w:t xml:space="preserve">        -&gt;</w:t>
+        <w:t>// validasi, buat order + tenant_orders, snapshot, kurangi stok</w:t>
       </w:r>
       <w:r>
         <w:rPr>
           <w:rFonts w:ascii="Consolas" w:hAnsi="Consolas"/>
-          <w:color w:val="795E26"/>
+          <w:color w:val="D4D4D4"/>
           <w:sz w:val="16"/>
         </w:rPr>
-        <w:t xml:space="preserve">first</w:t>
+        <w:br/>
+        <w:t xml:space="preserve">    </w:t>
       </w:r>
       <w:r>
         <w:rPr>
           <w:rFonts w:ascii="Consolas" w:hAnsi="Consolas"/>
-          <w:color w:val="262626"/>
+          <w:color w:val="569CD6"/>
           <w:sz w:val="16"/>
         </w:rPr>
-        <w:t xml:space="preserve">();</w:t>
-      </w:r>
-      <w:r>
+        <w:t>return</w:t>
+      </w:r>
+      <w:r>
+        <w:rPr>
+          <w:rFonts w:ascii="Consolas" w:hAnsi="Consolas"/>
+          <w:color w:val="D4D4D4"/>
+          <w:sz w:val="16"/>
+        </w:rPr>
+        <w:t xml:space="preserve"> </w:t>
+      </w:r>
+      <w:r>
+        <w:rPr>
+          <w:rFonts w:ascii="Consolas" w:hAnsi="Consolas"/>
+          <w:color w:val="9CDCFE"/>
+          <w:sz w:val="16"/>
+        </w:rPr>
+        <w:t>$order</w:t>
+      </w:r>
+      <w:r>
+        <w:rPr>
+          <w:rFonts w:ascii="Consolas" w:hAnsi="Consolas"/>
+          <w:color w:val="D4D4D4"/>
+          <w:sz w:val="16"/>
+        </w:rPr>
+        <w:t>-&gt;</w:t>
+      </w:r>
+      <w:r>
+        <w:rPr>
+          <w:rFonts w:ascii="Consolas" w:hAnsi="Consolas"/>
+          <w:color w:val="DCDCAA"/>
+          <w:sz w:val="16"/>
+        </w:rPr>
+        <w:t>load</w:t>
+      </w:r>
+      <w:r>
+        <w:rPr>
+          <w:rFonts w:ascii="Consolas" w:hAnsi="Consolas"/>
+          <w:color w:val="D4D4D4"/>
+          <w:sz w:val="16"/>
+        </w:rPr>
+        <w:t>(</w:t>
+      </w:r>
+      <w:r>
+        <w:rPr>
+          <w:rFonts w:ascii="Consolas" w:hAnsi="Consolas"/>
+          <w:color w:val="CE9178"/>
+          <w:sz w:val="16"/>
+        </w:rPr>
+        <w:t>'tenantOrders.items'</w:t>
+      </w:r>
+      <w:r>
+        <w:rPr>
+          <w:rFonts w:ascii="Consolas" w:hAnsi="Consolas"/>
+          <w:color w:val="D4D4D4"/>
+          <w:sz w:val="16"/>
+        </w:rPr>
+        <w:t>);</w:t>
         <w:br/>
-      </w:r>
-      <w:r>
-        <w:br/>
+        <w:t xml:space="preserve">}, attempts: </w:t>
       </w:r>
       <w:r>
         <w:rPr>
           <w:rFonts w:ascii="Consolas" w:hAnsi="Consolas"/>
-          <w:color w:val="262626"/>
+          <w:color w:val="B5CEA8"/>
           <w:sz w:val="16"/>
         </w:rPr>
-        <w:t xml:space="preserve">    </w:t>
+        <w:t>3</w:t>
       </w:r>
       <w:r>
         <w:rPr>
           <w:rFonts w:ascii="Consolas" w:hAnsi="Consolas"/>
-          <w:b/>
-          <w:color w:val="000080"/>
+          <w:color w:val="D4D4D4"/>
           <w:sz w:val="16"/>
         </w:rPr>
-        <w:t xml:space="preserve">if</w:t>
-      </w:r>
-      <w:r>
-        <w:rPr>
-          <w:rFonts w:ascii="Consolas" w:hAnsi="Consolas"/>
-          <w:color w:val="262626"/>
-          <w:sz w:val="16"/>
-        </w:rPr>
-        <w:t xml:space="preserve"> (</w:t>
-      </w:r>
-      <w:r>
-        <w:rPr>
-          <w:rFonts w:ascii="Consolas" w:hAnsi="Consolas"/>
-          <w:color w:val="660E7A"/>
-          <w:sz w:val="16"/>
-        </w:rPr>
-        <w:t xml:space="preserve">$existing</w:t>
-      </w:r>
-      <w:r>
-        <w:rPr>
-          <w:rFonts w:ascii="Consolas" w:hAnsi="Consolas"/>
-          <w:color w:val="262626"/>
-          <w:sz w:val="16"/>
-        </w:rPr>
-        <w:t xml:space="preserve">) {</w:t>
-      </w:r>
-      <w:r>
-        <w:br/>
-      </w:r>
-      <w:r>
-        <w:rPr>
-          <w:rFonts w:ascii="Consolas" w:hAnsi="Consolas"/>
-          <w:color w:val="262626"/>
-          <w:sz w:val="16"/>
-        </w:rPr>
-        <w:t xml:space="preserve">        </w:t>
-      </w:r>
-      <w:r>
-        <w:rPr>
-          <w:rFonts w:ascii="Consolas" w:hAnsi="Consolas"/>
-          <w:b/>
-          <w:color w:val="000080"/>
-          <w:sz w:val="16"/>
-        </w:rPr>
-        <w:t xml:space="preserve">return</w:t>
-      </w:r>
-      <w:r>
-        <w:rPr>
-          <w:rFonts w:ascii="Consolas" w:hAnsi="Consolas"/>
-          <w:color w:val="262626"/>
-          <w:sz w:val="16"/>
-        </w:rPr>
-        <w:t xml:space="preserve"> </w:t>
-      </w:r>
-      <w:r>
-        <w:rPr>
-          <w:rFonts w:ascii="Consolas" w:hAnsi="Consolas"/>
-          <w:color w:val="660E7A"/>
-          <w:sz w:val="16"/>
-        </w:rPr>
-        <w:t xml:space="preserve">$existing</w:t>
-      </w:r>
-      <w:r>
-        <w:rPr>
-          <w:rFonts w:ascii="Consolas" w:hAnsi="Consolas"/>
-          <w:color w:val="262626"/>
-          <w:sz w:val="16"/>
-        </w:rPr>
-        <w:t xml:space="preserve">;</w:t>
-      </w:r>
-      <w:r>
-        <w:br/>
-      </w:r>
-      <w:r>
-        <w:rPr>
-          <w:rFonts w:ascii="Consolas" w:hAnsi="Consolas"/>
-          <w:color w:val="262626"/>
-          <w:sz w:val="16"/>
-        </w:rPr>
-        <w:t xml:space="preserve">    }</w:t>
-      </w:r>
-      <w:r>
-        <w:br/>
-      </w:r>
-      <w:r>
-        <w:br/>
-      </w:r>
-      <w:r>
-        <w:rPr>
-          <w:rFonts w:ascii="Consolas" w:hAnsi="Consolas"/>
-          <w:color w:val="262626"/>
-          <w:sz w:val="16"/>
-        </w:rPr>
-        <w:t xml:space="preserve">    </w:t>
-      </w:r>
-      <w:r>
-        <w:rPr>
-          <w:rFonts w:ascii="Consolas" w:hAnsi="Consolas"/>
-          <w:color w:val="660E7A"/>
-          <w:sz w:val="16"/>
-        </w:rPr>
-        <w:t xml:space="preserve">$menus</w:t>
-      </w:r>
-      <w:r>
-        <w:rPr>
-          <w:rFonts w:ascii="Consolas" w:hAnsi="Consolas"/>
-          <w:color w:val="262626"/>
-          <w:sz w:val="16"/>
-        </w:rPr>
-        <w:t xml:space="preserve"> = </w:t>
-      </w:r>
-      <w:r>
-        <w:rPr>
-          <w:rFonts w:ascii="Consolas" w:hAnsi="Consolas"/>
-          <w:color w:val="267F99"/>
-          <w:sz w:val="16"/>
-        </w:rPr>
-        <w:t xml:space="preserve">Menu</w:t>
-      </w:r>
-      <w:r>
-        <w:rPr>
-          <w:rFonts w:ascii="Consolas" w:hAnsi="Consolas"/>
-          <w:color w:val="262626"/>
-          <w:sz w:val="16"/>
-        </w:rPr>
-        <w:t xml:space="preserve">::</w:t>
-      </w:r>
-      <w:r>
-        <w:rPr>
-          <w:rFonts w:ascii="Consolas" w:hAnsi="Consolas"/>
-          <w:color w:val="795E26"/>
-          <w:sz w:val="16"/>
-        </w:rPr>
-        <w:t xml:space="preserve">withoutGlobalScopes</w:t>
-      </w:r>
-      <w:r>
-        <w:rPr>
-          <w:rFonts w:ascii="Consolas" w:hAnsi="Consolas"/>
-          <w:color w:val="262626"/>
-          <w:sz w:val="16"/>
-        </w:rPr>
-        <w:t xml:space="preserve">()</w:t>
-      </w:r>
-      <w:r>
-        <w:br/>
-      </w:r>
-      <w:r>
-        <w:rPr>
-          <w:rFonts w:ascii="Consolas" w:hAnsi="Consolas"/>
-          <w:color w:val="262626"/>
-          <w:sz w:val="16"/>
-        </w:rPr>
-        <w:t xml:space="preserve">        -&gt;</w:t>
-      </w:r>
-      <w:r>
-        <w:rPr>
-          <w:rFonts w:ascii="Consolas" w:hAnsi="Consolas"/>
-          <w:color w:val="795E26"/>
-          <w:sz w:val="16"/>
-        </w:rPr>
-        <w:t xml:space="preserve">whereKey</w:t>
-      </w:r>
-      <w:r>
-        <w:rPr>
-          <w:rFonts w:ascii="Consolas" w:hAnsi="Consolas"/>
-          <w:color w:val="262626"/>
-          <w:sz w:val="16"/>
-        </w:rPr>
-        <w:t xml:space="preserve">(</w:t>
-      </w:r>
-      <w:r>
-        <w:rPr>
-          <w:rFonts w:ascii="Consolas" w:hAnsi="Consolas"/>
-          <w:color w:val="795E26"/>
-          <w:sz w:val="16"/>
-        </w:rPr>
-        <w:t xml:space="preserve">array_column</w:t>
-      </w:r>
-      <w:r>
-        <w:rPr>
-          <w:rFonts w:ascii="Consolas" w:hAnsi="Consolas"/>
-          <w:color w:val="262626"/>
-          <w:sz w:val="16"/>
-        </w:rPr>
-        <w:t xml:space="preserve">(</w:t>
-      </w:r>
-      <w:r>
-        <w:rPr>
-          <w:rFonts w:ascii="Consolas" w:hAnsi="Consolas"/>
-          <w:color w:val="660E7A"/>
-          <w:sz w:val="16"/>
-        </w:rPr>
-        <w:t xml:space="preserve">$cart</w:t>
-      </w:r>
-      <w:r>
-        <w:rPr>
-          <w:rFonts w:ascii="Consolas" w:hAnsi="Consolas"/>
-          <w:color w:val="262626"/>
-          <w:sz w:val="16"/>
-        </w:rPr>
-        <w:t xml:space="preserve">[</w:t>
-      </w:r>
-      <w:r>
-        <w:rPr>
-          <w:rFonts w:ascii="Consolas" w:hAnsi="Consolas"/>
-          <w:color w:val="00733B"/>
-          <w:sz w:val="16"/>
-        </w:rPr>
-        <w:t xml:space="preserve">'items'</w:t>
-      </w:r>
-      <w:r>
-        <w:rPr>
-          <w:rFonts w:ascii="Consolas" w:hAnsi="Consolas"/>
-          <w:color w:val="262626"/>
-          <w:sz w:val="16"/>
-        </w:rPr>
-        <w:t xml:space="preserve">], </w:t>
-      </w:r>
-      <w:r>
-        <w:rPr>
-          <w:rFonts w:ascii="Consolas" w:hAnsi="Consolas"/>
-          <w:color w:val="00733B"/>
-          <w:sz w:val="16"/>
-        </w:rPr>
-        <w:t xml:space="preserve">'menu_id'</w:t>
-      </w:r>
-      <w:r>
-        <w:rPr>
-          <w:rFonts w:ascii="Consolas" w:hAnsi="Consolas"/>
-          <w:color w:val="262626"/>
-          <w:sz w:val="16"/>
-        </w:rPr>
-        <w:t xml:space="preserve">))</w:t>
-      </w:r>
-      <w:r>
-        <w:br/>
-      </w:r>
-      <w:r>
-        <w:rPr>
-          <w:rFonts w:ascii="Consolas" w:hAnsi="Consolas"/>
-          <w:color w:val="262626"/>
-          <w:sz w:val="16"/>
-        </w:rPr>
-        <w:t xml:space="preserve">        -&gt;</w:t>
-      </w:r>
-      <w:r>
-        <w:rPr>
-          <w:rFonts w:ascii="Consolas" w:hAnsi="Consolas"/>
-          <w:color w:val="795E26"/>
-          <w:sz w:val="16"/>
-        </w:rPr>
-        <w:t xml:space="preserve">lockForUpdate</w:t>
-      </w:r>
-      <w:r>
-        <w:rPr>
-          <w:rFonts w:ascii="Consolas" w:hAnsi="Consolas"/>
-          <w:color w:val="262626"/>
-          <w:sz w:val="16"/>
-        </w:rPr>
-        <w:t xml:space="preserve">()</w:t>
-      </w:r>
-      <w:r>
-        <w:br/>
-      </w:r>
-      <w:r>
-        <w:rPr>
-          <w:rFonts w:ascii="Consolas" w:hAnsi="Consolas"/>
-          <w:color w:val="262626"/>
-          <w:sz w:val="16"/>
-        </w:rPr>
-        <w:t xml:space="preserve">        -&gt;</w:t>
-      </w:r>
-      <w:r>
-        <w:rPr>
-          <w:rFonts w:ascii="Consolas" w:hAnsi="Consolas"/>
-          <w:color w:val="795E26"/>
-          <w:sz w:val="16"/>
-        </w:rPr>
-        <w:t xml:space="preserve">get</w:t>
-      </w:r>
-      <w:r>
-        <w:rPr>
-          <w:rFonts w:ascii="Consolas" w:hAnsi="Consolas"/>
-          <w:color w:val="262626"/>
-          <w:sz w:val="16"/>
-        </w:rPr>
-        <w:t xml:space="preserve">()</w:t>
-      </w:r>
-      <w:r>
-        <w:br/>
-      </w:r>
-      <w:r>
-        <w:rPr>
-          <w:rFonts w:ascii="Consolas" w:hAnsi="Consolas"/>
-          <w:color w:val="262626"/>
-          <w:sz w:val="16"/>
-        </w:rPr>
-        <w:t xml:space="preserve">        -&gt;</w:t>
-      </w:r>
-      <w:r>
-        <w:rPr>
-          <w:rFonts w:ascii="Consolas" w:hAnsi="Consolas"/>
-          <w:color w:val="795E26"/>
-          <w:sz w:val="16"/>
-        </w:rPr>
-        <w:t xml:space="preserve">keyBy</w:t>
-      </w:r>
-      <w:r>
-        <w:rPr>
-          <w:rFonts w:ascii="Consolas" w:hAnsi="Consolas"/>
-          <w:color w:val="262626"/>
-          <w:sz w:val="16"/>
-        </w:rPr>
-        <w:t xml:space="preserve">(</w:t>
-      </w:r>
-      <w:r>
-        <w:rPr>
-          <w:rFonts w:ascii="Consolas" w:hAnsi="Consolas"/>
-          <w:color w:val="00733B"/>
-          <w:sz w:val="16"/>
-        </w:rPr>
-        <w:t xml:space="preserve">'id'</w:t>
-      </w:r>
-      <w:r>
-        <w:rPr>
-          <w:rFonts w:ascii="Consolas" w:hAnsi="Consolas"/>
-          <w:color w:val="262626"/>
-          <w:sz w:val="16"/>
-        </w:rPr>
-        <w:t xml:space="preserve">);</w:t>
-      </w:r>
-      <w:r>
-        <w:br/>
-      </w:r>
-      <w:r>
-        <w:br/>
-      </w:r>
-      <w:r>
-        <w:rPr>
-          <w:rFonts w:ascii="Consolas" w:hAnsi="Consolas"/>
-          <w:color w:val="262626"/>
-          <w:sz w:val="16"/>
-        </w:rPr>
-        <w:t xml:space="preserve">    </w:t>
-      </w:r>
-      <w:r>
-        <w:rPr>
-          <w:rFonts w:ascii="Consolas" w:hAnsi="Consolas"/>
-          <w:i/>
-          <w:color w:val="808080"/>
-          <w:sz w:val="16"/>
-        </w:rPr>
-        <w:t xml:space="preserve">// validasi, buat order + tenant_orders, snapshot, kurangi stok</w:t>
-      </w:r>
-      <w:r>
-        <w:br/>
-      </w:r>
-      <w:r>
-        <w:rPr>
-          <w:rFonts w:ascii="Consolas" w:hAnsi="Consolas"/>
-          <w:color w:val="262626"/>
-          <w:sz w:val="16"/>
-        </w:rPr>
-        <w:t xml:space="preserve">    </w:t>
-      </w:r>
-      <w:r>
-        <w:rPr>
-          <w:rFonts w:ascii="Consolas" w:hAnsi="Consolas"/>
-          <w:b/>
-          <w:color w:val="000080"/>
-          <w:sz w:val="16"/>
-        </w:rPr>
-        <w:t xml:space="preserve">return</w:t>
-      </w:r>
-      <w:r>
-        <w:rPr>
-          <w:rFonts w:ascii="Consolas" w:hAnsi="Consolas"/>
-          <w:color w:val="262626"/>
-          <w:sz w:val="16"/>
-        </w:rPr>
-        <w:t xml:space="preserve"> </w:t>
-      </w:r>
-      <w:r>
-        <w:rPr>
-          <w:rFonts w:ascii="Consolas" w:hAnsi="Consolas"/>
-          <w:color w:val="660E7A"/>
-          <w:sz w:val="16"/>
-        </w:rPr>
-        <w:t xml:space="preserve">$order</w:t>
-      </w:r>
-      <w:r>
-        <w:rPr>
-          <w:rFonts w:ascii="Consolas" w:hAnsi="Consolas"/>
-          <w:color w:val="262626"/>
-          <w:sz w:val="16"/>
-        </w:rPr>
-        <w:t xml:space="preserve">-&gt;</w:t>
-      </w:r>
-      <w:r>
-        <w:rPr>
-          <w:rFonts w:ascii="Consolas" w:hAnsi="Consolas"/>
-          <w:color w:val="795E26"/>
-          <w:sz w:val="16"/>
-        </w:rPr>
-        <w:t xml:space="preserve">load</w:t>
-      </w:r>
-      <w:r>
-        <w:rPr>
-          <w:rFonts w:ascii="Consolas" w:hAnsi="Consolas"/>
-          <w:color w:val="262626"/>
-          <w:sz w:val="16"/>
-        </w:rPr>
-        <w:t xml:space="preserve">(</w:t>
-      </w:r>
-      <w:r>
-        <w:rPr>
-          <w:rFonts w:ascii="Consolas" w:hAnsi="Consolas"/>
-          <w:color w:val="00733B"/>
-          <w:sz w:val="16"/>
-        </w:rPr>
-        <w:t xml:space="preserve">'tenantOrders.items'</w:t>
-      </w:r>
-      <w:r>
-        <w:rPr>
-          <w:rFonts w:ascii="Consolas" w:hAnsi="Consolas"/>
-          <w:color w:val="262626"/>
-          <w:sz w:val="16"/>
-        </w:rPr>
-        <w:t xml:space="preserve">);</w:t>
-      </w:r>
-      <w:r>
-        <w:br/>
-      </w:r>
-      <w:r>
-        <w:rPr>
-          <w:rFonts w:ascii="Consolas" w:hAnsi="Consolas"/>
-          <w:color w:val="262626"/>
-          <w:sz w:val="16"/>
-        </w:rPr>
-        <w:t xml:space="preserve">}, </w:t>
-      </w:r>
-      <w:r>
-        <w:rPr>
-          <w:rFonts w:ascii="Consolas" w:hAnsi="Consolas"/>
-          <w:color w:val="660E7A"/>
-          <w:sz w:val="16"/>
-        </w:rPr>
-        <w:t xml:space="preserve">attempts</w:t>
-      </w:r>
-      <w:r>
-        <w:rPr>
-          <w:rFonts w:ascii="Consolas" w:hAnsi="Consolas"/>
-          <w:color w:val="262626"/>
-          <w:sz w:val="16"/>
-        </w:rPr>
-        <w:t xml:space="preserve">: </w:t>
-      </w:r>
-      <w:r>
-        <w:rPr>
-          <w:rFonts w:ascii="Consolas" w:hAnsi="Consolas"/>
-          <w:color w:val="0073E6"/>
-          <w:sz w:val="16"/>
-        </w:rPr>
-        <w:t xml:space="preserve">3</w:t>
-      </w:r>
-      <w:r>
-        <w:rPr>
-          <w:rFonts w:ascii="Consolas" w:hAnsi="Consolas"/>
-          <w:color w:val="262626"/>
-          <w:sz w:val="16"/>
-        </w:rPr>
-        <w:t xml:space="preserve">);</w:t>
+        <w:t>);</w:t>
       </w:r>
     </w:p>
     <w:p>
@@ -18622,7 +19938,7 @@
     </w:pPr>
     <w:rPr>
       <w:rFonts w:ascii="Consolas" w:hAnsi="Consolas"/>
-      <w:color w:val="262626"/>
+      <w:color w:val="D4D4D4"/>
       <w:sz w:val="16"/>
     </w:rPr>
   </w:style>
@@ -18734,7 +20050,7 @@
     <w:rPr>
       <w:rFonts w:ascii="Consolas" w:hAnsi="Consolas"/>
       <w:b/>
-      <w:color w:val="262626"/>
+      <w:color w:val="FFFFFF"/>
       <w:sz w:val="16"/>
     </w:rPr>
   </w:style>

--- a/modul_praktikum/Pertemuan_09_Checkout_Atomik_Order_Induk_Snapshot_dan_Pre-Order.docx
+++ b/modul_praktikum/Pertemuan_09_Checkout_Atomik_Order_Induk_Snapshot_dan_Pre-Order.docx
@@ -994,1438 +994,1037 @@
     <w:p>
       <w:pPr>
         <w:pStyle w:val="CodeHeader"/>
-        <w:shd w:fill="2D2D30"/>
         <w:keepNext/>
         <w:pBdr>
-          <w:left w:val="single" w:sz="4" w:space="8" w:color="2D2D30"/>
+          <w:left w:val="single" w:sz="12" w:space="8" w:color="B8DDE0"/>
         </w:pBdr>
+        <w:shd w:val="clear" w:color="auto" w:fill="E4EAED"/>
       </w:pPr>
       <w:r>
-        <w:t>LANDASAN TEKNIS — app/Services/CheckoutService.php   •   PHP</w:t>
+        <w:rPr>
+          <w:rFonts w:ascii="Consolas" w:hAnsi="Consolas"/>
+          <w:b/>
+          <w:color w:val="262626"/>
+          <w:sz w:val="16"/>
+        </w:rPr>
+        <w:t xml:space="preserve">LANDASAN TEKNIS — app/Services/CheckoutService.php   •   PHP</w:t>
       </w:r>
     </w:p>
     <w:p>
       <w:pPr>
         <w:pStyle w:val="CodeBlock"/>
-        <w:shd w:fill="1E1E1E"/>
         <w:keepLines/>
         <w:pBdr>
-          <w:left w:val="single" w:sz="4" w:space="8" w:color="1E1E1E"/>
+          <w:left w:val="single" w:sz="12" w:space="8" w:color="B8DDE0"/>
         </w:pBdr>
+        <w:shd w:val="clear" w:color="auto" w:fill="F2F3F7"/>
       </w:pPr>
       <w:r>
         <w:rPr>
-          <w:rFonts w:ascii="Consolas" w:hAnsi="Consolas" w:eastAsia="Consolas"/>
-          <w:color w:val="569CD6"/>
+          <w:rFonts w:ascii="Consolas" w:hAnsi="Consolas"/>
+          <w:b/>
+          <w:color w:val="000080"/>
           <w:sz w:val="16"/>
         </w:rPr>
-        <w:t>return</w:t>
-      </w:r>
-      <w:r>
-        <w:rPr>
-          <w:rFonts w:ascii="Consolas" w:hAnsi="Consolas" w:eastAsia="Consolas"/>
-          <w:color w:val="D4D4D4"/>
+        <w:t xml:space="preserve">return</w:t>
+      </w:r>
+      <w:r>
+        <w:rPr>
+          <w:rFonts w:ascii="Consolas" w:hAnsi="Consolas"/>
+          <w:color w:val="262626"/>
           <w:sz w:val="16"/>
         </w:rPr>
         <w:t xml:space="preserve"> </w:t>
       </w:r>
       <w:r>
         <w:rPr>
-          <w:rFonts w:ascii="Consolas" w:hAnsi="Consolas" w:eastAsia="Consolas"/>
-          <w:color w:val="4EC9B0"/>
+          <w:rFonts w:ascii="Consolas" w:hAnsi="Consolas"/>
+          <w:color w:val="267F99"/>
           <w:sz w:val="16"/>
         </w:rPr>
-        <w:t>DB</w:t>
-      </w:r>
-      <w:r>
-        <w:rPr>
-          <w:rFonts w:ascii="Consolas" w:hAnsi="Consolas" w:eastAsia="Consolas"/>
-          <w:color w:val="D4D4D4"/>
+        <w:t xml:space="preserve">DB</w:t>
+      </w:r>
+      <w:r>
+        <w:rPr>
+          <w:rFonts w:ascii="Consolas" w:hAnsi="Consolas"/>
+          <w:color w:val="262626"/>
           <w:sz w:val="16"/>
         </w:rPr>
-        <w:t>:</w:t>
-      </w:r>
-      <w:r>
-        <w:rPr>
-          <w:rFonts w:ascii="Consolas" w:hAnsi="Consolas" w:eastAsia="Consolas"/>
-          <w:color w:val="D4D4D4"/>
+        <w:t xml:space="preserve">::</w:t>
+      </w:r>
+      <w:r>
+        <w:rPr>
+          <w:rFonts w:ascii="Consolas" w:hAnsi="Consolas"/>
+          <w:color w:val="795E26"/>
           <w:sz w:val="16"/>
         </w:rPr>
-        <w:t>:</w:t>
-      </w:r>
-      <w:r>
-        <w:rPr>
-          <w:rFonts w:ascii="Consolas" w:hAnsi="Consolas" w:eastAsia="Consolas"/>
-          <w:color w:val="DCDCAA"/>
+        <w:t xml:space="preserve">transaction</w:t>
+      </w:r>
+      <w:r>
+        <w:rPr>
+          <w:rFonts w:ascii="Consolas" w:hAnsi="Consolas"/>
+          <w:color w:val="262626"/>
           <w:sz w:val="16"/>
         </w:rPr>
-        <w:t>transaction</w:t>
-      </w:r>
-      <w:r>
-        <w:rPr>
-          <w:rFonts w:ascii="Consolas" w:hAnsi="Consolas" w:eastAsia="Consolas"/>
-          <w:color w:val="D4D4D4"/>
+        <w:t xml:space="preserve">(</w:t>
+      </w:r>
+      <w:r>
+        <w:rPr>
+          <w:rFonts w:ascii="Consolas" w:hAnsi="Consolas"/>
+          <w:b/>
+          <w:color w:val="000080"/>
           <w:sz w:val="16"/>
         </w:rPr>
-        <w:t>(</w:t>
-      </w:r>
-      <w:r>
-        <w:rPr>
-          <w:rFonts w:ascii="Consolas" w:hAnsi="Consolas" w:eastAsia="Consolas"/>
-          <w:color w:val="569CD6"/>
+        <w:t xml:space="preserve">function</w:t>
+      </w:r>
+      <w:r>
+        <w:rPr>
+          <w:rFonts w:ascii="Consolas" w:hAnsi="Consolas"/>
+          <w:color w:val="262626"/>
           <w:sz w:val="16"/>
         </w:rPr>
-        <w:t>function</w:t>
-      </w:r>
-      <w:r>
-        <w:rPr>
-          <w:rFonts w:ascii="Consolas" w:hAnsi="Consolas" w:eastAsia="Consolas"/>
-          <w:color w:val="D4D4D4"/>
+        <w:t xml:space="preserve"> () </w:t>
+      </w:r>
+      <w:r>
+        <w:rPr>
+          <w:rFonts w:ascii="Consolas" w:hAnsi="Consolas"/>
+          <w:b/>
+          <w:color w:val="000080"/>
           <w:sz w:val="16"/>
         </w:rPr>
+        <w:t xml:space="preserve">use</w:t>
+      </w:r>
+      <w:r>
+        <w:rPr>
+          <w:rFonts w:ascii="Consolas" w:hAnsi="Consolas"/>
+          <w:color w:val="262626"/>
+          <w:sz w:val="16"/>
+        </w:rPr>
+        <w:t xml:space="preserve"> (</w:t>
+      </w:r>
+      <w:r>
+        <w:br/>
+      </w:r>
+      <w:r>
+        <w:rPr>
+          <w:rFonts w:ascii="Consolas" w:hAnsi="Consolas"/>
+          <w:color w:val="262626"/>
+          <w:sz w:val="16"/>
+        </w:rPr>
+        <w:t xml:space="preserve">    </w:t>
+      </w:r>
+      <w:r>
+        <w:rPr>
+          <w:rFonts w:ascii="Consolas" w:hAnsi="Consolas"/>
+          <w:color w:val="660E7A"/>
+          <w:sz w:val="16"/>
+        </w:rPr>
+        <w:t xml:space="preserve">$cart</w:t>
+      </w:r>
+      <w:r>
+        <w:rPr>
+          <w:rFonts w:ascii="Consolas" w:hAnsi="Consolas"/>
+          <w:color w:val="262626"/>
+          <w:sz w:val="16"/>
+        </w:rPr>
+        <w:t xml:space="preserve">,</w:t>
+      </w:r>
+      <w:r>
+        <w:br/>
+      </w:r>
+      <w:r>
+        <w:rPr>
+          <w:rFonts w:ascii="Consolas" w:hAnsi="Consolas"/>
+          <w:color w:val="262626"/>
+          <w:sz w:val="16"/>
+        </w:rPr>
+        <w:t xml:space="preserve">    </w:t>
+      </w:r>
+      <w:r>
+        <w:rPr>
+          <w:rFonts w:ascii="Consolas" w:hAnsi="Consolas"/>
+          <w:color w:val="660E7A"/>
+          <w:sz w:val="16"/>
+        </w:rPr>
+        <w:t xml:space="preserve">$key</w:t>
+      </w:r>
+      <w:r>
+        <w:rPr>
+          <w:rFonts w:ascii="Consolas" w:hAnsi="Consolas"/>
+          <w:color w:val="262626"/>
+          <w:sz w:val="16"/>
+        </w:rPr>
+        <w:t xml:space="preserve">,</w:t>
+      </w:r>
+      <w:r>
+        <w:br/>
+      </w:r>
+      <w:r>
+        <w:rPr>
+          <w:rFonts w:ascii="Consolas" w:hAnsi="Consolas"/>
+          <w:color w:val="262626"/>
+          <w:sz w:val="16"/>
+        </w:rPr>
+        <w:t xml:space="preserve">    </w:t>
+      </w:r>
+      <w:r>
+        <w:rPr>
+          <w:rFonts w:ascii="Consolas" w:hAnsi="Consolas"/>
+          <w:color w:val="660E7A"/>
+          <w:sz w:val="16"/>
+        </w:rPr>
+        <w:t xml:space="preserve">$allowedTenantIds</w:t>
+      </w:r>
+      <w:r>
+        <w:rPr>
+          <w:rFonts w:ascii="Consolas" w:hAnsi="Consolas"/>
+          <w:color w:val="262626"/>
+          <w:sz w:val="16"/>
+        </w:rPr>
+        <w:t xml:space="preserve">,</w:t>
+      </w:r>
+      <w:r>
+        <w:br/>
+      </w:r>
+      <w:r>
+        <w:rPr>
+          <w:rFonts w:ascii="Consolas" w:hAnsi="Consolas"/>
+          <w:color w:val="262626"/>
+          <w:sz w:val="16"/>
+        </w:rPr>
+        <w:t xml:space="preserve">): </w:t>
+      </w:r>
+      <w:r>
+        <w:rPr>
+          <w:rFonts w:ascii="Consolas" w:hAnsi="Consolas"/>
+          <w:color w:val="267F99"/>
+          <w:sz w:val="16"/>
+        </w:rPr>
+        <w:t xml:space="preserve">Order</w:t>
+      </w:r>
+      <w:r>
+        <w:rPr>
+          <w:rFonts w:ascii="Consolas" w:hAnsi="Consolas"/>
+          <w:color w:val="262626"/>
+          <w:sz w:val="16"/>
+        </w:rPr>
+        <w:t xml:space="preserve"> {</w:t>
+      </w:r>
+      <w:r>
+        <w:br/>
+      </w:r>
+      <w:r>
+        <w:rPr>
+          <w:rFonts w:ascii="Consolas" w:hAnsi="Consolas"/>
+          <w:color w:val="262626"/>
+          <w:sz w:val="16"/>
+        </w:rPr>
+        <w:t xml:space="preserve">    </w:t>
+      </w:r>
+      <w:r>
+        <w:rPr>
+          <w:rFonts w:ascii="Consolas" w:hAnsi="Consolas"/>
+          <w:color w:val="660E7A"/>
+          <w:sz w:val="16"/>
+        </w:rPr>
+        <w:t xml:space="preserve">$existing</w:t>
+      </w:r>
+      <w:r>
+        <w:rPr>
+          <w:rFonts w:ascii="Consolas" w:hAnsi="Consolas"/>
+          <w:color w:val="262626"/>
+          <w:sz w:val="16"/>
+        </w:rPr>
+        <w:t xml:space="preserve"> = </w:t>
+      </w:r>
+      <w:r>
+        <w:rPr>
+          <w:rFonts w:ascii="Consolas" w:hAnsi="Consolas"/>
+          <w:color w:val="267F99"/>
+          <w:sz w:val="16"/>
+        </w:rPr>
+        <w:t xml:space="preserve">Order</w:t>
+      </w:r>
+      <w:r>
+        <w:rPr>
+          <w:rFonts w:ascii="Consolas" w:hAnsi="Consolas"/>
+          <w:color w:val="262626"/>
+          <w:sz w:val="16"/>
+        </w:rPr>
+        <w:t xml:space="preserve">::</w:t>
+      </w:r>
+      <w:r>
+        <w:rPr>
+          <w:rFonts w:ascii="Consolas" w:hAnsi="Consolas"/>
+          <w:color w:val="795E26"/>
+          <w:sz w:val="16"/>
+        </w:rPr>
+        <w:t xml:space="preserve">query</w:t>
+      </w:r>
+      <w:r>
+        <w:rPr>
+          <w:rFonts w:ascii="Consolas" w:hAnsi="Consolas"/>
+          <w:color w:val="262626"/>
+          <w:sz w:val="16"/>
+        </w:rPr>
+        <w:t xml:space="preserve">()</w:t>
+      </w:r>
+      <w:r>
+        <w:br/>
+      </w:r>
+      <w:r>
+        <w:rPr>
+          <w:rFonts w:ascii="Consolas" w:hAnsi="Consolas"/>
+          <w:color w:val="262626"/>
+          <w:sz w:val="16"/>
+        </w:rPr>
+        <w:t xml:space="preserve">        -&gt;</w:t>
+      </w:r>
+      <w:r>
+        <w:rPr>
+          <w:rFonts w:ascii="Consolas" w:hAnsi="Consolas"/>
+          <w:color w:val="795E26"/>
+          <w:sz w:val="16"/>
+        </w:rPr>
+        <w:t xml:space="preserve">where</w:t>
+      </w:r>
+      <w:r>
+        <w:rPr>
+          <w:rFonts w:ascii="Consolas" w:hAnsi="Consolas"/>
+          <w:color w:val="262626"/>
+          <w:sz w:val="16"/>
+        </w:rPr>
+        <w:t xml:space="preserve">(</w:t>
+      </w:r>
+      <w:r>
+        <w:rPr>
+          <w:rFonts w:ascii="Consolas" w:hAnsi="Consolas"/>
+          <w:color w:val="00733B"/>
+          <w:sz w:val="16"/>
+        </w:rPr>
+        <w:t xml:space="preserve">'checkout_idempotency_key'</w:t>
+      </w:r>
+      <w:r>
+        <w:rPr>
+          <w:rFonts w:ascii="Consolas" w:hAnsi="Consolas"/>
+          <w:color w:val="262626"/>
+          <w:sz w:val="16"/>
+        </w:rPr>
+        <w:t xml:space="preserve">, </w:t>
+      </w:r>
+      <w:r>
+        <w:rPr>
+          <w:rFonts w:ascii="Consolas" w:hAnsi="Consolas"/>
+          <w:color w:val="660E7A"/>
+          <w:sz w:val="16"/>
+        </w:rPr>
+        <w:t xml:space="preserve">$key</w:t>
+      </w:r>
+      <w:r>
+        <w:rPr>
+          <w:rFonts w:ascii="Consolas" w:hAnsi="Consolas"/>
+          <w:color w:val="262626"/>
+          <w:sz w:val="16"/>
+        </w:rPr>
+        <w:t xml:space="preserve">)</w:t>
+      </w:r>
+      <w:r>
+        <w:br/>
+      </w:r>
+      <w:r>
+        <w:rPr>
+          <w:rFonts w:ascii="Consolas" w:hAnsi="Consolas"/>
+          <w:color w:val="262626"/>
+          <w:sz w:val="16"/>
+        </w:rPr>
+        <w:t xml:space="preserve">        -&gt;</w:t>
+      </w:r>
+      <w:r>
+        <w:rPr>
+          <w:rFonts w:ascii="Consolas" w:hAnsi="Consolas"/>
+          <w:color w:val="795E26"/>
+          <w:sz w:val="16"/>
+        </w:rPr>
+        <w:t xml:space="preserve">first</w:t>
+      </w:r>
+      <w:r>
+        <w:rPr>
+          <w:rFonts w:ascii="Consolas" w:hAnsi="Consolas"/>
+          <w:color w:val="262626"/>
+          <w:sz w:val="16"/>
+        </w:rPr>
+        <w:t xml:space="preserve">();</w:t>
+      </w:r>
+      <w:r>
+        <w:br/>
+      </w:r>
+      <w:r>
+        <w:br/>
+      </w:r>
+      <w:r>
+        <w:rPr>
+          <w:rFonts w:ascii="Consolas" w:hAnsi="Consolas"/>
+          <w:color w:val="262626"/>
+          <w:sz w:val="16"/>
+        </w:rPr>
+        <w:t xml:space="preserve">    </w:t>
+      </w:r>
+      <w:r>
+        <w:rPr>
+          <w:rFonts w:ascii="Consolas" w:hAnsi="Consolas"/>
+          <w:b/>
+          <w:color w:val="000080"/>
+          <w:sz w:val="16"/>
+        </w:rPr>
+        <w:t xml:space="preserve">if</w:t>
+      </w:r>
+      <w:r>
+        <w:rPr>
+          <w:rFonts w:ascii="Consolas" w:hAnsi="Consolas"/>
+          <w:color w:val="262626"/>
+          <w:sz w:val="16"/>
+        </w:rPr>
+        <w:t xml:space="preserve"> (</w:t>
+      </w:r>
+      <w:r>
+        <w:rPr>
+          <w:rFonts w:ascii="Consolas" w:hAnsi="Consolas"/>
+          <w:color w:val="660E7A"/>
+          <w:sz w:val="16"/>
+        </w:rPr>
+        <w:t xml:space="preserve">$existing</w:t>
+      </w:r>
+      <w:r>
+        <w:rPr>
+          <w:rFonts w:ascii="Consolas" w:hAnsi="Consolas"/>
+          <w:color w:val="262626"/>
+          <w:sz w:val="16"/>
+        </w:rPr>
+        <w:t xml:space="preserve">) {</w:t>
+      </w:r>
+      <w:r>
+        <w:br/>
+      </w:r>
+      <w:r>
+        <w:rPr>
+          <w:rFonts w:ascii="Consolas" w:hAnsi="Consolas"/>
+          <w:color w:val="262626"/>
+          <w:sz w:val="16"/>
+        </w:rPr>
+        <w:t xml:space="preserve">        </w:t>
+      </w:r>
+      <w:r>
+        <w:rPr>
+          <w:rFonts w:ascii="Consolas" w:hAnsi="Consolas"/>
+          <w:b/>
+          <w:color w:val="000080"/>
+          <w:sz w:val="16"/>
+        </w:rPr>
+        <w:t xml:space="preserve">return</w:t>
+      </w:r>
+      <w:r>
+        <w:rPr>
+          <w:rFonts w:ascii="Consolas" w:hAnsi="Consolas"/>
+          <w:color w:val="262626"/>
+          <w:sz w:val="16"/>
+        </w:rPr>
         <w:t xml:space="preserve"> </w:t>
       </w:r>
       <w:r>
         <w:rPr>
-          <w:rFonts w:ascii="Consolas" w:hAnsi="Consolas" w:eastAsia="Consolas"/>
-          <w:color w:val="D4D4D4"/>
+          <w:rFonts w:ascii="Consolas" w:hAnsi="Consolas"/>
+          <w:color w:val="660E7A"/>
           <w:sz w:val="16"/>
         </w:rPr>
-        <w:t>(</w:t>
-      </w:r>
-      <w:r>
-        <w:rPr>
-          <w:rFonts w:ascii="Consolas" w:hAnsi="Consolas" w:eastAsia="Consolas"/>
-          <w:color w:val="D4D4D4"/>
+        <w:t xml:space="preserve">$existing</w:t>
+      </w:r>
+      <w:r>
+        <w:rPr>
+          <w:rFonts w:ascii="Consolas" w:hAnsi="Consolas"/>
+          <w:color w:val="262626"/>
           <w:sz w:val="16"/>
         </w:rPr>
-        <w:t>)</w:t>
-      </w:r>
-      <w:r>
-        <w:rPr>
-          <w:rFonts w:ascii="Consolas" w:hAnsi="Consolas" w:eastAsia="Consolas"/>
-          <w:color w:val="D4D4D4"/>
+        <w:t xml:space="preserve">;</w:t>
+      </w:r>
+      <w:r>
+        <w:br/>
+      </w:r>
+      <w:r>
+        <w:rPr>
+          <w:rFonts w:ascii="Consolas" w:hAnsi="Consolas"/>
+          <w:color w:val="262626"/>
           <w:sz w:val="16"/>
         </w:rPr>
+        <w:t xml:space="preserve">    }</w:t>
+      </w:r>
+      <w:r>
+        <w:br/>
+      </w:r>
+      <w:r>
+        <w:br/>
+      </w:r>
+      <w:r>
+        <w:rPr>
+          <w:rFonts w:ascii="Consolas" w:hAnsi="Consolas"/>
+          <w:color w:val="262626"/>
+          <w:sz w:val="16"/>
+        </w:rPr>
+        <w:t xml:space="preserve">    </w:t>
+      </w:r>
+      <w:r>
+        <w:rPr>
+          <w:rFonts w:ascii="Consolas" w:hAnsi="Consolas"/>
+          <w:color w:val="660E7A"/>
+          <w:sz w:val="16"/>
+        </w:rPr>
+        <w:t xml:space="preserve">$menuIds</w:t>
+      </w:r>
+      <w:r>
+        <w:rPr>
+          <w:rFonts w:ascii="Consolas" w:hAnsi="Consolas"/>
+          <w:color w:val="262626"/>
+          <w:sz w:val="16"/>
+        </w:rPr>
+        <w:t xml:space="preserve"> = </w:t>
+      </w:r>
+      <w:r>
+        <w:rPr>
+          <w:rFonts w:ascii="Consolas" w:hAnsi="Consolas"/>
+          <w:color w:val="795E26"/>
+          <w:sz w:val="16"/>
+        </w:rPr>
+        <w:t xml:space="preserve">array_column</w:t>
+      </w:r>
+      <w:r>
+        <w:rPr>
+          <w:rFonts w:ascii="Consolas" w:hAnsi="Consolas"/>
+          <w:color w:val="262626"/>
+          <w:sz w:val="16"/>
+        </w:rPr>
+        <w:t xml:space="preserve">(</w:t>
+      </w:r>
+      <w:r>
+        <w:rPr>
+          <w:rFonts w:ascii="Consolas" w:hAnsi="Consolas"/>
+          <w:color w:val="660E7A"/>
+          <w:sz w:val="16"/>
+        </w:rPr>
+        <w:t xml:space="preserve">$cart</w:t>
+      </w:r>
+      <w:r>
+        <w:rPr>
+          <w:rFonts w:ascii="Consolas" w:hAnsi="Consolas"/>
+          <w:color w:val="262626"/>
+          <w:sz w:val="16"/>
+        </w:rPr>
+        <w:t xml:space="preserve">[</w:t>
+      </w:r>
+      <w:r>
+        <w:rPr>
+          <w:rFonts w:ascii="Consolas" w:hAnsi="Consolas"/>
+          <w:color w:val="00733B"/>
+          <w:sz w:val="16"/>
+        </w:rPr>
+        <w:t xml:space="preserve">'items'</w:t>
+      </w:r>
+      <w:r>
+        <w:rPr>
+          <w:rFonts w:ascii="Consolas" w:hAnsi="Consolas"/>
+          <w:color w:val="262626"/>
+          <w:sz w:val="16"/>
+        </w:rPr>
+        <w:t xml:space="preserve">], </w:t>
+      </w:r>
+      <w:r>
+        <w:rPr>
+          <w:rFonts w:ascii="Consolas" w:hAnsi="Consolas"/>
+          <w:color w:val="00733B"/>
+          <w:sz w:val="16"/>
+        </w:rPr>
+        <w:t xml:space="preserve">'menu_id'</w:t>
+      </w:r>
+      <w:r>
+        <w:rPr>
+          <w:rFonts w:ascii="Consolas" w:hAnsi="Consolas"/>
+          <w:color w:val="262626"/>
+          <w:sz w:val="16"/>
+        </w:rPr>
+        <w:t xml:space="preserve">);</w:t>
+      </w:r>
+      <w:r>
+        <w:br/>
+      </w:r>
+      <w:r>
+        <w:rPr>
+          <w:rFonts w:ascii="Consolas" w:hAnsi="Consolas"/>
+          <w:color w:val="262626"/>
+          <w:sz w:val="16"/>
+        </w:rPr>
+        <w:t xml:space="preserve">    </w:t>
+      </w:r>
+      <w:r>
+        <w:rPr>
+          <w:rFonts w:ascii="Consolas" w:hAnsi="Consolas"/>
+          <w:color w:val="660E7A"/>
+          <w:sz w:val="16"/>
+        </w:rPr>
+        <w:t xml:space="preserve">$menus</w:t>
+      </w:r>
+      <w:r>
+        <w:rPr>
+          <w:rFonts w:ascii="Consolas" w:hAnsi="Consolas"/>
+          <w:color w:val="262626"/>
+          <w:sz w:val="16"/>
+        </w:rPr>
+        <w:t xml:space="preserve"> = </w:t>
+      </w:r>
+      <w:r>
+        <w:rPr>
+          <w:rFonts w:ascii="Consolas" w:hAnsi="Consolas"/>
+          <w:color w:val="267F99"/>
+          <w:sz w:val="16"/>
+        </w:rPr>
+        <w:t xml:space="preserve">Menu</w:t>
+      </w:r>
+      <w:r>
+        <w:rPr>
+          <w:rFonts w:ascii="Consolas" w:hAnsi="Consolas"/>
+          <w:color w:val="262626"/>
+          <w:sz w:val="16"/>
+        </w:rPr>
+        <w:t xml:space="preserve">::</w:t>
+      </w:r>
+      <w:r>
+        <w:rPr>
+          <w:rFonts w:ascii="Consolas" w:hAnsi="Consolas"/>
+          <w:color w:val="795E26"/>
+          <w:sz w:val="16"/>
+        </w:rPr>
+        <w:t xml:space="preserve">withoutGlobalScopes</w:t>
+      </w:r>
+      <w:r>
+        <w:rPr>
+          <w:rFonts w:ascii="Consolas" w:hAnsi="Consolas"/>
+          <w:color w:val="262626"/>
+          <w:sz w:val="16"/>
+        </w:rPr>
+        <w:t xml:space="preserve">()</w:t>
+      </w:r>
+      <w:r>
+        <w:br/>
+      </w:r>
+      <w:r>
+        <w:rPr>
+          <w:rFonts w:ascii="Consolas" w:hAnsi="Consolas"/>
+          <w:color w:val="262626"/>
+          <w:sz w:val="16"/>
+        </w:rPr>
+        <w:t xml:space="preserve">        -&gt;</w:t>
+      </w:r>
+      <w:r>
+        <w:rPr>
+          <w:rFonts w:ascii="Consolas" w:hAnsi="Consolas"/>
+          <w:color w:val="795E26"/>
+          <w:sz w:val="16"/>
+        </w:rPr>
+        <w:t xml:space="preserve">whereKey</w:t>
+      </w:r>
+      <w:r>
+        <w:rPr>
+          <w:rFonts w:ascii="Consolas" w:hAnsi="Consolas"/>
+          <w:color w:val="262626"/>
+          <w:sz w:val="16"/>
+        </w:rPr>
+        <w:t xml:space="preserve">(</w:t>
+      </w:r>
+      <w:r>
+        <w:rPr>
+          <w:rFonts w:ascii="Consolas" w:hAnsi="Consolas"/>
+          <w:color w:val="660E7A"/>
+          <w:sz w:val="16"/>
+        </w:rPr>
+        <w:t xml:space="preserve">$menuIds</w:t>
+      </w:r>
+      <w:r>
+        <w:rPr>
+          <w:rFonts w:ascii="Consolas" w:hAnsi="Consolas"/>
+          <w:color w:val="262626"/>
+          <w:sz w:val="16"/>
+        </w:rPr>
+        <w:t xml:space="preserve">)</w:t>
+      </w:r>
+      <w:r>
+        <w:br/>
+      </w:r>
+      <w:r>
+        <w:rPr>
+          <w:rFonts w:ascii="Consolas" w:hAnsi="Consolas"/>
+          <w:color w:val="262626"/>
+          <w:sz w:val="16"/>
+        </w:rPr>
+        <w:t xml:space="preserve">        -&gt;</w:t>
+      </w:r>
+      <w:r>
+        <w:rPr>
+          <w:rFonts w:ascii="Consolas" w:hAnsi="Consolas"/>
+          <w:color w:val="795E26"/>
+          <w:sz w:val="16"/>
+        </w:rPr>
+        <w:t xml:space="preserve">whereIn</w:t>
+      </w:r>
+      <w:r>
+        <w:rPr>
+          <w:rFonts w:ascii="Consolas" w:hAnsi="Consolas"/>
+          <w:color w:val="262626"/>
+          <w:sz w:val="16"/>
+        </w:rPr>
+        <w:t xml:space="preserve">(</w:t>
+      </w:r>
+      <w:r>
+        <w:rPr>
+          <w:rFonts w:ascii="Consolas" w:hAnsi="Consolas"/>
+          <w:color w:val="00733B"/>
+          <w:sz w:val="16"/>
+        </w:rPr>
+        <w:t xml:space="preserve">'tenant_id'</w:t>
+      </w:r>
+      <w:r>
+        <w:rPr>
+          <w:rFonts w:ascii="Consolas" w:hAnsi="Consolas"/>
+          <w:color w:val="262626"/>
+          <w:sz w:val="16"/>
+        </w:rPr>
+        <w:t xml:space="preserve">, </w:t>
+      </w:r>
+      <w:r>
+        <w:rPr>
+          <w:rFonts w:ascii="Consolas" w:hAnsi="Consolas"/>
+          <w:color w:val="660E7A"/>
+          <w:sz w:val="16"/>
+        </w:rPr>
+        <w:t xml:space="preserve">$allowedTenantIds</w:t>
+      </w:r>
+      <w:r>
+        <w:rPr>
+          <w:rFonts w:ascii="Consolas" w:hAnsi="Consolas"/>
+          <w:color w:val="262626"/>
+          <w:sz w:val="16"/>
+        </w:rPr>
+        <w:t xml:space="preserve">)</w:t>
+      </w:r>
+      <w:r>
+        <w:br/>
+      </w:r>
+      <w:r>
+        <w:rPr>
+          <w:rFonts w:ascii="Consolas" w:hAnsi="Consolas"/>
+          <w:color w:val="262626"/>
+          <w:sz w:val="16"/>
+        </w:rPr>
+        <w:t xml:space="preserve">        -&gt;</w:t>
+      </w:r>
+      <w:r>
+        <w:rPr>
+          <w:rFonts w:ascii="Consolas" w:hAnsi="Consolas"/>
+          <w:color w:val="795E26"/>
+          <w:sz w:val="16"/>
+        </w:rPr>
+        <w:t xml:space="preserve">orderBy</w:t>
+      </w:r>
+      <w:r>
+        <w:rPr>
+          <w:rFonts w:ascii="Consolas" w:hAnsi="Consolas"/>
+          <w:color w:val="262626"/>
+          <w:sz w:val="16"/>
+        </w:rPr>
+        <w:t xml:space="preserve">(</w:t>
+      </w:r>
+      <w:r>
+        <w:rPr>
+          <w:rFonts w:ascii="Consolas" w:hAnsi="Consolas"/>
+          <w:color w:val="00733B"/>
+          <w:sz w:val="16"/>
+        </w:rPr>
+        <w:t xml:space="preserve">'id'</w:t>
+      </w:r>
+      <w:r>
+        <w:rPr>
+          <w:rFonts w:ascii="Consolas" w:hAnsi="Consolas"/>
+          <w:color w:val="262626"/>
+          <w:sz w:val="16"/>
+        </w:rPr>
+        <w:t xml:space="preserve">)</w:t>
+      </w:r>
+      <w:r>
+        <w:br/>
+      </w:r>
+      <w:r>
+        <w:rPr>
+          <w:rFonts w:ascii="Consolas" w:hAnsi="Consolas"/>
+          <w:color w:val="262626"/>
+          <w:sz w:val="16"/>
+        </w:rPr>
+        <w:t xml:space="preserve">        -&gt;</w:t>
+      </w:r>
+      <w:r>
+        <w:rPr>
+          <w:rFonts w:ascii="Consolas" w:hAnsi="Consolas"/>
+          <w:color w:val="795E26"/>
+          <w:sz w:val="16"/>
+        </w:rPr>
+        <w:t xml:space="preserve">lockForUpdate</w:t>
+      </w:r>
+      <w:r>
+        <w:rPr>
+          <w:rFonts w:ascii="Consolas" w:hAnsi="Consolas"/>
+          <w:color w:val="262626"/>
+          <w:sz w:val="16"/>
+        </w:rPr>
+        <w:t xml:space="preserve">()</w:t>
+      </w:r>
+      <w:r>
+        <w:br/>
+      </w:r>
+      <w:r>
+        <w:rPr>
+          <w:rFonts w:ascii="Consolas" w:hAnsi="Consolas"/>
+          <w:color w:val="262626"/>
+          <w:sz w:val="16"/>
+        </w:rPr>
+        <w:t xml:space="preserve">        -&gt;</w:t>
+      </w:r>
+      <w:r>
+        <w:rPr>
+          <w:rFonts w:ascii="Consolas" w:hAnsi="Consolas"/>
+          <w:color w:val="795E26"/>
+          <w:sz w:val="16"/>
+        </w:rPr>
+        <w:t xml:space="preserve">get</w:t>
+      </w:r>
+      <w:r>
+        <w:rPr>
+          <w:rFonts w:ascii="Consolas" w:hAnsi="Consolas"/>
+          <w:color w:val="262626"/>
+          <w:sz w:val="16"/>
+        </w:rPr>
+        <w:t xml:space="preserve">()</w:t>
+      </w:r>
+      <w:r>
+        <w:br/>
+      </w:r>
+      <w:r>
+        <w:rPr>
+          <w:rFonts w:ascii="Consolas" w:hAnsi="Consolas"/>
+          <w:color w:val="262626"/>
+          <w:sz w:val="16"/>
+        </w:rPr>
+        <w:t xml:space="preserve">        -&gt;</w:t>
+      </w:r>
+      <w:r>
+        <w:rPr>
+          <w:rFonts w:ascii="Consolas" w:hAnsi="Consolas"/>
+          <w:color w:val="795E26"/>
+          <w:sz w:val="16"/>
+        </w:rPr>
+        <w:t xml:space="preserve">keyBy</w:t>
+      </w:r>
+      <w:r>
+        <w:rPr>
+          <w:rFonts w:ascii="Consolas" w:hAnsi="Consolas"/>
+          <w:color w:val="262626"/>
+          <w:sz w:val="16"/>
+        </w:rPr>
+        <w:t xml:space="preserve">(</w:t>
+      </w:r>
+      <w:r>
+        <w:rPr>
+          <w:rFonts w:ascii="Consolas" w:hAnsi="Consolas"/>
+          <w:color w:val="00733B"/>
+          <w:sz w:val="16"/>
+        </w:rPr>
+        <w:t xml:space="preserve">'id'</w:t>
+      </w:r>
+      <w:r>
+        <w:rPr>
+          <w:rFonts w:ascii="Consolas" w:hAnsi="Consolas"/>
+          <w:color w:val="262626"/>
+          <w:sz w:val="16"/>
+        </w:rPr>
+        <w:t xml:space="preserve">);</w:t>
+      </w:r>
+      <w:r>
+        <w:br/>
+      </w:r>
+      <w:r>
+        <w:br/>
+      </w:r>
+      <w:r>
+        <w:rPr>
+          <w:rFonts w:ascii="Consolas" w:hAnsi="Consolas"/>
+          <w:color w:val="262626"/>
+          <w:sz w:val="16"/>
+        </w:rPr>
+        <w:t xml:space="preserve">    </w:t>
+      </w:r>
+      <w:r>
+        <w:rPr>
+          <w:rFonts w:ascii="Consolas" w:hAnsi="Consolas"/>
+          <w:i/>
+          <w:color w:val="808080"/>
+          <w:sz w:val="16"/>
+        </w:rPr>
+        <w:t xml:space="preserve">// Validasi ulang, simpan snapshot, lalu kurangi stok.</w:t>
+      </w:r>
+      <w:r>
+        <w:br/>
+      </w:r>
+      <w:r>
+        <w:rPr>
+          <w:rFonts w:ascii="Consolas" w:hAnsi="Consolas"/>
+          <w:color w:val="262626"/>
+          <w:sz w:val="16"/>
+        </w:rPr>
+        <w:t xml:space="preserve">    </w:t>
+      </w:r>
+      <w:r>
+        <w:rPr>
+          <w:rFonts w:ascii="Consolas" w:hAnsi="Consolas"/>
+          <w:b/>
+          <w:color w:val="000080"/>
+          <w:sz w:val="16"/>
+        </w:rPr>
+        <w:t xml:space="preserve">return</w:t>
+      </w:r>
+      <w:r>
+        <w:rPr>
+          <w:rFonts w:ascii="Consolas" w:hAnsi="Consolas"/>
+          <w:color w:val="262626"/>
+          <w:sz w:val="16"/>
+        </w:rPr>
         <w:t xml:space="preserve"> </w:t>
       </w:r>
       <w:r>
         <w:rPr>
-          <w:rFonts w:ascii="Consolas" w:hAnsi="Consolas" w:eastAsia="Consolas"/>
-          <w:color w:val="569CD6"/>
+          <w:rFonts w:ascii="Consolas" w:hAnsi="Consolas"/>
+          <w:color w:val="660E7A"/>
           <w:sz w:val="16"/>
         </w:rPr>
-        <w:t>use</w:t>
-      </w:r>
-      <w:r>
-        <w:rPr>
-          <w:rFonts w:ascii="Consolas" w:hAnsi="Consolas" w:eastAsia="Consolas"/>
-          <w:color w:val="D4D4D4"/>
+        <w:t xml:space="preserve">$this</w:t>
+      </w:r>
+      <w:r>
+        <w:rPr>
+          <w:rFonts w:ascii="Consolas" w:hAnsi="Consolas"/>
+          <w:color w:val="262626"/>
           <w:sz w:val="16"/>
         </w:rPr>
-        <w:t xml:space="preserve"> </w:t>
-      </w:r>
-      <w:r>
-        <w:rPr>
-          <w:rFonts w:ascii="Consolas" w:hAnsi="Consolas" w:eastAsia="Consolas"/>
-          <w:color w:val="D4D4D4"/>
+        <w:t xml:space="preserve">-&gt;</w:t>
+      </w:r>
+      <w:r>
+        <w:rPr>
+          <w:rFonts w:ascii="Consolas" w:hAnsi="Consolas"/>
+          <w:color w:val="795E26"/>
           <w:sz w:val="16"/>
         </w:rPr>
-        <w:t>(</w:t>
-      </w:r>
-      <w:r>
-        <w:rPr>
-          <w:rFonts w:ascii="Consolas" w:hAnsi="Consolas" w:eastAsia="Consolas"/>
-          <w:color w:val="D4D4D4"/>
+        <w:t xml:space="preserve">createOrderAggregate</w:t>
+      </w:r>
+      <w:r>
+        <w:rPr>
+          <w:rFonts w:ascii="Consolas" w:hAnsi="Consolas"/>
+          <w:color w:val="262626"/>
           <w:sz w:val="16"/>
         </w:rPr>
+        <w:t xml:space="preserve">(</w:t>
+      </w:r>
+      <w:r>
+        <w:rPr>
+          <w:rFonts w:ascii="Consolas" w:hAnsi="Consolas"/>
+          <w:color w:val="660E7A"/>
+          <w:sz w:val="16"/>
+        </w:rPr>
+        <w:t xml:space="preserve">$cart</w:t>
+      </w:r>
+      <w:r>
+        <w:rPr>
+          <w:rFonts w:ascii="Consolas" w:hAnsi="Consolas"/>
+          <w:color w:val="262626"/>
+          <w:sz w:val="16"/>
+        </w:rPr>
+        <w:t xml:space="preserve">, </w:t>
+      </w:r>
+      <w:r>
+        <w:rPr>
+          <w:rFonts w:ascii="Consolas" w:hAnsi="Consolas"/>
+          <w:color w:val="660E7A"/>
+          <w:sz w:val="16"/>
+        </w:rPr>
+        <w:t xml:space="preserve">$menus</w:t>
+      </w:r>
+      <w:r>
+        <w:rPr>
+          <w:rFonts w:ascii="Consolas" w:hAnsi="Consolas"/>
+          <w:color w:val="262626"/>
+          <w:sz w:val="16"/>
+        </w:rPr>
+        <w:t xml:space="preserve">, </w:t>
+      </w:r>
+      <w:r>
+        <w:rPr>
+          <w:rFonts w:ascii="Consolas" w:hAnsi="Consolas"/>
+          <w:color w:val="660E7A"/>
+          <w:sz w:val="16"/>
+        </w:rPr>
+        <w:t xml:space="preserve">$key</w:t>
+      </w:r>
+      <w:r>
+        <w:rPr>
+          <w:rFonts w:ascii="Consolas" w:hAnsi="Consolas"/>
+          <w:color w:val="262626"/>
+          <w:sz w:val="16"/>
+        </w:rPr>
+        <w:t xml:space="preserve">);</w:t>
+      </w:r>
+      <w:r>
         <w:br/>
-        <w:t xml:space="preserve">    </w:t>
-      </w:r>
-      <w:r>
-        <w:rPr>
-          <w:rFonts w:ascii="Consolas" w:hAnsi="Consolas" w:eastAsia="Consolas"/>
-          <w:color w:val="9CDCFE"/>
+      </w:r>
+      <w:r>
+        <w:rPr>
+          <w:rFonts w:ascii="Consolas" w:hAnsi="Consolas"/>
+          <w:color w:val="262626"/>
           <w:sz w:val="16"/>
         </w:rPr>
-        <w:t>$cart</w:t>
-      </w:r>
-      <w:r>
-        <w:rPr>
-          <w:rFonts w:ascii="Consolas" w:hAnsi="Consolas" w:eastAsia="Consolas"/>
-          <w:color w:val="D4D4D4"/>
+        <w:t xml:space="preserve">}, </w:t>
+      </w:r>
+      <w:r>
+        <w:rPr>
+          <w:rFonts w:ascii="Consolas" w:hAnsi="Consolas"/>
+          <w:color w:val="660E7A"/>
           <w:sz w:val="16"/>
         </w:rPr>
-        <w:t>,</w:t>
-      </w:r>
-      <w:r>
-        <w:rPr>
-          <w:rFonts w:ascii="Consolas" w:hAnsi="Consolas" w:eastAsia="Consolas"/>
-          <w:color w:val="D4D4D4"/>
+        <w:t xml:space="preserve">attempts</w:t>
+      </w:r>
+      <w:r>
+        <w:rPr>
+          <w:rFonts w:ascii="Consolas" w:hAnsi="Consolas"/>
+          <w:color w:val="262626"/>
           <w:sz w:val="16"/>
         </w:rPr>
-        <w:br/>
-        <w:t xml:space="preserve">    </w:t>
-      </w:r>
-      <w:r>
-        <w:rPr>
-          <w:rFonts w:ascii="Consolas" w:hAnsi="Consolas" w:eastAsia="Consolas"/>
-          <w:color w:val="9CDCFE"/>
+        <w:t xml:space="preserve">: </w:t>
+      </w:r>
+      <w:r>
+        <w:rPr>
+          <w:rFonts w:ascii="Consolas" w:hAnsi="Consolas"/>
+          <w:color w:val="0073E6"/>
           <w:sz w:val="16"/>
         </w:rPr>
-        <w:t>$key</w:t>
-      </w:r>
-      <w:r>
-        <w:rPr>
-          <w:rFonts w:ascii="Consolas" w:hAnsi="Consolas" w:eastAsia="Consolas"/>
-          <w:color w:val="D4D4D4"/>
+        <w:t xml:space="preserve">5</w:t>
+      </w:r>
+      <w:r>
+        <w:rPr>
+          <w:rFonts w:ascii="Consolas" w:hAnsi="Consolas"/>
+          <w:color w:val="262626"/>
           <w:sz w:val="16"/>
         </w:rPr>
-        <w:t>,</w:t>
-      </w:r>
-      <w:r>
-        <w:rPr>
-          <w:rFonts w:ascii="Consolas" w:hAnsi="Consolas" w:eastAsia="Consolas"/>
-          <w:color w:val="D4D4D4"/>
-          <w:sz w:val="16"/>
-        </w:rPr>
-        <w:br/>
-        <w:t xml:space="preserve">    </w:t>
-      </w:r>
-      <w:r>
-        <w:rPr>
-          <w:rFonts w:ascii="Consolas" w:hAnsi="Consolas" w:eastAsia="Consolas"/>
-          <w:color w:val="9CDCFE"/>
-          <w:sz w:val="16"/>
-        </w:rPr>
-        <w:t>$allowedTenantIds</w:t>
-      </w:r>
-      <w:r>
-        <w:rPr>
-          <w:rFonts w:ascii="Consolas" w:hAnsi="Consolas" w:eastAsia="Consolas"/>
-          <w:color w:val="D4D4D4"/>
-          <w:sz w:val="16"/>
-        </w:rPr>
-        <w:t>,</w:t>
-      </w:r>
-      <w:r>
-        <w:rPr>
-          <w:rFonts w:ascii="Consolas" w:hAnsi="Consolas" w:eastAsia="Consolas"/>
-          <w:color w:val="D4D4D4"/>
-          <w:sz w:val="16"/>
-        </w:rPr>
-        <w:br/>
-      </w:r>
-      <w:r>
-        <w:rPr>
-          <w:rFonts w:ascii="Consolas" w:hAnsi="Consolas" w:eastAsia="Consolas"/>
-          <w:color w:val="D4D4D4"/>
-          <w:sz w:val="16"/>
-        </w:rPr>
-        <w:t>)</w:t>
-      </w:r>
-      <w:r>
-        <w:rPr>
-          <w:rFonts w:ascii="Consolas" w:hAnsi="Consolas" w:eastAsia="Consolas"/>
-          <w:color w:val="D4D4D4"/>
-          <w:sz w:val="16"/>
-        </w:rPr>
-        <w:t>:</w:t>
-      </w:r>
-      <w:r>
-        <w:rPr>
-          <w:rFonts w:ascii="Consolas" w:hAnsi="Consolas" w:eastAsia="Consolas"/>
-          <w:color w:val="D4D4D4"/>
-          <w:sz w:val="16"/>
-        </w:rPr>
-        <w:t xml:space="preserve"> </w:t>
-      </w:r>
-      <w:r>
-        <w:rPr>
-          <w:rFonts w:ascii="Consolas" w:hAnsi="Consolas" w:eastAsia="Consolas"/>
-          <w:color w:val="4EC9B0"/>
-          <w:sz w:val="16"/>
-        </w:rPr>
-        <w:t>Order</w:t>
-      </w:r>
-      <w:r>
-        <w:rPr>
-          <w:rFonts w:ascii="Consolas" w:hAnsi="Consolas" w:eastAsia="Consolas"/>
-          <w:color w:val="D4D4D4"/>
-          <w:sz w:val="16"/>
-        </w:rPr>
-        <w:t xml:space="preserve"> </w:t>
-      </w:r>
-      <w:r>
-        <w:rPr>
-          <w:rFonts w:ascii="Consolas" w:hAnsi="Consolas" w:eastAsia="Consolas"/>
-          <w:color w:val="D4D4D4"/>
-          <w:sz w:val="16"/>
-        </w:rPr>
-        <w:t>{</w:t>
-      </w:r>
-      <w:r>
-        <w:rPr>
-          <w:rFonts w:ascii="Consolas" w:hAnsi="Consolas" w:eastAsia="Consolas"/>
-          <w:color w:val="D4D4D4"/>
-          <w:sz w:val="16"/>
-        </w:rPr>
-        <w:br/>
-        <w:t xml:space="preserve">    </w:t>
-      </w:r>
-      <w:r>
-        <w:rPr>
-          <w:rFonts w:ascii="Consolas" w:hAnsi="Consolas" w:eastAsia="Consolas"/>
-          <w:color w:val="9CDCFE"/>
-          <w:sz w:val="16"/>
-        </w:rPr>
-        <w:t>$existing</w:t>
-      </w:r>
-      <w:r>
-        <w:rPr>
-          <w:rFonts w:ascii="Consolas" w:hAnsi="Consolas" w:eastAsia="Consolas"/>
-          <w:color w:val="D4D4D4"/>
-          <w:sz w:val="16"/>
-        </w:rPr>
-        <w:t xml:space="preserve"> </w:t>
-      </w:r>
-      <w:r>
-        <w:rPr>
-          <w:rFonts w:ascii="Consolas" w:hAnsi="Consolas" w:eastAsia="Consolas"/>
-          <w:color w:val="D4D4D4"/>
-          <w:sz w:val="16"/>
-        </w:rPr>
-        <w:t>=</w:t>
-      </w:r>
-      <w:r>
-        <w:rPr>
-          <w:rFonts w:ascii="Consolas" w:hAnsi="Consolas" w:eastAsia="Consolas"/>
-          <w:color w:val="D4D4D4"/>
-          <w:sz w:val="16"/>
-        </w:rPr>
-        <w:t xml:space="preserve"> </w:t>
-      </w:r>
-      <w:r>
-        <w:rPr>
-          <w:rFonts w:ascii="Consolas" w:hAnsi="Consolas" w:eastAsia="Consolas"/>
-          <w:color w:val="4EC9B0"/>
-          <w:sz w:val="16"/>
-        </w:rPr>
-        <w:t>Order</w:t>
-      </w:r>
-      <w:r>
-        <w:rPr>
-          <w:rFonts w:ascii="Consolas" w:hAnsi="Consolas" w:eastAsia="Consolas"/>
-          <w:color w:val="D4D4D4"/>
-          <w:sz w:val="16"/>
-        </w:rPr>
-        <w:t>:</w:t>
-      </w:r>
-      <w:r>
-        <w:rPr>
-          <w:rFonts w:ascii="Consolas" w:hAnsi="Consolas" w:eastAsia="Consolas"/>
-          <w:color w:val="D4D4D4"/>
-          <w:sz w:val="16"/>
-        </w:rPr>
-        <w:t>:</w:t>
-      </w:r>
-      <w:r>
-        <w:rPr>
-          <w:rFonts w:ascii="Consolas" w:hAnsi="Consolas" w:eastAsia="Consolas"/>
-          <w:color w:val="DCDCAA"/>
-          <w:sz w:val="16"/>
-        </w:rPr>
-        <w:t>query</w:t>
-      </w:r>
-      <w:r>
-        <w:rPr>
-          <w:rFonts w:ascii="Consolas" w:hAnsi="Consolas" w:eastAsia="Consolas"/>
-          <w:color w:val="D4D4D4"/>
-          <w:sz w:val="16"/>
-        </w:rPr>
-        <w:t>(</w:t>
-      </w:r>
-      <w:r>
-        <w:rPr>
-          <w:rFonts w:ascii="Consolas" w:hAnsi="Consolas" w:eastAsia="Consolas"/>
-          <w:color w:val="D4D4D4"/>
-          <w:sz w:val="16"/>
-        </w:rPr>
-        <w:t>)</w:t>
-      </w:r>
-      <w:r>
-        <w:rPr>
-          <w:rFonts w:ascii="Consolas" w:hAnsi="Consolas" w:eastAsia="Consolas"/>
-          <w:color w:val="D4D4D4"/>
-          <w:sz w:val="16"/>
-        </w:rPr>
-        <w:br/>
-        <w:t xml:space="preserve">        </w:t>
-      </w:r>
-      <w:r>
-        <w:rPr>
-          <w:rFonts w:ascii="Consolas" w:hAnsi="Consolas" w:eastAsia="Consolas"/>
-          <w:color w:val="D4D4D4"/>
-          <w:sz w:val="16"/>
-        </w:rPr>
-        <w:t>-</w:t>
-      </w:r>
-      <w:r>
-        <w:rPr>
-          <w:rFonts w:ascii="Consolas" w:hAnsi="Consolas" w:eastAsia="Consolas"/>
-          <w:color w:val="D4D4D4"/>
-          <w:sz w:val="16"/>
-        </w:rPr>
-        <w:t>&gt;</w:t>
-      </w:r>
-      <w:r>
-        <w:rPr>
-          <w:rFonts w:ascii="Consolas" w:hAnsi="Consolas" w:eastAsia="Consolas"/>
-          <w:color w:val="DCDCAA"/>
-          <w:sz w:val="16"/>
-        </w:rPr>
-        <w:t>where</w:t>
-      </w:r>
-      <w:r>
-        <w:rPr>
-          <w:rFonts w:ascii="Consolas" w:hAnsi="Consolas" w:eastAsia="Consolas"/>
-          <w:color w:val="D4D4D4"/>
-          <w:sz w:val="16"/>
-        </w:rPr>
-        <w:t>(</w:t>
-      </w:r>
-      <w:r>
-        <w:rPr>
-          <w:rFonts w:ascii="Consolas" w:hAnsi="Consolas" w:eastAsia="Consolas"/>
-          <w:color w:val="CE9178"/>
-          <w:sz w:val="16"/>
-        </w:rPr>
-        <w:t>'checkout_idempotency_key'</w:t>
-      </w:r>
-      <w:r>
-        <w:rPr>
-          <w:rFonts w:ascii="Consolas" w:hAnsi="Consolas" w:eastAsia="Consolas"/>
-          <w:color w:val="D4D4D4"/>
-          <w:sz w:val="16"/>
-        </w:rPr>
-        <w:t>,</w:t>
-      </w:r>
-      <w:r>
-        <w:rPr>
-          <w:rFonts w:ascii="Consolas" w:hAnsi="Consolas" w:eastAsia="Consolas"/>
-          <w:color w:val="D4D4D4"/>
-          <w:sz w:val="16"/>
-        </w:rPr>
-        <w:t xml:space="preserve"> </w:t>
-      </w:r>
-      <w:r>
-        <w:rPr>
-          <w:rFonts w:ascii="Consolas" w:hAnsi="Consolas" w:eastAsia="Consolas"/>
-          <w:color w:val="9CDCFE"/>
-          <w:sz w:val="16"/>
-        </w:rPr>
-        <w:t>$key</w:t>
-      </w:r>
-      <w:r>
-        <w:rPr>
-          <w:rFonts w:ascii="Consolas" w:hAnsi="Consolas" w:eastAsia="Consolas"/>
-          <w:color w:val="D4D4D4"/>
-          <w:sz w:val="16"/>
-        </w:rPr>
-        <w:t>)</w:t>
-      </w:r>
-      <w:r>
-        <w:rPr>
-          <w:rFonts w:ascii="Consolas" w:hAnsi="Consolas" w:eastAsia="Consolas"/>
-          <w:color w:val="D4D4D4"/>
-          <w:sz w:val="16"/>
-        </w:rPr>
-        <w:br/>
-        <w:t xml:space="preserve">        </w:t>
-      </w:r>
-      <w:r>
-        <w:rPr>
-          <w:rFonts w:ascii="Consolas" w:hAnsi="Consolas" w:eastAsia="Consolas"/>
-          <w:color w:val="D4D4D4"/>
-          <w:sz w:val="16"/>
-        </w:rPr>
-        <w:t>-</w:t>
-      </w:r>
-      <w:r>
-        <w:rPr>
-          <w:rFonts w:ascii="Consolas" w:hAnsi="Consolas" w:eastAsia="Consolas"/>
-          <w:color w:val="D4D4D4"/>
-          <w:sz w:val="16"/>
-        </w:rPr>
-        <w:t>&gt;</w:t>
-      </w:r>
-      <w:r>
-        <w:rPr>
-          <w:rFonts w:ascii="Consolas" w:hAnsi="Consolas" w:eastAsia="Consolas"/>
-          <w:color w:val="DCDCAA"/>
-          <w:sz w:val="16"/>
-        </w:rPr>
-        <w:t>first</w:t>
-      </w:r>
-      <w:r>
-        <w:rPr>
-          <w:rFonts w:ascii="Consolas" w:hAnsi="Consolas" w:eastAsia="Consolas"/>
-          <w:color w:val="D4D4D4"/>
-          <w:sz w:val="16"/>
-        </w:rPr>
-        <w:t>(</w:t>
-      </w:r>
-      <w:r>
-        <w:rPr>
-          <w:rFonts w:ascii="Consolas" w:hAnsi="Consolas" w:eastAsia="Consolas"/>
-          <w:color w:val="D4D4D4"/>
-          <w:sz w:val="16"/>
-        </w:rPr>
-        <w:t>)</w:t>
-      </w:r>
-      <w:r>
-        <w:rPr>
-          <w:rFonts w:ascii="Consolas" w:hAnsi="Consolas" w:eastAsia="Consolas"/>
-          <w:color w:val="D4D4D4"/>
-          <w:sz w:val="16"/>
-        </w:rPr>
-        <w:t>;</w:t>
-      </w:r>
-      <w:r>
-        <w:rPr>
-          <w:rFonts w:ascii="Consolas" w:hAnsi="Consolas" w:eastAsia="Consolas"/>
-          <w:color w:val="D4D4D4"/>
-          <w:sz w:val="16"/>
-        </w:rPr>
-        <w:br/>
-        <w:br/>
-        <w:t xml:space="preserve">    </w:t>
-      </w:r>
-      <w:r>
-        <w:rPr>
-          <w:rFonts w:ascii="Consolas" w:hAnsi="Consolas" w:eastAsia="Consolas"/>
-          <w:color w:val="569CD6"/>
-          <w:sz w:val="16"/>
-        </w:rPr>
-        <w:t>if</w:t>
-      </w:r>
-      <w:r>
-        <w:rPr>
-          <w:rFonts w:ascii="Consolas" w:hAnsi="Consolas" w:eastAsia="Consolas"/>
-          <w:color w:val="D4D4D4"/>
-          <w:sz w:val="16"/>
-        </w:rPr>
-        <w:t xml:space="preserve"> </w:t>
-      </w:r>
-      <w:r>
-        <w:rPr>
-          <w:rFonts w:ascii="Consolas" w:hAnsi="Consolas" w:eastAsia="Consolas"/>
-          <w:color w:val="D4D4D4"/>
-          <w:sz w:val="16"/>
-        </w:rPr>
-        <w:t>(</w:t>
-      </w:r>
-      <w:r>
-        <w:rPr>
-          <w:rFonts w:ascii="Consolas" w:hAnsi="Consolas" w:eastAsia="Consolas"/>
-          <w:color w:val="9CDCFE"/>
-          <w:sz w:val="16"/>
-        </w:rPr>
-        <w:t>$existing</w:t>
-      </w:r>
-      <w:r>
-        <w:rPr>
-          <w:rFonts w:ascii="Consolas" w:hAnsi="Consolas" w:eastAsia="Consolas"/>
-          <w:color w:val="D4D4D4"/>
-          <w:sz w:val="16"/>
-        </w:rPr>
-        <w:t>)</w:t>
-      </w:r>
-      <w:r>
-        <w:rPr>
-          <w:rFonts w:ascii="Consolas" w:hAnsi="Consolas" w:eastAsia="Consolas"/>
-          <w:color w:val="D4D4D4"/>
-          <w:sz w:val="16"/>
-        </w:rPr>
-        <w:t xml:space="preserve"> </w:t>
-      </w:r>
-      <w:r>
-        <w:rPr>
-          <w:rFonts w:ascii="Consolas" w:hAnsi="Consolas" w:eastAsia="Consolas"/>
-          <w:color w:val="D4D4D4"/>
-          <w:sz w:val="16"/>
-        </w:rPr>
-        <w:t>{</w:t>
-      </w:r>
-      <w:r>
-        <w:rPr>
-          <w:rFonts w:ascii="Consolas" w:hAnsi="Consolas" w:eastAsia="Consolas"/>
-          <w:color w:val="D4D4D4"/>
-          <w:sz w:val="16"/>
-        </w:rPr>
-        <w:br/>
-        <w:t xml:space="preserve">        </w:t>
-      </w:r>
-      <w:r>
-        <w:rPr>
-          <w:rFonts w:ascii="Consolas" w:hAnsi="Consolas" w:eastAsia="Consolas"/>
-          <w:color w:val="569CD6"/>
-          <w:sz w:val="16"/>
-        </w:rPr>
-        <w:t>return</w:t>
-      </w:r>
-      <w:r>
-        <w:rPr>
-          <w:rFonts w:ascii="Consolas" w:hAnsi="Consolas" w:eastAsia="Consolas"/>
-          <w:color w:val="D4D4D4"/>
-          <w:sz w:val="16"/>
-        </w:rPr>
-        <w:t xml:space="preserve"> </w:t>
-      </w:r>
-      <w:r>
-        <w:rPr>
-          <w:rFonts w:ascii="Consolas" w:hAnsi="Consolas" w:eastAsia="Consolas"/>
-          <w:color w:val="9CDCFE"/>
-          <w:sz w:val="16"/>
-        </w:rPr>
-        <w:t>$existing</w:t>
-      </w:r>
-      <w:r>
-        <w:rPr>
-          <w:rFonts w:ascii="Consolas" w:hAnsi="Consolas" w:eastAsia="Consolas"/>
-          <w:color w:val="D4D4D4"/>
-          <w:sz w:val="16"/>
-        </w:rPr>
-        <w:t>;</w:t>
-      </w:r>
-      <w:r>
-        <w:rPr>
-          <w:rFonts w:ascii="Consolas" w:hAnsi="Consolas" w:eastAsia="Consolas"/>
-          <w:color w:val="D4D4D4"/>
-          <w:sz w:val="16"/>
-        </w:rPr>
-        <w:br/>
-        <w:t xml:space="preserve">    </w:t>
-      </w:r>
-      <w:r>
-        <w:rPr>
-          <w:rFonts w:ascii="Consolas" w:hAnsi="Consolas" w:eastAsia="Consolas"/>
-          <w:color w:val="D4D4D4"/>
-          <w:sz w:val="16"/>
-        </w:rPr>
-        <w:t>}</w:t>
-      </w:r>
-      <w:r>
-        <w:rPr>
-          <w:rFonts w:ascii="Consolas" w:hAnsi="Consolas" w:eastAsia="Consolas"/>
-          <w:color w:val="D4D4D4"/>
-          <w:sz w:val="16"/>
-        </w:rPr>
-        <w:br/>
-        <w:br/>
-        <w:t xml:space="preserve">    </w:t>
-      </w:r>
-      <w:r>
-        <w:rPr>
-          <w:rFonts w:ascii="Consolas" w:hAnsi="Consolas" w:eastAsia="Consolas"/>
-          <w:color w:val="9CDCFE"/>
-          <w:sz w:val="16"/>
-        </w:rPr>
-        <w:t>$menuIds</w:t>
-      </w:r>
-      <w:r>
-        <w:rPr>
-          <w:rFonts w:ascii="Consolas" w:hAnsi="Consolas" w:eastAsia="Consolas"/>
-          <w:color w:val="D4D4D4"/>
-          <w:sz w:val="16"/>
-        </w:rPr>
-        <w:t xml:space="preserve"> </w:t>
-      </w:r>
-      <w:r>
-        <w:rPr>
-          <w:rFonts w:ascii="Consolas" w:hAnsi="Consolas" w:eastAsia="Consolas"/>
-          <w:color w:val="D4D4D4"/>
-          <w:sz w:val="16"/>
-        </w:rPr>
-        <w:t>=</w:t>
-      </w:r>
-      <w:r>
-        <w:rPr>
-          <w:rFonts w:ascii="Consolas" w:hAnsi="Consolas" w:eastAsia="Consolas"/>
-          <w:color w:val="D4D4D4"/>
-          <w:sz w:val="16"/>
-        </w:rPr>
-        <w:t xml:space="preserve"> </w:t>
-      </w:r>
-      <w:r>
-        <w:rPr>
-          <w:rFonts w:ascii="Consolas" w:hAnsi="Consolas" w:eastAsia="Consolas"/>
-          <w:color w:val="DCDCAA"/>
-          <w:sz w:val="16"/>
-        </w:rPr>
-        <w:t>array_column</w:t>
-      </w:r>
-      <w:r>
-        <w:rPr>
-          <w:rFonts w:ascii="Consolas" w:hAnsi="Consolas" w:eastAsia="Consolas"/>
-          <w:color w:val="D4D4D4"/>
-          <w:sz w:val="16"/>
-        </w:rPr>
-        <w:t>(</w:t>
-      </w:r>
-      <w:r>
-        <w:rPr>
-          <w:rFonts w:ascii="Consolas" w:hAnsi="Consolas" w:eastAsia="Consolas"/>
-          <w:color w:val="9CDCFE"/>
-          <w:sz w:val="16"/>
-        </w:rPr>
-        <w:t>$cart</w:t>
-      </w:r>
-      <w:r>
-        <w:rPr>
-          <w:rFonts w:ascii="Consolas" w:hAnsi="Consolas" w:eastAsia="Consolas"/>
-          <w:color w:val="D4D4D4"/>
-          <w:sz w:val="16"/>
-        </w:rPr>
-        <w:t>[</w:t>
-      </w:r>
-      <w:r>
-        <w:rPr>
-          <w:rFonts w:ascii="Consolas" w:hAnsi="Consolas" w:eastAsia="Consolas"/>
-          <w:color w:val="CE9178"/>
-          <w:sz w:val="16"/>
-        </w:rPr>
-        <w:t>'items'</w:t>
-      </w:r>
-      <w:r>
-        <w:rPr>
-          <w:rFonts w:ascii="Consolas" w:hAnsi="Consolas" w:eastAsia="Consolas"/>
-          <w:color w:val="D4D4D4"/>
-          <w:sz w:val="16"/>
-        </w:rPr>
-        <w:t>]</w:t>
-      </w:r>
-      <w:r>
-        <w:rPr>
-          <w:rFonts w:ascii="Consolas" w:hAnsi="Consolas" w:eastAsia="Consolas"/>
-          <w:color w:val="D4D4D4"/>
-          <w:sz w:val="16"/>
-        </w:rPr>
-        <w:t>,</w:t>
-      </w:r>
-      <w:r>
-        <w:rPr>
-          <w:rFonts w:ascii="Consolas" w:hAnsi="Consolas" w:eastAsia="Consolas"/>
-          <w:color w:val="D4D4D4"/>
-          <w:sz w:val="16"/>
-        </w:rPr>
-        <w:t xml:space="preserve"> </w:t>
-      </w:r>
-      <w:r>
-        <w:rPr>
-          <w:rFonts w:ascii="Consolas" w:hAnsi="Consolas" w:eastAsia="Consolas"/>
-          <w:color w:val="CE9178"/>
-          <w:sz w:val="16"/>
-        </w:rPr>
-        <w:t>'menu_id'</w:t>
-      </w:r>
-      <w:r>
-        <w:rPr>
-          <w:rFonts w:ascii="Consolas" w:hAnsi="Consolas" w:eastAsia="Consolas"/>
-          <w:color w:val="D4D4D4"/>
-          <w:sz w:val="16"/>
-        </w:rPr>
-        <w:t>)</w:t>
-      </w:r>
-      <w:r>
-        <w:rPr>
-          <w:rFonts w:ascii="Consolas" w:hAnsi="Consolas" w:eastAsia="Consolas"/>
-          <w:color w:val="D4D4D4"/>
-          <w:sz w:val="16"/>
-        </w:rPr>
-        <w:t>;</w:t>
-      </w:r>
-      <w:r>
-        <w:rPr>
-          <w:rFonts w:ascii="Consolas" w:hAnsi="Consolas" w:eastAsia="Consolas"/>
-          <w:color w:val="D4D4D4"/>
-          <w:sz w:val="16"/>
-        </w:rPr>
-        <w:br/>
-        <w:t xml:space="preserve">    </w:t>
-      </w:r>
-      <w:r>
-        <w:rPr>
-          <w:rFonts w:ascii="Consolas" w:hAnsi="Consolas" w:eastAsia="Consolas"/>
-          <w:color w:val="9CDCFE"/>
-          <w:sz w:val="16"/>
-        </w:rPr>
-        <w:t>$menus</w:t>
-      </w:r>
-      <w:r>
-        <w:rPr>
-          <w:rFonts w:ascii="Consolas" w:hAnsi="Consolas" w:eastAsia="Consolas"/>
-          <w:color w:val="D4D4D4"/>
-          <w:sz w:val="16"/>
-        </w:rPr>
-        <w:t xml:space="preserve"> </w:t>
-      </w:r>
-      <w:r>
-        <w:rPr>
-          <w:rFonts w:ascii="Consolas" w:hAnsi="Consolas" w:eastAsia="Consolas"/>
-          <w:color w:val="D4D4D4"/>
-          <w:sz w:val="16"/>
-        </w:rPr>
-        <w:t>=</w:t>
-      </w:r>
-      <w:r>
-        <w:rPr>
-          <w:rFonts w:ascii="Consolas" w:hAnsi="Consolas" w:eastAsia="Consolas"/>
-          <w:color w:val="D4D4D4"/>
-          <w:sz w:val="16"/>
-        </w:rPr>
-        <w:t xml:space="preserve"> </w:t>
-      </w:r>
-      <w:r>
-        <w:rPr>
-          <w:rFonts w:ascii="Consolas" w:hAnsi="Consolas" w:eastAsia="Consolas"/>
-          <w:color w:val="4EC9B0"/>
-          <w:sz w:val="16"/>
-        </w:rPr>
-        <w:t>Menu</w:t>
-      </w:r>
-      <w:r>
-        <w:rPr>
-          <w:rFonts w:ascii="Consolas" w:hAnsi="Consolas" w:eastAsia="Consolas"/>
-          <w:color w:val="D4D4D4"/>
-          <w:sz w:val="16"/>
-        </w:rPr>
-        <w:t>:</w:t>
-      </w:r>
-      <w:r>
-        <w:rPr>
-          <w:rFonts w:ascii="Consolas" w:hAnsi="Consolas" w:eastAsia="Consolas"/>
-          <w:color w:val="D4D4D4"/>
-          <w:sz w:val="16"/>
-        </w:rPr>
-        <w:t>:</w:t>
-      </w:r>
-      <w:r>
-        <w:rPr>
-          <w:rFonts w:ascii="Consolas" w:hAnsi="Consolas" w:eastAsia="Consolas"/>
-          <w:color w:val="DCDCAA"/>
-          <w:sz w:val="16"/>
-        </w:rPr>
-        <w:t>withoutGlobalScopes</w:t>
-      </w:r>
-      <w:r>
-        <w:rPr>
-          <w:rFonts w:ascii="Consolas" w:hAnsi="Consolas" w:eastAsia="Consolas"/>
-          <w:color w:val="D4D4D4"/>
-          <w:sz w:val="16"/>
-        </w:rPr>
-        <w:t>(</w:t>
-      </w:r>
-      <w:r>
-        <w:rPr>
-          <w:rFonts w:ascii="Consolas" w:hAnsi="Consolas" w:eastAsia="Consolas"/>
-          <w:color w:val="D4D4D4"/>
-          <w:sz w:val="16"/>
-        </w:rPr>
-        <w:t>)</w:t>
-      </w:r>
-      <w:r>
-        <w:rPr>
-          <w:rFonts w:ascii="Consolas" w:hAnsi="Consolas" w:eastAsia="Consolas"/>
-          <w:color w:val="D4D4D4"/>
-          <w:sz w:val="16"/>
-        </w:rPr>
-        <w:br/>
-        <w:t xml:space="preserve">        </w:t>
-      </w:r>
-      <w:r>
-        <w:rPr>
-          <w:rFonts w:ascii="Consolas" w:hAnsi="Consolas" w:eastAsia="Consolas"/>
-          <w:color w:val="D4D4D4"/>
-          <w:sz w:val="16"/>
-        </w:rPr>
-        <w:t>-</w:t>
-      </w:r>
-      <w:r>
-        <w:rPr>
-          <w:rFonts w:ascii="Consolas" w:hAnsi="Consolas" w:eastAsia="Consolas"/>
-          <w:color w:val="D4D4D4"/>
-          <w:sz w:val="16"/>
-        </w:rPr>
-        <w:t>&gt;</w:t>
-      </w:r>
-      <w:r>
-        <w:rPr>
-          <w:rFonts w:ascii="Consolas" w:hAnsi="Consolas" w:eastAsia="Consolas"/>
-          <w:color w:val="DCDCAA"/>
-          <w:sz w:val="16"/>
-        </w:rPr>
-        <w:t>whereKey</w:t>
-      </w:r>
-      <w:r>
-        <w:rPr>
-          <w:rFonts w:ascii="Consolas" w:hAnsi="Consolas" w:eastAsia="Consolas"/>
-          <w:color w:val="D4D4D4"/>
-          <w:sz w:val="16"/>
-        </w:rPr>
-        <w:t>(</w:t>
-      </w:r>
-      <w:r>
-        <w:rPr>
-          <w:rFonts w:ascii="Consolas" w:hAnsi="Consolas" w:eastAsia="Consolas"/>
-          <w:color w:val="9CDCFE"/>
-          <w:sz w:val="16"/>
-        </w:rPr>
-        <w:t>$menuIds</w:t>
-      </w:r>
-      <w:r>
-        <w:rPr>
-          <w:rFonts w:ascii="Consolas" w:hAnsi="Consolas" w:eastAsia="Consolas"/>
-          <w:color w:val="D4D4D4"/>
-          <w:sz w:val="16"/>
-        </w:rPr>
-        <w:t>)</w:t>
-      </w:r>
-      <w:r>
-        <w:rPr>
-          <w:rFonts w:ascii="Consolas" w:hAnsi="Consolas" w:eastAsia="Consolas"/>
-          <w:color w:val="D4D4D4"/>
-          <w:sz w:val="16"/>
-        </w:rPr>
-        <w:br/>
-        <w:t xml:space="preserve">        </w:t>
-      </w:r>
-      <w:r>
-        <w:rPr>
-          <w:rFonts w:ascii="Consolas" w:hAnsi="Consolas" w:eastAsia="Consolas"/>
-          <w:color w:val="D4D4D4"/>
-          <w:sz w:val="16"/>
-        </w:rPr>
-        <w:t>-</w:t>
-      </w:r>
-      <w:r>
-        <w:rPr>
-          <w:rFonts w:ascii="Consolas" w:hAnsi="Consolas" w:eastAsia="Consolas"/>
-          <w:color w:val="D4D4D4"/>
-          <w:sz w:val="16"/>
-        </w:rPr>
-        <w:t>&gt;</w:t>
-      </w:r>
-      <w:r>
-        <w:rPr>
-          <w:rFonts w:ascii="Consolas" w:hAnsi="Consolas" w:eastAsia="Consolas"/>
-          <w:color w:val="DCDCAA"/>
-          <w:sz w:val="16"/>
-        </w:rPr>
-        <w:t>whereIn</w:t>
-      </w:r>
-      <w:r>
-        <w:rPr>
-          <w:rFonts w:ascii="Consolas" w:hAnsi="Consolas" w:eastAsia="Consolas"/>
-          <w:color w:val="D4D4D4"/>
-          <w:sz w:val="16"/>
-        </w:rPr>
-        <w:t>(</w:t>
-      </w:r>
-      <w:r>
-        <w:rPr>
-          <w:rFonts w:ascii="Consolas" w:hAnsi="Consolas" w:eastAsia="Consolas"/>
-          <w:color w:val="CE9178"/>
-          <w:sz w:val="16"/>
-        </w:rPr>
-        <w:t>'tenant_id'</w:t>
-      </w:r>
-      <w:r>
-        <w:rPr>
-          <w:rFonts w:ascii="Consolas" w:hAnsi="Consolas" w:eastAsia="Consolas"/>
-          <w:color w:val="D4D4D4"/>
-          <w:sz w:val="16"/>
-        </w:rPr>
-        <w:t>,</w:t>
-      </w:r>
-      <w:r>
-        <w:rPr>
-          <w:rFonts w:ascii="Consolas" w:hAnsi="Consolas" w:eastAsia="Consolas"/>
-          <w:color w:val="D4D4D4"/>
-          <w:sz w:val="16"/>
-        </w:rPr>
-        <w:t xml:space="preserve"> </w:t>
-      </w:r>
-      <w:r>
-        <w:rPr>
-          <w:rFonts w:ascii="Consolas" w:hAnsi="Consolas" w:eastAsia="Consolas"/>
-          <w:color w:val="9CDCFE"/>
-          <w:sz w:val="16"/>
-        </w:rPr>
-        <w:t>$allowedTenantIds</w:t>
-      </w:r>
-      <w:r>
-        <w:rPr>
-          <w:rFonts w:ascii="Consolas" w:hAnsi="Consolas" w:eastAsia="Consolas"/>
-          <w:color w:val="D4D4D4"/>
-          <w:sz w:val="16"/>
-        </w:rPr>
-        <w:t>)</w:t>
-      </w:r>
-      <w:r>
-        <w:rPr>
-          <w:rFonts w:ascii="Consolas" w:hAnsi="Consolas" w:eastAsia="Consolas"/>
-          <w:color w:val="D4D4D4"/>
-          <w:sz w:val="16"/>
-        </w:rPr>
-        <w:br/>
-        <w:t xml:space="preserve">        </w:t>
-      </w:r>
-      <w:r>
-        <w:rPr>
-          <w:rFonts w:ascii="Consolas" w:hAnsi="Consolas" w:eastAsia="Consolas"/>
-          <w:color w:val="D4D4D4"/>
-          <w:sz w:val="16"/>
-        </w:rPr>
-        <w:t>-</w:t>
-      </w:r>
-      <w:r>
-        <w:rPr>
-          <w:rFonts w:ascii="Consolas" w:hAnsi="Consolas" w:eastAsia="Consolas"/>
-          <w:color w:val="D4D4D4"/>
-          <w:sz w:val="16"/>
-        </w:rPr>
-        <w:t>&gt;</w:t>
-      </w:r>
-      <w:r>
-        <w:rPr>
-          <w:rFonts w:ascii="Consolas" w:hAnsi="Consolas" w:eastAsia="Consolas"/>
-          <w:color w:val="DCDCAA"/>
-          <w:sz w:val="16"/>
-        </w:rPr>
-        <w:t>orderBy</w:t>
-      </w:r>
-      <w:r>
-        <w:rPr>
-          <w:rFonts w:ascii="Consolas" w:hAnsi="Consolas" w:eastAsia="Consolas"/>
-          <w:color w:val="D4D4D4"/>
-          <w:sz w:val="16"/>
-        </w:rPr>
-        <w:t>(</w:t>
-      </w:r>
-      <w:r>
-        <w:rPr>
-          <w:rFonts w:ascii="Consolas" w:hAnsi="Consolas" w:eastAsia="Consolas"/>
-          <w:color w:val="CE9178"/>
-          <w:sz w:val="16"/>
-        </w:rPr>
-        <w:t>'id'</w:t>
-      </w:r>
-      <w:r>
-        <w:rPr>
-          <w:rFonts w:ascii="Consolas" w:hAnsi="Consolas" w:eastAsia="Consolas"/>
-          <w:color w:val="D4D4D4"/>
-          <w:sz w:val="16"/>
-        </w:rPr>
-        <w:t>)</w:t>
-      </w:r>
-      <w:r>
-        <w:rPr>
-          <w:rFonts w:ascii="Consolas" w:hAnsi="Consolas" w:eastAsia="Consolas"/>
-          <w:color w:val="D4D4D4"/>
-          <w:sz w:val="16"/>
-        </w:rPr>
-        <w:br/>
-        <w:t xml:space="preserve">        </w:t>
-      </w:r>
-      <w:r>
-        <w:rPr>
-          <w:rFonts w:ascii="Consolas" w:hAnsi="Consolas" w:eastAsia="Consolas"/>
-          <w:color w:val="D4D4D4"/>
-          <w:sz w:val="16"/>
-        </w:rPr>
-        <w:t>-</w:t>
-      </w:r>
-      <w:r>
-        <w:rPr>
-          <w:rFonts w:ascii="Consolas" w:hAnsi="Consolas" w:eastAsia="Consolas"/>
-          <w:color w:val="D4D4D4"/>
-          <w:sz w:val="16"/>
-        </w:rPr>
-        <w:t>&gt;</w:t>
-      </w:r>
-      <w:r>
-        <w:rPr>
-          <w:rFonts w:ascii="Consolas" w:hAnsi="Consolas" w:eastAsia="Consolas"/>
-          <w:color w:val="DCDCAA"/>
-          <w:sz w:val="16"/>
-        </w:rPr>
-        <w:t>lockForUpdate</w:t>
-      </w:r>
-      <w:r>
-        <w:rPr>
-          <w:rFonts w:ascii="Consolas" w:hAnsi="Consolas" w:eastAsia="Consolas"/>
-          <w:color w:val="D4D4D4"/>
-          <w:sz w:val="16"/>
-        </w:rPr>
-        <w:t>(</w:t>
-      </w:r>
-      <w:r>
-        <w:rPr>
-          <w:rFonts w:ascii="Consolas" w:hAnsi="Consolas" w:eastAsia="Consolas"/>
-          <w:color w:val="D4D4D4"/>
-          <w:sz w:val="16"/>
-        </w:rPr>
-        <w:t>)</w:t>
-      </w:r>
-      <w:r>
-        <w:rPr>
-          <w:rFonts w:ascii="Consolas" w:hAnsi="Consolas" w:eastAsia="Consolas"/>
-          <w:color w:val="D4D4D4"/>
-          <w:sz w:val="16"/>
-        </w:rPr>
-        <w:br/>
-        <w:t xml:space="preserve">        </w:t>
-      </w:r>
-      <w:r>
-        <w:rPr>
-          <w:rFonts w:ascii="Consolas" w:hAnsi="Consolas" w:eastAsia="Consolas"/>
-          <w:color w:val="D4D4D4"/>
-          <w:sz w:val="16"/>
-        </w:rPr>
-        <w:t>-</w:t>
-      </w:r>
-      <w:r>
-        <w:rPr>
-          <w:rFonts w:ascii="Consolas" w:hAnsi="Consolas" w:eastAsia="Consolas"/>
-          <w:color w:val="D4D4D4"/>
-          <w:sz w:val="16"/>
-        </w:rPr>
-        <w:t>&gt;</w:t>
-      </w:r>
-      <w:r>
-        <w:rPr>
-          <w:rFonts w:ascii="Consolas" w:hAnsi="Consolas" w:eastAsia="Consolas"/>
-          <w:color w:val="DCDCAA"/>
-          <w:sz w:val="16"/>
-        </w:rPr>
-        <w:t>get</w:t>
-      </w:r>
-      <w:r>
-        <w:rPr>
-          <w:rFonts w:ascii="Consolas" w:hAnsi="Consolas" w:eastAsia="Consolas"/>
-          <w:color w:val="D4D4D4"/>
-          <w:sz w:val="16"/>
-        </w:rPr>
-        <w:t>(</w:t>
-      </w:r>
-      <w:r>
-        <w:rPr>
-          <w:rFonts w:ascii="Consolas" w:hAnsi="Consolas" w:eastAsia="Consolas"/>
-          <w:color w:val="D4D4D4"/>
-          <w:sz w:val="16"/>
-        </w:rPr>
-        <w:t>)</w:t>
-      </w:r>
-      <w:r>
-        <w:rPr>
-          <w:rFonts w:ascii="Consolas" w:hAnsi="Consolas" w:eastAsia="Consolas"/>
-          <w:color w:val="D4D4D4"/>
-          <w:sz w:val="16"/>
-        </w:rPr>
-        <w:br/>
-        <w:t xml:space="preserve">        </w:t>
-      </w:r>
-      <w:r>
-        <w:rPr>
-          <w:rFonts w:ascii="Consolas" w:hAnsi="Consolas" w:eastAsia="Consolas"/>
-          <w:color w:val="D4D4D4"/>
-          <w:sz w:val="16"/>
-        </w:rPr>
-        <w:t>-</w:t>
-      </w:r>
-      <w:r>
-        <w:rPr>
-          <w:rFonts w:ascii="Consolas" w:hAnsi="Consolas" w:eastAsia="Consolas"/>
-          <w:color w:val="D4D4D4"/>
-          <w:sz w:val="16"/>
-        </w:rPr>
-        <w:t>&gt;</w:t>
-      </w:r>
-      <w:r>
-        <w:rPr>
-          <w:rFonts w:ascii="Consolas" w:hAnsi="Consolas" w:eastAsia="Consolas"/>
-          <w:color w:val="DCDCAA"/>
-          <w:sz w:val="16"/>
-        </w:rPr>
-        <w:t>keyBy</w:t>
-      </w:r>
-      <w:r>
-        <w:rPr>
-          <w:rFonts w:ascii="Consolas" w:hAnsi="Consolas" w:eastAsia="Consolas"/>
-          <w:color w:val="D4D4D4"/>
-          <w:sz w:val="16"/>
-        </w:rPr>
-        <w:t>(</w:t>
-      </w:r>
-      <w:r>
-        <w:rPr>
-          <w:rFonts w:ascii="Consolas" w:hAnsi="Consolas" w:eastAsia="Consolas"/>
-          <w:color w:val="CE9178"/>
-          <w:sz w:val="16"/>
-        </w:rPr>
-        <w:t>'id'</w:t>
-      </w:r>
-      <w:r>
-        <w:rPr>
-          <w:rFonts w:ascii="Consolas" w:hAnsi="Consolas" w:eastAsia="Consolas"/>
-          <w:color w:val="D4D4D4"/>
-          <w:sz w:val="16"/>
-        </w:rPr>
-        <w:t>)</w:t>
-      </w:r>
-      <w:r>
-        <w:rPr>
-          <w:rFonts w:ascii="Consolas" w:hAnsi="Consolas" w:eastAsia="Consolas"/>
-          <w:color w:val="D4D4D4"/>
-          <w:sz w:val="16"/>
-        </w:rPr>
-        <w:t>;</w:t>
-      </w:r>
-      <w:r>
-        <w:rPr>
-          <w:rFonts w:ascii="Consolas" w:hAnsi="Consolas" w:eastAsia="Consolas"/>
-          <w:color w:val="D4D4D4"/>
-          <w:sz w:val="16"/>
-        </w:rPr>
-        <w:br/>
-        <w:br/>
-        <w:t xml:space="preserve">    </w:t>
-      </w:r>
-      <w:r>
-        <w:rPr>
-          <w:rFonts w:ascii="Consolas" w:hAnsi="Consolas" w:eastAsia="Consolas"/>
-          <w:color w:val="6A9955"/>
-          <w:sz w:val="16"/>
-        </w:rPr>
-        <w:t>// Validasi ulang, simpan snapshot, lalu kurangi stok.</w:t>
-      </w:r>
-      <w:r>
-        <w:rPr>
-          <w:rFonts w:ascii="Consolas" w:hAnsi="Consolas" w:eastAsia="Consolas"/>
-          <w:color w:val="D4D4D4"/>
-          <w:sz w:val="16"/>
-        </w:rPr>
-        <w:br/>
-        <w:t xml:space="preserve">    </w:t>
-      </w:r>
-      <w:r>
-        <w:rPr>
-          <w:rFonts w:ascii="Consolas" w:hAnsi="Consolas" w:eastAsia="Consolas"/>
-          <w:color w:val="569CD6"/>
-          <w:sz w:val="16"/>
-        </w:rPr>
-        <w:t>return</w:t>
-      </w:r>
-      <w:r>
-        <w:rPr>
-          <w:rFonts w:ascii="Consolas" w:hAnsi="Consolas" w:eastAsia="Consolas"/>
-          <w:color w:val="D4D4D4"/>
-          <w:sz w:val="16"/>
-        </w:rPr>
-        <w:t xml:space="preserve"> </w:t>
-      </w:r>
-      <w:r>
-        <w:rPr>
-          <w:rFonts w:ascii="Consolas" w:hAnsi="Consolas" w:eastAsia="Consolas"/>
-          <w:color w:val="9CDCFE"/>
-          <w:sz w:val="16"/>
-        </w:rPr>
-        <w:t>$this</w:t>
-      </w:r>
-      <w:r>
-        <w:rPr>
-          <w:rFonts w:ascii="Consolas" w:hAnsi="Consolas" w:eastAsia="Consolas"/>
-          <w:color w:val="D4D4D4"/>
-          <w:sz w:val="16"/>
-        </w:rPr>
-        <w:t>-</w:t>
-      </w:r>
-      <w:r>
-        <w:rPr>
-          <w:rFonts w:ascii="Consolas" w:hAnsi="Consolas" w:eastAsia="Consolas"/>
-          <w:color w:val="D4D4D4"/>
-          <w:sz w:val="16"/>
-        </w:rPr>
-        <w:t>&gt;</w:t>
-      </w:r>
-      <w:r>
-        <w:rPr>
-          <w:rFonts w:ascii="Consolas" w:hAnsi="Consolas" w:eastAsia="Consolas"/>
-          <w:color w:val="DCDCAA"/>
-          <w:sz w:val="16"/>
-        </w:rPr>
-        <w:t>createOrderAggregate</w:t>
-      </w:r>
-      <w:r>
-        <w:rPr>
-          <w:rFonts w:ascii="Consolas" w:hAnsi="Consolas" w:eastAsia="Consolas"/>
-          <w:color w:val="D4D4D4"/>
-          <w:sz w:val="16"/>
-        </w:rPr>
-        <w:t>(</w:t>
-      </w:r>
-      <w:r>
-        <w:rPr>
-          <w:rFonts w:ascii="Consolas" w:hAnsi="Consolas" w:eastAsia="Consolas"/>
-          <w:color w:val="9CDCFE"/>
-          <w:sz w:val="16"/>
-        </w:rPr>
-        <w:t>$cart</w:t>
-      </w:r>
-      <w:r>
-        <w:rPr>
-          <w:rFonts w:ascii="Consolas" w:hAnsi="Consolas" w:eastAsia="Consolas"/>
-          <w:color w:val="D4D4D4"/>
-          <w:sz w:val="16"/>
-        </w:rPr>
-        <w:t>,</w:t>
-      </w:r>
-      <w:r>
-        <w:rPr>
-          <w:rFonts w:ascii="Consolas" w:hAnsi="Consolas" w:eastAsia="Consolas"/>
-          <w:color w:val="D4D4D4"/>
-          <w:sz w:val="16"/>
-        </w:rPr>
-        <w:t xml:space="preserve"> </w:t>
-      </w:r>
-      <w:r>
-        <w:rPr>
-          <w:rFonts w:ascii="Consolas" w:hAnsi="Consolas" w:eastAsia="Consolas"/>
-          <w:color w:val="9CDCFE"/>
-          <w:sz w:val="16"/>
-        </w:rPr>
-        <w:t>$menus</w:t>
-      </w:r>
-      <w:r>
-        <w:rPr>
-          <w:rFonts w:ascii="Consolas" w:hAnsi="Consolas" w:eastAsia="Consolas"/>
-          <w:color w:val="D4D4D4"/>
-          <w:sz w:val="16"/>
-        </w:rPr>
-        <w:t>,</w:t>
-      </w:r>
-      <w:r>
-        <w:rPr>
-          <w:rFonts w:ascii="Consolas" w:hAnsi="Consolas" w:eastAsia="Consolas"/>
-          <w:color w:val="D4D4D4"/>
-          <w:sz w:val="16"/>
-        </w:rPr>
-        <w:t xml:space="preserve"> </w:t>
-      </w:r>
-      <w:r>
-        <w:rPr>
-          <w:rFonts w:ascii="Consolas" w:hAnsi="Consolas" w:eastAsia="Consolas"/>
-          <w:color w:val="9CDCFE"/>
-          <w:sz w:val="16"/>
-        </w:rPr>
-        <w:t>$key</w:t>
-      </w:r>
-      <w:r>
-        <w:rPr>
-          <w:rFonts w:ascii="Consolas" w:hAnsi="Consolas" w:eastAsia="Consolas"/>
-          <w:color w:val="D4D4D4"/>
-          <w:sz w:val="16"/>
-        </w:rPr>
-        <w:t>)</w:t>
-      </w:r>
-      <w:r>
-        <w:rPr>
-          <w:rFonts w:ascii="Consolas" w:hAnsi="Consolas" w:eastAsia="Consolas"/>
-          <w:color w:val="D4D4D4"/>
-          <w:sz w:val="16"/>
-        </w:rPr>
-        <w:t>;</w:t>
-      </w:r>
-      <w:r>
-        <w:rPr>
-          <w:rFonts w:ascii="Consolas" w:hAnsi="Consolas" w:eastAsia="Consolas"/>
-          <w:color w:val="D4D4D4"/>
-          <w:sz w:val="16"/>
-        </w:rPr>
-        <w:br/>
-      </w:r>
-      <w:r>
-        <w:rPr>
-          <w:rFonts w:ascii="Consolas" w:hAnsi="Consolas" w:eastAsia="Consolas"/>
-          <w:color w:val="D4D4D4"/>
-          <w:sz w:val="16"/>
-        </w:rPr>
-        <w:t>}</w:t>
-      </w:r>
-      <w:r>
-        <w:rPr>
-          <w:rFonts w:ascii="Consolas" w:hAnsi="Consolas" w:eastAsia="Consolas"/>
-          <w:color w:val="D4D4D4"/>
-          <w:sz w:val="16"/>
-        </w:rPr>
-        <w:t>,</w:t>
-      </w:r>
-      <w:r>
-        <w:rPr>
-          <w:rFonts w:ascii="Consolas" w:hAnsi="Consolas" w:eastAsia="Consolas"/>
-          <w:color w:val="D4D4D4"/>
-          <w:sz w:val="16"/>
-        </w:rPr>
-        <w:t xml:space="preserve"> </w:t>
-      </w:r>
-      <w:r>
-        <w:rPr>
-          <w:rFonts w:ascii="Consolas" w:hAnsi="Consolas" w:eastAsia="Consolas"/>
-          <w:color w:val="D4D4D4"/>
-          <w:sz w:val="16"/>
-        </w:rPr>
-        <w:t>attempts</w:t>
-      </w:r>
-      <w:r>
-        <w:rPr>
-          <w:rFonts w:ascii="Consolas" w:hAnsi="Consolas" w:eastAsia="Consolas"/>
-          <w:color w:val="D4D4D4"/>
-          <w:sz w:val="16"/>
-        </w:rPr>
-        <w:t>:</w:t>
-      </w:r>
-      <w:r>
-        <w:rPr>
-          <w:rFonts w:ascii="Consolas" w:hAnsi="Consolas" w:eastAsia="Consolas"/>
-          <w:color w:val="D4D4D4"/>
-          <w:sz w:val="16"/>
-        </w:rPr>
-        <w:t xml:space="preserve"> </w:t>
-      </w:r>
-      <w:r>
-        <w:rPr>
-          <w:rFonts w:ascii="Consolas" w:hAnsi="Consolas" w:eastAsia="Consolas"/>
-          <w:color w:val="D4D4D4"/>
-          <w:sz w:val="16"/>
-        </w:rPr>
-        <w:t>5</w:t>
-      </w:r>
-      <w:r>
-        <w:rPr>
-          <w:rFonts w:ascii="Consolas" w:hAnsi="Consolas" w:eastAsia="Consolas"/>
-          <w:color w:val="D4D4D4"/>
-          <w:sz w:val="16"/>
-        </w:rPr>
-        <w:t>)</w:t>
-      </w:r>
-      <w:r>
-        <w:rPr>
-          <w:rFonts w:ascii="Consolas" w:hAnsi="Consolas" w:eastAsia="Consolas"/>
-          <w:color w:val="D4D4D4"/>
-          <w:sz w:val="16"/>
-        </w:rPr>
-        <w:t>;</w:t>
+        <w:t xml:space="preserve">);</w:t>
       </w:r>
     </w:p>
     <w:p>
@@ -4919,60 +4518,82 @@
     <w:p>
       <w:pPr>
         <w:pStyle w:val="CodeHeader"/>
-        <w:shd w:fill="2D2D30"/>
+        <w:keepNext/>
         <w:pBdr>
-          <w:left w:val="single" w:sz="4" w:space="8" w:color="2D2D30"/>
+          <w:left w:val="single" w:sz="12" w:space="8" w:color="B8DDE0"/>
         </w:pBdr>
+        <w:shd w:val="clear" w:color="auto" w:fill="E4EAED"/>
       </w:pPr>
       <w:r>
         <w:rPr>
           <w:rFonts w:ascii="Consolas" w:hAnsi="Consolas"/>
           <w:b/>
-          <w:color w:val="FFFFFF"/>
+          <w:color w:val="262626"/>
           <w:sz w:val="16"/>
         </w:rPr>
-        <w:t>Lokasi: terminal pada root repository kantin-multi-tenant   •   MODUL 9 — TERMINAL   •   BASH</w:t>
+        <w:t xml:space="preserve">Lokasi: terminal pada root repository kantin-multi-tenant   •   MODUL 9 — TERMINAL   •   BASH</w:t>
       </w:r>
     </w:p>
     <w:p>
       <w:pPr>
         <w:pStyle w:val="CodeBlock"/>
-        <w:shd w:fill="1E1E1E"/>
         <w:pBdr>
-          <w:left w:val="single" w:sz="4" w:space="8" w:color="1E1E1E"/>
+          <w:left w:val="single" w:sz="12" w:space="8" w:color="B8DDE0"/>
         </w:pBdr>
+        <w:shd w:val="clear" w:color="auto" w:fill="F2F3F7"/>
       </w:pPr>
       <w:r>
         <w:rPr>
           <w:rFonts w:ascii="Consolas" w:hAnsi="Consolas"/>
-          <w:color w:val="4EC9B0"/>
+          <w:b/>
+          <w:color w:val="000080"/>
           <w:sz w:val="16"/>
         </w:rPr>
-        <w:t>php</w:t>
+        <w:t xml:space="preserve">php</w:t>
       </w:r>
       <w:r>
         <w:rPr>
           <w:rFonts w:ascii="Consolas" w:hAnsi="Consolas"/>
-          <w:color w:val="D4D4D4"/>
+          <w:color w:val="262626"/>
           <w:sz w:val="16"/>
         </w:rPr>
         <w:t xml:space="preserve"> artisan test</w:t>
+      </w:r>
+      <w:r>
         <w:br/>
-        <w:t xml:space="preserve">./vendor/bin/pint --test</w:t>
+      </w:r>
+      <w:r>
+        <w:rPr>
+          <w:rFonts w:ascii="Consolas" w:hAnsi="Consolas"/>
+          <w:color w:val="262626"/>
+          <w:sz w:val="16"/>
+        </w:rPr>
+        <w:t xml:space="preserve">./vendor/bin/pint </w:t>
+      </w:r>
+      <w:r>
+        <w:rPr>
+          <w:rFonts w:ascii="Consolas" w:hAnsi="Consolas"/>
+          <w:color w:val="0073E6"/>
+          <w:sz w:val="16"/>
+        </w:rPr>
+        <w:t xml:space="preserve">--test</w:t>
+      </w:r>
+      <w:r>
         <w:br/>
       </w:r>
       <w:r>
         <w:rPr>
           <w:rFonts w:ascii="Consolas" w:hAnsi="Consolas"/>
-          <w:color w:val="4EC9B0"/>
+          <w:b/>
+          <w:color w:val="000080"/>
           <w:sz w:val="16"/>
         </w:rPr>
-        <w:t>npm</w:t>
+        <w:t xml:space="preserve">npm</w:t>
       </w:r>
       <w:r>
         <w:rPr>
           <w:rFonts w:ascii="Consolas" w:hAnsi="Consolas"/>
-          <w:color w:val="D4D4D4"/>
+          <w:color w:val="262626"/>
           <w:sz w:val="16"/>
         </w:rPr>
         <w:t xml:space="preserve"> run build</w:t>
@@ -5198,23 +4819,24 @@
     <w:p>
       <w:pPr>
         <w:pStyle w:val="CodeBlock"/>
-        <w:shd w:fill="1E1E1E" w:val="clear"/>
         <w:pBdr>
-          <w:left w:val="single" w:sz="4" w:space="8" w:color="1E1E1E"/>
+          <w:left w:val="single" w:sz="12" w:space="8" w:color="B8DDE0"/>
         </w:pBdr>
+        <w:shd w:val="clear" w:color="auto" w:fill="F2F3F7"/>
       </w:pPr>
       <w:r>
         <w:rPr>
           <w:rFonts w:ascii="Consolas" w:hAnsi="Consolas"/>
-          <w:color w:val="569CD6"/>
+          <w:b/>
+          <w:color w:val="000080"/>
           <w:sz w:val="16"/>
         </w:rPr>
-        <w:t>return</w:t>
+        <w:t xml:space="preserve">return</w:t>
       </w:r>
       <w:r>
         <w:rPr>
           <w:rFonts w:ascii="Consolas" w:hAnsi="Consolas"/>
-          <w:color w:val="D4D4D4"/>
+          <w:color w:val="262626"/>
           <w:sz w:val="16"/>
         </w:rPr>
         <w:t xml:space="preserve"> </w:t>
@@ -5222,47 +4844,48 @@
       <w:r>
         <w:rPr>
           <w:rFonts w:ascii="Consolas" w:hAnsi="Consolas"/>
-          <w:color w:val="4EC9B0"/>
+          <w:color w:val="267F99"/>
           <w:sz w:val="16"/>
         </w:rPr>
-        <w:t>DB</w:t>
+        <w:t xml:space="preserve">DB</w:t>
       </w:r>
       <w:r>
         <w:rPr>
           <w:rFonts w:ascii="Consolas" w:hAnsi="Consolas"/>
-          <w:color w:val="D4D4D4"/>
+          <w:color w:val="262626"/>
           <w:sz w:val="16"/>
         </w:rPr>
-        <w:t>::</w:t>
+        <w:t xml:space="preserve">::</w:t>
       </w:r>
       <w:r>
         <w:rPr>
           <w:rFonts w:ascii="Consolas" w:hAnsi="Consolas"/>
-          <w:color w:val="DCDCAA"/>
+          <w:color w:val="795E26"/>
           <w:sz w:val="16"/>
         </w:rPr>
-        <w:t>transaction</w:t>
+        <w:t xml:space="preserve">transaction</w:t>
       </w:r>
       <w:r>
         <w:rPr>
           <w:rFonts w:ascii="Consolas" w:hAnsi="Consolas"/>
-          <w:color w:val="D4D4D4"/>
+          <w:color w:val="262626"/>
           <w:sz w:val="16"/>
         </w:rPr>
-        <w:t>(</w:t>
+        <w:t xml:space="preserve">(</w:t>
       </w:r>
       <w:r>
         <w:rPr>
           <w:rFonts w:ascii="Consolas" w:hAnsi="Consolas"/>
-          <w:color w:val="569CD6"/>
+          <w:b/>
+          <w:color w:val="000080"/>
           <w:sz w:val="16"/>
         </w:rPr>
-        <w:t>function</w:t>
+        <w:t xml:space="preserve">function</w:t>
       </w:r>
       <w:r>
         <w:rPr>
           <w:rFonts w:ascii="Consolas" w:hAnsi="Consolas"/>
-          <w:color w:val="D4D4D4"/>
+          <w:color w:val="262626"/>
           <w:sz w:val="16"/>
         </w:rPr>
         <w:t xml:space="preserve"> () </w:t>
@@ -5270,15 +4893,16 @@
       <w:r>
         <w:rPr>
           <w:rFonts w:ascii="Consolas" w:hAnsi="Consolas"/>
-          <w:color w:val="569CD6"/>
+          <w:b/>
+          <w:color w:val="000080"/>
           <w:sz w:val="16"/>
         </w:rPr>
-        <w:t>use</w:t>
+        <w:t xml:space="preserve">use</w:t>
       </w:r>
       <w:r>
         <w:rPr>
           <w:rFonts w:ascii="Consolas" w:hAnsi="Consolas"/>
-          <w:color w:val="D4D4D4"/>
+          <w:color w:val="262626"/>
           <w:sz w:val="16"/>
         </w:rPr>
         <w:t xml:space="preserve"> (</w:t>
@@ -5286,15 +4910,15 @@
       <w:r>
         <w:rPr>
           <w:rFonts w:ascii="Consolas" w:hAnsi="Consolas"/>
-          <w:color w:val="9CDCFE"/>
+          <w:color w:val="660E7A"/>
           <w:sz w:val="16"/>
         </w:rPr>
-        <w:t>$session</w:t>
+        <w:t xml:space="preserve">$session</w:t>
       </w:r>
       <w:r>
         <w:rPr>
           <w:rFonts w:ascii="Consolas" w:hAnsi="Consolas"/>
-          <w:color w:val="D4D4D4"/>
+          <w:color w:val="262626"/>
           <w:sz w:val="16"/>
         </w:rPr>
         <w:t xml:space="preserve">, </w:t>
@@ -5302,15 +4926,15 @@
       <w:r>
         <w:rPr>
           <w:rFonts w:ascii="Consolas" w:hAnsi="Consolas"/>
-          <w:color w:val="9CDCFE"/>
+          <w:color w:val="660E7A"/>
           <w:sz w:val="16"/>
         </w:rPr>
-        <w:t>$cart</w:t>
+        <w:t xml:space="preserve">$cart</w:t>
       </w:r>
       <w:r>
         <w:rPr>
           <w:rFonts w:ascii="Consolas" w:hAnsi="Consolas"/>
-          <w:color w:val="D4D4D4"/>
+          <w:color w:val="262626"/>
           <w:sz w:val="16"/>
         </w:rPr>
         <w:t xml:space="preserve">, </w:t>
@@ -5318,33 +4942,42 @@
       <w:r>
         <w:rPr>
           <w:rFonts w:ascii="Consolas" w:hAnsi="Consolas"/>
-          <w:color w:val="9CDCFE"/>
+          <w:color w:val="660E7A"/>
           <w:sz w:val="16"/>
         </w:rPr>
-        <w:t>$key</w:t>
+        <w:t xml:space="preserve">$key</w:t>
       </w:r>
       <w:r>
         <w:rPr>
           <w:rFonts w:ascii="Consolas" w:hAnsi="Consolas"/>
-          <w:color w:val="D4D4D4"/>
+          <w:color w:val="262626"/>
           <w:sz w:val="16"/>
         </w:rPr>
         <w:t xml:space="preserve">) {</w:t>
+      </w:r>
+      <w:r>
         <w:br/>
+      </w:r>
+      <w:r>
+        <w:rPr>
+          <w:rFonts w:ascii="Consolas" w:hAnsi="Consolas"/>
+          <w:color w:val="262626"/>
+          <w:sz w:val="16"/>
+        </w:rPr>
         <w:t xml:space="preserve">    </w:t>
       </w:r>
       <w:r>
         <w:rPr>
           <w:rFonts w:ascii="Consolas" w:hAnsi="Consolas"/>
-          <w:color w:val="9CDCFE"/>
+          <w:color w:val="660E7A"/>
           <w:sz w:val="16"/>
         </w:rPr>
-        <w:t>$existing</w:t>
+        <w:t xml:space="preserve">$existing</w:t>
       </w:r>
       <w:r>
         <w:rPr>
           <w:rFonts w:ascii="Consolas" w:hAnsi="Consolas"/>
-          <w:color w:val="D4D4D4"/>
+          <w:color w:val="262626"/>
           <w:sz w:val="16"/>
         </w:rPr>
         <w:t xml:space="preserve"> = </w:t>
@@ -5352,65 +4985,74 @@
       <w:r>
         <w:rPr>
           <w:rFonts w:ascii="Consolas" w:hAnsi="Consolas"/>
-          <w:color w:val="4EC9B0"/>
+          <w:color w:val="267F99"/>
           <w:sz w:val="16"/>
         </w:rPr>
-        <w:t>Order</w:t>
+        <w:t xml:space="preserve">Order</w:t>
       </w:r>
       <w:r>
         <w:rPr>
           <w:rFonts w:ascii="Consolas" w:hAnsi="Consolas"/>
-          <w:color w:val="D4D4D4"/>
+          <w:color w:val="262626"/>
           <w:sz w:val="16"/>
         </w:rPr>
-        <w:t>::</w:t>
+        <w:t xml:space="preserve">::</w:t>
       </w:r>
       <w:r>
         <w:rPr>
           <w:rFonts w:ascii="Consolas" w:hAnsi="Consolas"/>
-          <w:color w:val="DCDCAA"/>
+          <w:color w:val="795E26"/>
           <w:sz w:val="16"/>
         </w:rPr>
-        <w:t>query</w:t>
+        <w:t xml:space="preserve">query</w:t>
       </w:r>
       <w:r>
         <w:rPr>
           <w:rFonts w:ascii="Consolas" w:hAnsi="Consolas"/>
-          <w:color w:val="D4D4D4"/>
+          <w:color w:val="262626"/>
           <w:sz w:val="16"/>
         </w:rPr>
-        <w:t>()</w:t>
+        <w:t xml:space="preserve">()</w:t>
+      </w:r>
+      <w:r>
         <w:br/>
+      </w:r>
+      <w:r>
+        <w:rPr>
+          <w:rFonts w:ascii="Consolas" w:hAnsi="Consolas"/>
+          <w:color w:val="262626"/>
+          <w:sz w:val="16"/>
+        </w:rPr>
         <w:t xml:space="preserve">        -&gt;</w:t>
       </w:r>
       <w:r>
         <w:rPr>
           <w:rFonts w:ascii="Consolas" w:hAnsi="Consolas"/>
-          <w:color w:val="DCDCAA"/>
+          <w:color w:val="795E26"/>
           <w:sz w:val="16"/>
         </w:rPr>
-        <w:t>where</w:t>
+        <w:t xml:space="preserve">where</w:t>
       </w:r>
       <w:r>
         <w:rPr>
           <w:rFonts w:ascii="Consolas" w:hAnsi="Consolas"/>
-          <w:color w:val="D4D4D4"/>
+          <w:color w:val="262626"/>
           <w:sz w:val="16"/>
         </w:rPr>
-        <w:t>(</w:t>
+        <w:t xml:space="preserve">(</w:t>
       </w:r>
       <w:r>
         <w:rPr>
           <w:rFonts w:ascii="Consolas" w:hAnsi="Consolas"/>
-          <w:color w:val="CE9178"/>
+          <w:color w:val="00733B"/>
           <w:sz w:val="16"/>
         </w:rPr>
-        <w:t>'checkout_idempotency_key'</w:t>
+        <w:t xml:space="preserve">'checkout_idempotency_key'</w:t>
       </w:r>
       <w:r>
         <w:rPr>
           <w:rFonts w:ascii="Consolas" w:hAnsi="Consolas"/>
-          <w:color w:val="D4D4D4"/>
+          <w:color w:val="262626"/>
           <w:sz w:val="16"/>
         </w:rPr>
         <w:t xml:space="preserve">, </w:t>
@@ -5418,52 +5060,73 @@
       <w:r>
         <w:rPr>
           <w:rFonts w:ascii="Consolas" w:hAnsi="Consolas"/>
-          <w:color w:val="9CDCFE"/>
+          <w:color w:val="660E7A"/>
           <w:sz w:val="16"/>
         </w:rPr>
-        <w:t>$key</w:t>
+        <w:t xml:space="preserve">$key</w:t>
       </w:r>
       <w:r>
         <w:rPr>
           <w:rFonts w:ascii="Consolas" w:hAnsi="Consolas"/>
-          <w:color w:val="D4D4D4"/>
+          <w:color w:val="262626"/>
           <w:sz w:val="16"/>
         </w:rPr>
-        <w:t>)</w:t>
+        <w:t xml:space="preserve">)</w:t>
+      </w:r>
+      <w:r>
         <w:br/>
+      </w:r>
+      <w:r>
+        <w:rPr>
+          <w:rFonts w:ascii="Consolas" w:hAnsi="Consolas"/>
+          <w:color w:val="262626"/>
+          <w:sz w:val="16"/>
+        </w:rPr>
         <w:t xml:space="preserve">        -&gt;</w:t>
       </w:r>
       <w:r>
         <w:rPr>
           <w:rFonts w:ascii="Consolas" w:hAnsi="Consolas"/>
-          <w:color w:val="DCDCAA"/>
+          <w:color w:val="795E26"/>
           <w:sz w:val="16"/>
         </w:rPr>
-        <w:t>first</w:t>
+        <w:t xml:space="preserve">first</w:t>
       </w:r>
       <w:r>
         <w:rPr>
           <w:rFonts w:ascii="Consolas" w:hAnsi="Consolas"/>
-          <w:color w:val="D4D4D4"/>
+          <w:color w:val="262626"/>
           <w:sz w:val="16"/>
         </w:rPr>
-        <w:t>();</w:t>
+        <w:t xml:space="preserve">();</w:t>
+      </w:r>
+      <w:r>
         <w:br/>
+      </w:r>
+      <w:r>
         <w:br/>
+      </w:r>
+      <w:r>
+        <w:rPr>
+          <w:rFonts w:ascii="Consolas" w:hAnsi="Consolas"/>
+          <w:color w:val="262626"/>
+          <w:sz w:val="16"/>
+        </w:rPr>
         <w:t xml:space="preserve">    </w:t>
       </w:r>
       <w:r>
         <w:rPr>
           <w:rFonts w:ascii="Consolas" w:hAnsi="Consolas"/>
-          <w:color w:val="569CD6"/>
+          <w:b/>
+          <w:color w:val="000080"/>
           <w:sz w:val="16"/>
         </w:rPr>
-        <w:t>if</w:t>
+        <w:t xml:space="preserve">if</w:t>
       </w:r>
       <w:r>
         <w:rPr>
           <w:rFonts w:ascii="Consolas" w:hAnsi="Consolas"/>
-          <w:color w:val="D4D4D4"/>
+          <w:color w:val="262626"/>
           <w:sz w:val="16"/>
         </w:rPr>
         <w:t xml:space="preserve"> (</w:t>
@@ -5471,33 +5134,43 @@
       <w:r>
         <w:rPr>
           <w:rFonts w:ascii="Consolas" w:hAnsi="Consolas"/>
-          <w:color w:val="9CDCFE"/>
+          <w:color w:val="660E7A"/>
           <w:sz w:val="16"/>
         </w:rPr>
-        <w:t>$existing</w:t>
+        <w:t xml:space="preserve">$existing</w:t>
       </w:r>
       <w:r>
         <w:rPr>
           <w:rFonts w:ascii="Consolas" w:hAnsi="Consolas"/>
-          <w:color w:val="D4D4D4"/>
+          <w:color w:val="262626"/>
           <w:sz w:val="16"/>
         </w:rPr>
         <w:t xml:space="preserve">) {</w:t>
+      </w:r>
+      <w:r>
         <w:br/>
+      </w:r>
+      <w:r>
+        <w:rPr>
+          <w:rFonts w:ascii="Consolas" w:hAnsi="Consolas"/>
+          <w:color w:val="262626"/>
+          <w:sz w:val="16"/>
+        </w:rPr>
         <w:t xml:space="preserve">        </w:t>
       </w:r>
       <w:r>
         <w:rPr>
           <w:rFonts w:ascii="Consolas" w:hAnsi="Consolas"/>
-          <w:color w:val="569CD6"/>
+          <w:b/>
+          <w:color w:val="000080"/>
           <w:sz w:val="16"/>
         </w:rPr>
-        <w:t>return</w:t>
+        <w:t xml:space="preserve">return</w:t>
       </w:r>
       <w:r>
         <w:rPr>
           <w:rFonts w:ascii="Consolas" w:hAnsi="Consolas"/>
-          <w:color w:val="D4D4D4"/>
+          <w:color w:val="262626"/>
           <w:sz w:val="16"/>
         </w:rPr>
         <w:t xml:space="preserve"> </w:t>
@@ -5505,36 +5178,56 @@
       <w:r>
         <w:rPr>
           <w:rFonts w:ascii="Consolas" w:hAnsi="Consolas"/>
-          <w:color w:val="9CDCFE"/>
+          <w:color w:val="660E7A"/>
           <w:sz w:val="16"/>
         </w:rPr>
-        <w:t>$existing</w:t>
+        <w:t xml:space="preserve">$existing</w:t>
       </w:r>
       <w:r>
         <w:rPr>
           <w:rFonts w:ascii="Consolas" w:hAnsi="Consolas"/>
-          <w:color w:val="D4D4D4"/>
+          <w:color w:val="262626"/>
           <w:sz w:val="16"/>
         </w:rPr>
-        <w:t>;</w:t>
+        <w:t xml:space="preserve">;</w:t>
+      </w:r>
+      <w:r>
         <w:br/>
+      </w:r>
+      <w:r>
+        <w:rPr>
+          <w:rFonts w:ascii="Consolas" w:hAnsi="Consolas"/>
+          <w:color w:val="262626"/>
+          <w:sz w:val="16"/>
+        </w:rPr>
         <w:t xml:space="preserve">    }</w:t>
+      </w:r>
+      <w:r>
         <w:br/>
+      </w:r>
+      <w:r>
         <w:br/>
+      </w:r>
+      <w:r>
+        <w:rPr>
+          <w:rFonts w:ascii="Consolas" w:hAnsi="Consolas"/>
+          <w:color w:val="262626"/>
+          <w:sz w:val="16"/>
+        </w:rPr>
         <w:t xml:space="preserve">    </w:t>
       </w:r>
       <w:r>
         <w:rPr>
           <w:rFonts w:ascii="Consolas" w:hAnsi="Consolas"/>
-          <w:color w:val="9CDCFE"/>
+          <w:color w:val="660E7A"/>
           <w:sz w:val="16"/>
         </w:rPr>
-        <w:t>$menus</w:t>
+        <w:t xml:space="preserve">$menus</w:t>
       </w:r>
       <w:r>
         <w:rPr>
           <w:rFonts w:ascii="Consolas" w:hAnsi="Consolas"/>
-          <w:color w:val="D4D4D4"/>
+          <w:color w:val="262626"/>
           <w:sz w:val="16"/>
         </w:rPr>
         <w:t xml:space="preserve"> = </w:t>
@@ -5542,97 +5235,106 @@
       <w:r>
         <w:rPr>
           <w:rFonts w:ascii="Consolas" w:hAnsi="Consolas"/>
-          <w:color w:val="4EC9B0"/>
+          <w:color w:val="267F99"/>
           <w:sz w:val="16"/>
         </w:rPr>
-        <w:t>Menu</w:t>
+        <w:t xml:space="preserve">Menu</w:t>
       </w:r>
       <w:r>
         <w:rPr>
           <w:rFonts w:ascii="Consolas" w:hAnsi="Consolas"/>
-          <w:color w:val="D4D4D4"/>
+          <w:color w:val="262626"/>
           <w:sz w:val="16"/>
         </w:rPr>
-        <w:t>::</w:t>
+        <w:t xml:space="preserve">::</w:t>
       </w:r>
       <w:r>
         <w:rPr>
           <w:rFonts w:ascii="Consolas" w:hAnsi="Consolas"/>
-          <w:color w:val="DCDCAA"/>
+          <w:color w:val="795E26"/>
           <w:sz w:val="16"/>
         </w:rPr>
-        <w:t>withoutGlobalScopes</w:t>
+        <w:t xml:space="preserve">withoutGlobalScopes</w:t>
       </w:r>
       <w:r>
         <w:rPr>
           <w:rFonts w:ascii="Consolas" w:hAnsi="Consolas"/>
-          <w:color w:val="D4D4D4"/>
+          <w:color w:val="262626"/>
           <w:sz w:val="16"/>
         </w:rPr>
-        <w:t>()</w:t>
+        <w:t xml:space="preserve">()</w:t>
+      </w:r>
+      <w:r>
         <w:br/>
+      </w:r>
+      <w:r>
+        <w:rPr>
+          <w:rFonts w:ascii="Consolas" w:hAnsi="Consolas"/>
+          <w:color w:val="262626"/>
+          <w:sz w:val="16"/>
+        </w:rPr>
         <w:t xml:space="preserve">        -&gt;</w:t>
       </w:r>
       <w:r>
         <w:rPr>
           <w:rFonts w:ascii="Consolas" w:hAnsi="Consolas"/>
-          <w:color w:val="DCDCAA"/>
+          <w:color w:val="795E26"/>
           <w:sz w:val="16"/>
         </w:rPr>
-        <w:t>whereKey</w:t>
+        <w:t xml:space="preserve">whereKey</w:t>
       </w:r>
       <w:r>
         <w:rPr>
           <w:rFonts w:ascii="Consolas" w:hAnsi="Consolas"/>
-          <w:color w:val="D4D4D4"/>
+          <w:color w:val="262626"/>
           <w:sz w:val="16"/>
         </w:rPr>
-        <w:t>(</w:t>
+        <w:t xml:space="preserve">(</w:t>
       </w:r>
       <w:r>
         <w:rPr>
           <w:rFonts w:ascii="Consolas" w:hAnsi="Consolas"/>
-          <w:color w:val="DCDCAA"/>
+          <w:color w:val="795E26"/>
           <w:sz w:val="16"/>
         </w:rPr>
-        <w:t>array_column</w:t>
+        <w:t xml:space="preserve">array_column</w:t>
       </w:r>
       <w:r>
         <w:rPr>
           <w:rFonts w:ascii="Consolas" w:hAnsi="Consolas"/>
-          <w:color w:val="D4D4D4"/>
+          <w:color w:val="262626"/>
           <w:sz w:val="16"/>
         </w:rPr>
-        <w:t>(</w:t>
+        <w:t xml:space="preserve">(</w:t>
       </w:r>
       <w:r>
         <w:rPr>
           <w:rFonts w:ascii="Consolas" w:hAnsi="Consolas"/>
-          <w:color w:val="9CDCFE"/>
+          <w:color w:val="660E7A"/>
           <w:sz w:val="16"/>
         </w:rPr>
-        <w:t>$cart</w:t>
+        <w:t xml:space="preserve">$cart</w:t>
       </w:r>
       <w:r>
         <w:rPr>
           <w:rFonts w:ascii="Consolas" w:hAnsi="Consolas"/>
-          <w:color w:val="D4D4D4"/>
+          <w:color w:val="262626"/>
           <w:sz w:val="16"/>
         </w:rPr>
-        <w:t>[</w:t>
+        <w:t xml:space="preserve">[</w:t>
       </w:r>
       <w:r>
         <w:rPr>
           <w:rFonts w:ascii="Consolas" w:hAnsi="Consolas"/>
-          <w:color w:val="CE9178"/>
+          <w:color w:val="00733B"/>
           <w:sz w:val="16"/>
         </w:rPr>
-        <w:t>'items'</w:t>
+        <w:t xml:space="preserve">'items'</w:t>
       </w:r>
       <w:r>
         <w:rPr>
           <w:rFonts w:ascii="Consolas" w:hAnsi="Consolas"/>
-          <w:color w:val="D4D4D4"/>
+          <w:color w:val="262626"/>
           <w:sz w:val="16"/>
         </w:rPr>
         <w:t xml:space="preserve">], </w:t>
@@ -5640,190 +5342,257 @@
       <w:r>
         <w:rPr>
           <w:rFonts w:ascii="Consolas" w:hAnsi="Consolas"/>
-          <w:color w:val="CE9178"/>
+          <w:color w:val="00733B"/>
           <w:sz w:val="16"/>
         </w:rPr>
-        <w:t>'menu_id'</w:t>
+        <w:t xml:space="preserve">'menu_id'</w:t>
       </w:r>
       <w:r>
         <w:rPr>
           <w:rFonts w:ascii="Consolas" w:hAnsi="Consolas"/>
-          <w:color w:val="D4D4D4"/>
+          <w:color w:val="262626"/>
           <w:sz w:val="16"/>
         </w:rPr>
-        <w:t>))</w:t>
+        <w:t xml:space="preserve">))</w:t>
+      </w:r>
+      <w:r>
         <w:br/>
+      </w:r>
+      <w:r>
+        <w:rPr>
+          <w:rFonts w:ascii="Consolas" w:hAnsi="Consolas"/>
+          <w:color w:val="262626"/>
+          <w:sz w:val="16"/>
+        </w:rPr>
         <w:t xml:space="preserve">        -&gt;</w:t>
       </w:r>
       <w:r>
         <w:rPr>
           <w:rFonts w:ascii="Consolas" w:hAnsi="Consolas"/>
-          <w:color w:val="DCDCAA"/>
+          <w:color w:val="795E26"/>
           <w:sz w:val="16"/>
         </w:rPr>
-        <w:t>lockForUpdate</w:t>
+        <w:t xml:space="preserve">lockForUpdate</w:t>
       </w:r>
       <w:r>
         <w:rPr>
           <w:rFonts w:ascii="Consolas" w:hAnsi="Consolas"/>
-          <w:color w:val="D4D4D4"/>
+          <w:color w:val="262626"/>
           <w:sz w:val="16"/>
         </w:rPr>
-        <w:t>()</w:t>
+        <w:t xml:space="preserve">()</w:t>
+      </w:r>
+      <w:r>
         <w:br/>
+      </w:r>
+      <w:r>
+        <w:rPr>
+          <w:rFonts w:ascii="Consolas" w:hAnsi="Consolas"/>
+          <w:color w:val="262626"/>
+          <w:sz w:val="16"/>
+        </w:rPr>
         <w:t xml:space="preserve">        -&gt;</w:t>
       </w:r>
       <w:r>
         <w:rPr>
           <w:rFonts w:ascii="Consolas" w:hAnsi="Consolas"/>
-          <w:color w:val="DCDCAA"/>
+          <w:color w:val="795E26"/>
           <w:sz w:val="16"/>
         </w:rPr>
-        <w:t>get</w:t>
+        <w:t xml:space="preserve">get</w:t>
       </w:r>
       <w:r>
         <w:rPr>
           <w:rFonts w:ascii="Consolas" w:hAnsi="Consolas"/>
-          <w:color w:val="D4D4D4"/>
+          <w:color w:val="262626"/>
           <w:sz w:val="16"/>
         </w:rPr>
-        <w:t>()</w:t>
+        <w:t xml:space="preserve">()</w:t>
+      </w:r>
+      <w:r>
         <w:br/>
+      </w:r>
+      <w:r>
+        <w:rPr>
+          <w:rFonts w:ascii="Consolas" w:hAnsi="Consolas"/>
+          <w:color w:val="262626"/>
+          <w:sz w:val="16"/>
+        </w:rPr>
         <w:t xml:space="preserve">        -&gt;</w:t>
       </w:r>
       <w:r>
         <w:rPr>
           <w:rFonts w:ascii="Consolas" w:hAnsi="Consolas"/>
-          <w:color w:val="DCDCAA"/>
+          <w:color w:val="795E26"/>
           <w:sz w:val="16"/>
         </w:rPr>
-        <w:t>keyBy</w:t>
+        <w:t xml:space="preserve">keyBy</w:t>
       </w:r>
       <w:r>
         <w:rPr>
           <w:rFonts w:ascii="Consolas" w:hAnsi="Consolas"/>
-          <w:color w:val="D4D4D4"/>
+          <w:color w:val="262626"/>
           <w:sz w:val="16"/>
         </w:rPr>
-        <w:t>(</w:t>
+        <w:t xml:space="preserve">(</w:t>
       </w:r>
       <w:r>
         <w:rPr>
           <w:rFonts w:ascii="Consolas" w:hAnsi="Consolas"/>
-          <w:color w:val="CE9178"/>
+          <w:color w:val="00733B"/>
           <w:sz w:val="16"/>
         </w:rPr>
-        <w:t>'id'</w:t>
+        <w:t xml:space="preserve">'id'</w:t>
       </w:r>
       <w:r>
         <w:rPr>
           <w:rFonts w:ascii="Consolas" w:hAnsi="Consolas"/>
-          <w:color w:val="D4D4D4"/>
+          <w:color w:val="262626"/>
           <w:sz w:val="16"/>
         </w:rPr>
-        <w:t>);</w:t>
+        <w:t xml:space="preserve">);</w:t>
+      </w:r>
+      <w:r>
         <w:br/>
+      </w:r>
+      <w:r>
         <w:br/>
+      </w:r>
+      <w:r>
+        <w:rPr>
+          <w:rFonts w:ascii="Consolas" w:hAnsi="Consolas"/>
+          <w:color w:val="262626"/>
+          <w:sz w:val="16"/>
+        </w:rPr>
         <w:t xml:space="preserve">    </w:t>
       </w:r>
       <w:r>
         <w:rPr>
           <w:rFonts w:ascii="Consolas" w:hAnsi="Consolas"/>
-          <w:color w:val="6A9955"/>
+          <w:i/>
+          <w:color w:val="808080"/>
           <w:sz w:val="16"/>
         </w:rPr>
-        <w:t>// validasi, buat order + tenant_orders, snapshot, kurangi stok</w:t>
+        <w:t xml:space="preserve">// validasi, buat order + tenant_orders, snapshot, kurangi stok</w:t>
+      </w:r>
+      <w:r>
+        <w:br/>
       </w:r>
       <w:r>
         <w:rPr>
           <w:rFonts w:ascii="Consolas" w:hAnsi="Consolas"/>
-          <w:color w:val="D4D4D4"/>
+          <w:color w:val="262626"/>
           <w:sz w:val="16"/>
         </w:rPr>
+        <w:t xml:space="preserve">    </w:t>
+      </w:r>
+      <w:r>
+        <w:rPr>
+          <w:rFonts w:ascii="Consolas" w:hAnsi="Consolas"/>
+          <w:b/>
+          <w:color w:val="000080"/>
+          <w:sz w:val="16"/>
+        </w:rPr>
+        <w:t xml:space="preserve">return</w:t>
+      </w:r>
+      <w:r>
+        <w:rPr>
+          <w:rFonts w:ascii="Consolas" w:hAnsi="Consolas"/>
+          <w:color w:val="262626"/>
+          <w:sz w:val="16"/>
+        </w:rPr>
+        <w:t xml:space="preserve"> </w:t>
+      </w:r>
+      <w:r>
+        <w:rPr>
+          <w:rFonts w:ascii="Consolas" w:hAnsi="Consolas"/>
+          <w:color w:val="660E7A"/>
+          <w:sz w:val="16"/>
+        </w:rPr>
+        <w:t xml:space="preserve">$order</w:t>
+      </w:r>
+      <w:r>
+        <w:rPr>
+          <w:rFonts w:ascii="Consolas" w:hAnsi="Consolas"/>
+          <w:color w:val="262626"/>
+          <w:sz w:val="16"/>
+        </w:rPr>
+        <w:t xml:space="preserve">-&gt;</w:t>
+      </w:r>
+      <w:r>
+        <w:rPr>
+          <w:rFonts w:ascii="Consolas" w:hAnsi="Consolas"/>
+          <w:color w:val="795E26"/>
+          <w:sz w:val="16"/>
+        </w:rPr>
+        <w:t xml:space="preserve">load</w:t>
+      </w:r>
+      <w:r>
+        <w:rPr>
+          <w:rFonts w:ascii="Consolas" w:hAnsi="Consolas"/>
+          <w:color w:val="262626"/>
+          <w:sz w:val="16"/>
+        </w:rPr>
+        <w:t xml:space="preserve">(</w:t>
+      </w:r>
+      <w:r>
+        <w:rPr>
+          <w:rFonts w:ascii="Consolas" w:hAnsi="Consolas"/>
+          <w:color w:val="00733B"/>
+          <w:sz w:val="16"/>
+        </w:rPr>
+        <w:t xml:space="preserve">'tenantOrders.items'</w:t>
+      </w:r>
+      <w:r>
+        <w:rPr>
+          <w:rFonts w:ascii="Consolas" w:hAnsi="Consolas"/>
+          <w:color w:val="262626"/>
+          <w:sz w:val="16"/>
+        </w:rPr>
+        <w:t xml:space="preserve">);</w:t>
+      </w:r>
+      <w:r>
         <w:br/>
-        <w:t xml:space="preserve">    </w:t>
       </w:r>
       <w:r>
         <w:rPr>
           <w:rFonts w:ascii="Consolas" w:hAnsi="Consolas"/>
-          <w:color w:val="569CD6"/>
+          <w:color w:val="262626"/>
           <w:sz w:val="16"/>
         </w:rPr>
-        <w:t>return</w:t>
+        <w:t xml:space="preserve">}, </w:t>
       </w:r>
       <w:r>
         <w:rPr>
           <w:rFonts w:ascii="Consolas" w:hAnsi="Consolas"/>
-          <w:color w:val="D4D4D4"/>
+          <w:color w:val="660E7A"/>
           <w:sz w:val="16"/>
         </w:rPr>
-        <w:t xml:space="preserve"> </w:t>
+        <w:t xml:space="preserve">attempts</w:t>
       </w:r>
       <w:r>
         <w:rPr>
           <w:rFonts w:ascii="Consolas" w:hAnsi="Consolas"/>
-          <w:color w:val="9CDCFE"/>
+          <w:color w:val="262626"/>
           <w:sz w:val="16"/>
         </w:rPr>
-        <w:t>$order</w:t>
+        <w:t xml:space="preserve">: </w:t>
       </w:r>
       <w:r>
         <w:rPr>
           <w:rFonts w:ascii="Consolas" w:hAnsi="Consolas"/>
-          <w:color w:val="D4D4D4"/>
+          <w:color w:val="0073E6"/>
           <w:sz w:val="16"/>
         </w:rPr>
-        <w:t>-&gt;</w:t>
+        <w:t xml:space="preserve">3</w:t>
       </w:r>
       <w:r>
         <w:rPr>
           <w:rFonts w:ascii="Consolas" w:hAnsi="Consolas"/>
-          <w:color w:val="DCDCAA"/>
+          <w:color w:val="262626"/>
           <w:sz w:val="16"/>
         </w:rPr>
-        <w:t>load</w:t>
-      </w:r>
-      <w:r>
-        <w:rPr>
-          <w:rFonts w:ascii="Consolas" w:hAnsi="Consolas"/>
-          <w:color w:val="D4D4D4"/>
-          <w:sz w:val="16"/>
-        </w:rPr>
-        <w:t>(</w:t>
-      </w:r>
-      <w:r>
-        <w:rPr>
-          <w:rFonts w:ascii="Consolas" w:hAnsi="Consolas"/>
-          <w:color w:val="CE9178"/>
-          <w:sz w:val="16"/>
-        </w:rPr>
-        <w:t>'tenantOrders.items'</w:t>
-      </w:r>
-      <w:r>
-        <w:rPr>
-          <w:rFonts w:ascii="Consolas" w:hAnsi="Consolas"/>
-          <w:color w:val="D4D4D4"/>
-          <w:sz w:val="16"/>
-        </w:rPr>
-        <w:t>);</w:t>
-        <w:br/>
-        <w:t xml:space="preserve">}, attempts: </w:t>
-      </w:r>
-      <w:r>
-        <w:rPr>
-          <w:rFonts w:ascii="Consolas" w:hAnsi="Consolas"/>
-          <w:color w:val="B5CEA8"/>
-          <w:sz w:val="16"/>
-        </w:rPr>
-        <w:t>3</w:t>
-      </w:r>
-      <w:r>
-        <w:rPr>
-          <w:rFonts w:ascii="Consolas" w:hAnsi="Consolas"/>
-          <w:color w:val="D4D4D4"/>
-          <w:sz w:val="16"/>
-        </w:rPr>
-        <w:t>);</w:t>
+        <w:t xml:space="preserve">);</w:t>
       </w:r>
     </w:p>
     <w:p>
@@ -18853,7 +18622,7 @@
     </w:pPr>
     <w:rPr>
       <w:rFonts w:ascii="Consolas" w:hAnsi="Consolas"/>
-      <w:color w:val="D4D4D4"/>
+      <w:color w:val="262626"/>
       <w:sz w:val="16"/>
     </w:rPr>
   </w:style>
@@ -18965,7 +18734,7 @@
     <w:rPr>
       <w:rFonts w:ascii="Consolas" w:hAnsi="Consolas"/>
       <w:b/>
-      <w:color w:val="FFFFFF"/>
+      <w:color w:val="262626"/>
       <w:sz w:val="16"/>
     </w:rPr>
   </w:style>
